--- a/docs/RELATORIO_POP_SISTEMA_GUARDIOES_DA_LASANHA.docx
+++ b/docs/RELATORIO_POP_SISTEMA_GUARDIOES_DA_LASANHA.docx
@@ -4,85 +4,114 @@
   <w:body>
     <w:p>
       <w:pPr>
-        <w:spacing w:before="1600" w:after="280" w:line="300" w:lineRule="auto"/>
-        <w:jc w:val="center"/>
+        <w:spacing w:after="300"/>
+        <w:jc w:val="left"/>
+      </w:pPr>
+      <w:r>
+        <w:drawing>
+          <wp:inline xmlns:a="http://schemas.openxmlformats.org/drawingml/2006/main" xmlns:pic="http://schemas.openxmlformats.org/drawingml/2006/picture">
+            <wp:extent cx="1512000" cy="427304"/>
+            <wp:docPr id="1" name="Picture 1"/>
+            <wp:cNvGraphicFramePr>
+              <a:graphicFrameLocks noChangeAspect="1"/>
+            </wp:cNvGraphicFramePr>
+            <a:graphic>
+              <a:graphicData uri="http://schemas.openxmlformats.org/drawingml/2006/picture">
+                <pic:pic>
+                  <pic:nvPicPr>
+                    <pic:cNvPr id="0" name="enpro_logo_reference.png"/>
+                    <pic:cNvPicPr/>
+                  </pic:nvPicPr>
+                  <pic:blipFill>
+                    <a:blip r:embed="rId9"/>
+                    <a:stretch>
+                      <a:fillRect/>
+                    </a:stretch>
+                  </pic:blipFill>
+                  <pic:spPr>
+                    <a:xfrm>
+                      <a:off x="0" y="0"/>
+                      <a:ext cx="1512000" cy="427304"/>
+                    </a:xfrm>
+                    <a:prstGeom prst="rect"/>
+                  </pic:spPr>
+                </pic:pic>
+              </a:graphicData>
+            </a:graphic>
+          </wp:inline>
+        </w:drawing>
+      </w:r>
+    </w:p>
+    <w:p>
+      <w:pPr>
+        <w:spacing w:after="40"/>
       </w:pPr>
       <w:r>
         <w:rPr>
-          <w:rFonts w:ascii="Calibri" w:hAnsi="Calibri"/>
+          <w:rFonts w:ascii="Arial" w:hAnsi="Arial"/>
           <w:b/>
           <w:i w:val="0"/>
-          <w:color w:val="FFB800"/>
-          <w:sz w:val="22"/>
+          <w:color w:val="203E70"/>
+          <w:sz w:val="34"/>
         </w:rPr>
-        <w:t>DOCUMENTO OPERACIONAL</w:t>
+        <w:t>RELATÓRIO TÉCNICO-OPERACIONAL</w:t>
       </w:r>
     </w:p>
     <w:p>
       <w:pPr>
         <w:spacing w:after="160"/>
-        <w:jc w:val="center"/>
       </w:pPr>
       <w:r>
         <w:rPr>
-          <w:rFonts w:ascii="Calibri" w:hAnsi="Calibri"/>
+          <w:rFonts w:ascii="Arial" w:hAnsi="Arial"/>
           <w:b/>
           <w:i w:val="0"/>
-          <w:color w:val="10211B"/>
-          <w:sz w:val="56"/>
+          <w:color w:val="203E70"/>
+          <w:sz w:val="23"/>
         </w:rPr>
-        <w:t>Relatório POP do Sistema</w:t>
+        <w:t>Sistema de Gestão Financeira e Operacional</w:t>
       </w:r>
     </w:p>
     <w:p>
       <w:pPr>
-        <w:spacing w:after="400"/>
-        <w:jc w:val="center"/>
+        <w:spacing w:after="180"/>
+        <w:pBdr>
+          <w:bottom w:val="single" w:sz="14" w:space="3" w:color="B18B4B"/>
+        </w:pBdr>
       </w:pPr>
-      <w:r>
-        <w:rPr>
-          <w:rFonts w:ascii="Calibri" w:hAnsi="Calibri"/>
-          <w:b/>
-          <w:i w:val="0"/>
-          <w:color w:val="75B82A"/>
-          <w:sz w:val="34"/>
-        </w:rPr>
-        <w:t>Guardiões da Lasanha</w:t>
-      </w:r>
-    </w:p>
-    <w:p>
-      <w:pPr>
-        <w:spacing w:before="0" w:after="560" w:line="300" w:lineRule="auto"/>
-        <w:jc w:val="center"/>
-      </w:pPr>
-      <w:r>
-        <w:rPr>
-          <w:rFonts w:ascii="Calibri" w:hAnsi="Calibri"/>
-          <w:b w:val="0"/>
-          <w:i w:val="0"/>
-          <w:color w:val="5C6A64"/>
-          <w:sz w:val="24"/>
-        </w:rPr>
-        <w:t>ERP financeiro e operacional para controle de custos, rentabilidade e decisão gerencial.</w:t>
-      </w:r>
     </w:p>
     <w:tbl>
       <w:tblPr>
-        <w:tblW w:type="dxa" w:w="9360"/>
+        <w:tblW w:type="dxa" w:w="10584"/>
         <w:jc w:val="left"/>
         <w:tblLayout w:type="fixed"/>
         <w:tblLook w:firstColumn="1" w:firstRow="1" w:lastColumn="0" w:lastRow="0" w:noHBand="0" w:noVBand="1" w:val="04A0"/>
-        <w:tblInd w:w="120" w:type="dxa"/>
+        <w:tblInd w:w="0" w:type="dxa"/>
       </w:tblPr>
       <w:tblGrid>
-        <w:gridCol w:w="2700"/>
-        <w:gridCol w:w="6660"/>
+        <w:gridCol w:w="2140"/>
+        <w:gridCol w:w="3660"/>
+        <w:gridCol w:w="1820"/>
+        <w:gridCol w:w="2964"/>
       </w:tblGrid>
       <w:tr>
         <w:tc>
           <w:tcPr>
-            <w:tcW w:type="dxa" w:w="2700"/>
-            <w:shd w:fill="F6F8F7"/>
+            <w:tcW w:type="dxa" w:w="2140"/>
+            <w:tcMar>
+              <w:top w:w="70" w:type="dxa"/>
+              <w:start w:w="100" w:type="dxa"/>
+              <w:bottom w:w="70" w:type="dxa"/>
+              <w:end w:w="100" w:type="dxa"/>
+            </w:tcMar>
+            <w:tcBorders>
+              <w:top w:val="single" w:sz="5" w:color="111111"/>
+              <w:left w:val="single" w:sz="5" w:color="111111"/>
+              <w:bottom w:val="single" w:sz="5" w:color="111111"/>
+              <w:right w:val="single" w:sz="5" w:color="111111"/>
+            </w:tcBorders>
+            <w:vAlign w:val="center"/>
+            <w:shd w:fill="F1F1F1"/>
           </w:tcPr>
           <w:p>
             <w:pPr>
@@ -90,19 +119,32 @@
             </w:pPr>
             <w:r>
               <w:rPr>
-                <w:rFonts w:ascii="Calibri" w:hAnsi="Calibri"/>
+                <w:rFonts w:ascii="Arial" w:hAnsi="Arial"/>
                 <w:b/>
                 <w:i w:val="0"/>
-                <w:color w:val="10211B"/>
-                <w:sz w:val="20"/>
+                <w:color w:val="111111"/>
+                <w:sz w:val="18"/>
               </w:rPr>
-              <w:t>Versão</w:t>
+              <w:t>Cliente:</w:t>
             </w:r>
           </w:p>
         </w:tc>
         <w:tc>
           <w:tcPr>
-            <w:tcW w:type="dxa" w:w="6660"/>
+            <w:tcW w:type="dxa" w:w="3660"/>
+            <w:tcMar>
+              <w:top w:w="70" w:type="dxa"/>
+              <w:start w:w="100" w:type="dxa"/>
+              <w:bottom w:w="70" w:type="dxa"/>
+              <w:end w:w="100" w:type="dxa"/>
+            </w:tcMar>
+            <w:tcBorders>
+              <w:top w:val="single" w:sz="5" w:color="111111"/>
+              <w:left w:val="single" w:sz="5" w:color="111111"/>
+              <w:bottom w:val="single" w:sz="5" w:color="111111"/>
+              <w:right w:val="single" w:sz="5" w:color="111111"/>
+            </w:tcBorders>
+            <w:vAlign w:val="center"/>
           </w:tcPr>
           <w:p>
             <w:pPr>
@@ -110,13 +152,80 @@
             </w:pPr>
             <w:r>
               <w:rPr>
-                <w:rFonts w:ascii="Calibri" w:hAnsi="Calibri"/>
+                <w:rFonts w:ascii="Arial" w:hAnsi="Arial"/>
                 <w:b w:val="0"/>
                 <w:i w:val="0"/>
-                <w:color w:val="10211B"/>
-                <w:sz w:val="20"/>
+                <w:color w:val="111111"/>
+                <w:sz w:val="18"/>
               </w:rPr>
-              <w:t>1.0 - Encerramento do desenvolvimento</w:t>
+              <w:t>Guardiões da Lasanha</w:t>
+            </w:r>
+          </w:p>
+        </w:tc>
+        <w:tc>
+          <w:tcPr>
+            <w:tcW w:type="dxa" w:w="1820"/>
+            <w:tcMar>
+              <w:top w:w="70" w:type="dxa"/>
+              <w:start w:w="100" w:type="dxa"/>
+              <w:bottom w:w="70" w:type="dxa"/>
+              <w:end w:w="100" w:type="dxa"/>
+            </w:tcMar>
+            <w:tcBorders>
+              <w:top w:val="single" w:sz="5" w:color="111111"/>
+              <w:left w:val="single" w:sz="5" w:color="111111"/>
+              <w:bottom w:val="single" w:sz="5" w:color="111111"/>
+              <w:right w:val="single" w:sz="5" w:color="111111"/>
+            </w:tcBorders>
+            <w:vAlign w:val="center"/>
+            <w:shd w:fill="F1F1F1"/>
+          </w:tcPr>
+          <w:p>
+            <w:pPr>
+              <w:spacing w:after="0"/>
+            </w:pPr>
+            <w:r>
+              <w:rPr>
+                <w:rFonts w:ascii="Arial" w:hAnsi="Arial"/>
+                <w:b/>
+                <w:i w:val="0"/>
+                <w:color w:val="111111"/>
+                <w:sz w:val="18"/>
+              </w:rPr>
+              <w:t>Data:</w:t>
+            </w:r>
+          </w:p>
+        </w:tc>
+        <w:tc>
+          <w:tcPr>
+            <w:tcW w:type="dxa" w:w="2964"/>
+            <w:tcMar>
+              <w:top w:w="70" w:type="dxa"/>
+              <w:start w:w="100" w:type="dxa"/>
+              <w:bottom w:w="70" w:type="dxa"/>
+              <w:end w:w="100" w:type="dxa"/>
+            </w:tcMar>
+            <w:tcBorders>
+              <w:top w:val="single" w:sz="5" w:color="111111"/>
+              <w:left w:val="single" w:sz="5" w:color="111111"/>
+              <w:bottom w:val="single" w:sz="5" w:color="111111"/>
+              <w:right w:val="single" w:sz="5" w:color="111111"/>
+            </w:tcBorders>
+            <w:vAlign w:val="center"/>
+          </w:tcPr>
+          <w:p>
+            <w:pPr>
+              <w:spacing w:after="0"/>
+            </w:pPr>
+            <w:r>
+              <w:rPr>
+                <w:rFonts w:ascii="Arial" w:hAnsi="Arial"/>
+                <w:b w:val="0"/>
+                <w:i w:val="0"/>
+                <w:color w:val="111111"/>
+                <w:sz w:val="18"/>
+              </w:rPr>
+              <w:t>01/09/2026</w:t>
             </w:r>
           </w:p>
         </w:tc>
@@ -124,8 +233,21 @@
       <w:tr>
         <w:tc>
           <w:tcPr>
-            <w:tcW w:type="dxa" w:w="2700"/>
-            <w:shd w:fill="F6F8F7"/>
+            <w:tcW w:type="dxa" w:w="2140"/>
+            <w:tcMar>
+              <w:top w:w="70" w:type="dxa"/>
+              <w:start w:w="100" w:type="dxa"/>
+              <w:bottom w:w="70" w:type="dxa"/>
+              <w:end w:w="100" w:type="dxa"/>
+            </w:tcMar>
+            <w:tcBorders>
+              <w:top w:val="single" w:sz="5" w:color="111111"/>
+              <w:left w:val="single" w:sz="5" w:color="111111"/>
+              <w:bottom w:val="single" w:sz="5" w:color="111111"/>
+              <w:right w:val="single" w:sz="5" w:color="111111"/>
+            </w:tcBorders>
+            <w:vAlign w:val="center"/>
+            <w:shd w:fill="F1F1F1"/>
           </w:tcPr>
           <w:p>
             <w:pPr>
@@ -133,19 +255,32 @@
             </w:pPr>
             <w:r>
               <w:rPr>
-                <w:rFonts w:ascii="Calibri" w:hAnsi="Calibri"/>
+                <w:rFonts w:ascii="Arial" w:hAnsi="Arial"/>
                 <w:b/>
                 <w:i w:val="0"/>
-                <w:color w:val="10211B"/>
-                <w:sz w:val="20"/>
+                <w:color w:val="111111"/>
+                <w:sz w:val="18"/>
               </w:rPr>
-              <w:t>Data</w:t>
+              <w:t>Referência:</w:t>
             </w:r>
           </w:p>
         </w:tc>
         <w:tc>
           <w:tcPr>
-            <w:tcW w:type="dxa" w:w="6660"/>
+            <w:tcW w:type="dxa" w:w="3660"/>
+            <w:tcMar>
+              <w:top w:w="70" w:type="dxa"/>
+              <w:start w:w="100" w:type="dxa"/>
+              <w:bottom w:w="70" w:type="dxa"/>
+              <w:end w:w="100" w:type="dxa"/>
+            </w:tcMar>
+            <w:tcBorders>
+              <w:top w:val="single" w:sz="5" w:color="111111"/>
+              <w:left w:val="single" w:sz="5" w:color="111111"/>
+              <w:bottom w:val="single" w:sz="5" w:color="111111"/>
+              <w:right w:val="single" w:sz="5" w:color="111111"/>
+            </w:tcBorders>
+            <w:vAlign w:val="center"/>
           </w:tcPr>
           <w:p>
             <w:pPr>
@@ -153,13 +288,291 @@
             </w:pPr>
             <w:r>
               <w:rPr>
-                <w:rFonts w:ascii="Calibri" w:hAnsi="Calibri"/>
+                <w:rFonts w:ascii="Arial" w:hAnsi="Arial"/>
                 <w:b w:val="0"/>
                 <w:i w:val="0"/>
-                <w:color w:val="10211B"/>
-                <w:sz w:val="20"/>
+                <w:color w:val="111111"/>
+                <w:sz w:val="18"/>
               </w:rPr>
-              <w:t>01 de setembro de 2026</w:t>
+              <w:t>Sistema Financeiro e Operacional</w:t>
+            </w:r>
+          </w:p>
+        </w:tc>
+        <w:tc>
+          <w:tcPr>
+            <w:tcW w:type="dxa" w:w="1820"/>
+            <w:tcMar>
+              <w:top w:w="70" w:type="dxa"/>
+              <w:start w:w="100" w:type="dxa"/>
+              <w:bottom w:w="70" w:type="dxa"/>
+              <w:end w:w="100" w:type="dxa"/>
+            </w:tcMar>
+            <w:tcBorders>
+              <w:top w:val="single" w:sz="5" w:color="111111"/>
+              <w:left w:val="single" w:sz="5" w:color="111111"/>
+              <w:bottom w:val="single" w:sz="5" w:color="111111"/>
+              <w:right w:val="single" w:sz="5" w:color="111111"/>
+            </w:tcBorders>
+            <w:vAlign w:val="center"/>
+            <w:shd w:fill="F1F1F1"/>
+          </w:tcPr>
+          <w:p>
+            <w:pPr>
+              <w:spacing w:after="0"/>
+            </w:pPr>
+            <w:r>
+              <w:rPr>
+                <w:rFonts w:ascii="Arial" w:hAnsi="Arial"/>
+                <w:b/>
+                <w:i w:val="0"/>
+                <w:color w:val="111111"/>
+                <w:sz w:val="18"/>
+              </w:rPr>
+              <w:t>Versão:</w:t>
+            </w:r>
+          </w:p>
+        </w:tc>
+        <w:tc>
+          <w:tcPr>
+            <w:tcW w:type="dxa" w:w="2964"/>
+            <w:tcMar>
+              <w:top w:w="70" w:type="dxa"/>
+              <w:start w:w="100" w:type="dxa"/>
+              <w:bottom w:w="70" w:type="dxa"/>
+              <w:end w:w="100" w:type="dxa"/>
+            </w:tcMar>
+            <w:tcBorders>
+              <w:top w:val="single" w:sz="5" w:color="111111"/>
+              <w:left w:val="single" w:sz="5" w:color="111111"/>
+              <w:bottom w:val="single" w:sz="5" w:color="111111"/>
+              <w:right w:val="single" w:sz="5" w:color="111111"/>
+            </w:tcBorders>
+            <w:vAlign w:val="center"/>
+          </w:tcPr>
+          <w:p>
+            <w:pPr>
+              <w:spacing w:after="0"/>
+            </w:pPr>
+            <w:r>
+              <w:rPr>
+                <w:rFonts w:ascii="Arial" w:hAnsi="Arial"/>
+                <w:b w:val="0"/>
+                <w:i w:val="0"/>
+                <w:color w:val="111111"/>
+                <w:sz w:val="18"/>
+              </w:rPr>
+              <w:t>1.0</w:t>
+            </w:r>
+          </w:p>
+        </w:tc>
+      </w:tr>
+    </w:tbl>
+    <w:p>
+      <w:pPr>
+        <w:spacing w:before="0" w:after="140" w:line="269" w:lineRule="auto"/>
+        <w:jc w:val="left"/>
+      </w:pPr>
+      <w:r>
+        <w:rPr>
+          <w:rFonts w:ascii="Arial" w:hAnsi="Arial"/>
+          <w:b w:val="0"/>
+          <w:i w:val="0"/>
+          <w:color w:val="111111"/>
+          <w:sz w:val="21"/>
+        </w:rPr>
+      </w:r>
+    </w:p>
+    <w:p>
+      <w:pPr>
+        <w:keepNext/>
+        <w:spacing w:before="240" w:after="140"/>
+        <w:jc w:val="left"/>
+        <w:pBdr>
+          <w:bottom w:val="single" w:sz="10" w:space="3" w:color="203E70"/>
+        </w:pBdr>
+      </w:pPr>
+      <w:r>
+        <w:rPr>
+          <w:rFonts w:ascii="Arial" w:hAnsi="Arial"/>
+          <w:b/>
+          <w:i w:val="0"/>
+          <w:color w:val="203E70"/>
+          <w:sz w:val="28"/>
+        </w:rPr>
+        <w:t>1. Sumário Executivo</w:t>
+      </w:r>
+    </w:p>
+    <w:p>
+      <w:pPr>
+        <w:spacing w:before="0" w:after="120" w:line="269" w:lineRule="auto"/>
+        <w:jc w:val="both"/>
+      </w:pPr>
+      <w:r>
+        <w:rPr>
+          <w:rFonts w:ascii="Arial" w:hAnsi="Arial"/>
+          <w:b w:val="0"/>
+          <w:i w:val="0"/>
+          <w:color w:val="111111"/>
+          <w:sz w:val="21"/>
+        </w:rPr>
+        <w:t>O sistema Guardiões da Lasanha foi desenvolvido para concentrar o controle financeiro e operacional da empresa em uma única plataforma. A solução organiza cadastros, custos, produtos, vendas, estoque, perdas, metas e análises gerenciais, reduzindo a dependência de controles dispersos e tornando os indicadores acessíveis para decisão diária.</w:t>
+      </w:r>
+    </w:p>
+    <w:p>
+      <w:pPr>
+        <w:spacing w:before="0" w:after="120" w:line="269" w:lineRule="auto"/>
+        <w:jc w:val="both"/>
+      </w:pPr>
+      <w:r>
+        <w:rPr>
+          <w:rFonts w:ascii="Arial" w:hAnsi="Arial"/>
+          <w:b w:val="0"/>
+          <w:i w:val="0"/>
+          <w:color w:val="111111"/>
+          <w:sz w:val="21"/>
+        </w:rPr>
+        <w:t>A entrega foi estruturada para atender três níveis de uso: administração da base e das permissões, gestão dos indicadores e registro operacional dos fatos do dia a dia. O resultado é uma visão integrada da rentabilidade por produto e canal, da cobertura de estoque, do comportamento das perdas e das metas comerciais.</w:t>
+      </w:r>
+    </w:p>
+    <w:p>
+      <w:pPr>
+        <w:keepNext/>
+        <w:spacing w:before="240" w:after="140"/>
+        <w:jc w:val="left"/>
+        <w:pBdr>
+          <w:bottom w:val="single" w:sz="10" w:space="3" w:color="203E70"/>
+        </w:pBdr>
+      </w:pPr>
+      <w:r>
+        <w:rPr>
+          <w:rFonts w:ascii="Arial" w:hAnsi="Arial"/>
+          <w:b/>
+          <w:i w:val="0"/>
+          <w:color w:val="203E70"/>
+          <w:sz w:val="28"/>
+        </w:rPr>
+        <w:t>2. Estrutura do Sistema</w:t>
+      </w:r>
+    </w:p>
+    <w:p>
+      <w:pPr>
+        <w:spacing w:before="0" w:after="120" w:line="269" w:lineRule="auto"/>
+        <w:jc w:val="both"/>
+      </w:pPr>
+      <w:r>
+        <w:rPr>
+          <w:rFonts w:ascii="Arial" w:hAnsi="Arial"/>
+          <w:b w:val="0"/>
+          <w:i w:val="0"/>
+          <w:color w:val="111111"/>
+          <w:sz w:val="21"/>
+        </w:rPr>
+        <w:t>A navegação foi organizada na sequência natural de leitura gerencial: primeiro a visão consolidada, depois os relatórios, custos, decisões de equilíbrio, operação de estoque, metas e registros. Os módulos preservam informações históricas e permitem análise por período sem alterar vendas já registradas.</w:t>
+      </w:r>
+    </w:p>
+    <w:p>
+      <w:pPr>
+        <w:keepNext/>
+        <w:spacing w:before="160" w:after="80"/>
+        <w:jc w:val="left"/>
+        <w:pBdr>
+          <w:bottom w:val="single" w:sz="6" w:space="3" w:color="203E70"/>
+        </w:pBdr>
+      </w:pPr>
+      <w:r>
+        <w:rPr>
+          <w:rFonts w:ascii="Arial" w:hAnsi="Arial"/>
+          <w:b/>
+          <w:i w:val="0"/>
+          <w:color w:val="203E70"/>
+          <w:sz w:val="23"/>
+        </w:rPr>
+        <w:t>2.1 Organização da navegação</w:t>
+      </w:r>
+    </w:p>
+    <w:tbl>
+      <w:tblPr>
+        <w:tblW w:type="dxa" w:w="10584"/>
+        <w:jc w:val="left"/>
+        <w:tblLayout w:type="fixed"/>
+        <w:tblLook w:firstColumn="1" w:firstRow="1" w:lastColumn="0" w:lastRow="0" w:noHBand="0" w:noVBand="1" w:val="04A0"/>
+        <w:tblInd w:w="0" w:type="dxa"/>
+      </w:tblPr>
+      <w:tblGrid>
+        <w:gridCol w:w="2500"/>
+        <w:gridCol w:w="8084"/>
+      </w:tblGrid>
+      <w:tr>
+        <w:trPr>
+          <w:tblHeader w:val="true"/>
+        </w:trPr>
+        <w:tc>
+          <w:tcPr>
+            <w:tcW w:type="dxa" w:w="2500"/>
+            <w:tcMar>
+              <w:top w:w="70" w:type="dxa"/>
+              <w:start w:w="100" w:type="dxa"/>
+              <w:bottom w:w="70" w:type="dxa"/>
+              <w:end w:w="100" w:type="dxa"/>
+            </w:tcMar>
+            <w:tcBorders>
+              <w:top w:val="single" w:sz="5" w:color="111111"/>
+              <w:left w:val="single" w:sz="5" w:color="111111"/>
+              <w:bottom w:val="single" w:sz="5" w:color="111111"/>
+              <w:right w:val="single" w:sz="5" w:color="111111"/>
+            </w:tcBorders>
+            <w:vAlign w:val="center"/>
+            <w:shd w:fill="203E70"/>
+          </w:tcPr>
+          <w:p>
+            <w:pPr>
+              <w:spacing w:after="0"/>
+              <w:jc w:val="center"/>
+            </w:pPr>
+            <w:r>
+              <w:rPr>
+                <w:rFonts w:ascii="Arial" w:hAnsi="Arial"/>
+                <w:b/>
+                <w:i w:val="0"/>
+                <w:color w:val="FFFFFF"/>
+                <w:sz w:val="17"/>
+              </w:rPr>
+              <w:t>Grupo</w:t>
+            </w:r>
+          </w:p>
+        </w:tc>
+        <w:tc>
+          <w:tcPr>
+            <w:tcW w:type="dxa" w:w="8084"/>
+            <w:tcMar>
+              <w:top w:w="70" w:type="dxa"/>
+              <w:start w:w="100" w:type="dxa"/>
+              <w:bottom w:w="70" w:type="dxa"/>
+              <w:end w:w="100" w:type="dxa"/>
+            </w:tcMar>
+            <w:tcBorders>
+              <w:top w:val="single" w:sz="5" w:color="111111"/>
+              <w:left w:val="single" w:sz="5" w:color="111111"/>
+              <w:bottom w:val="single" w:sz="5" w:color="111111"/>
+              <w:right w:val="single" w:sz="5" w:color="111111"/>
+            </w:tcBorders>
+            <w:vAlign w:val="center"/>
+            <w:shd w:fill="203E70"/>
+          </w:tcPr>
+          <w:p>
+            <w:pPr>
+              <w:spacing w:after="0"/>
+              <w:jc w:val="center"/>
+            </w:pPr>
+            <w:r>
+              <w:rPr>
+                <w:rFonts w:ascii="Arial" w:hAnsi="Arial"/>
+                <w:b/>
+                <w:i w:val="0"/>
+                <w:color w:val="FFFFFF"/>
+                <w:sz w:val="17"/>
+              </w:rPr>
+              <w:t>Módulos</w:t>
             </w:r>
           </w:p>
         </w:tc>
@@ -167,42 +580,43 @@
       <w:tr>
         <w:tc>
           <w:tcPr>
-            <w:tcW w:type="dxa" w:w="2700"/>
-            <w:shd w:fill="F6F8F7"/>
+            <w:tcW w:type="dxa" w:w="2500"/>
+            <w:shd w:fill="F8F8F8"/>
           </w:tcPr>
           <w:p>
             <w:pPr>
-              <w:spacing w:after="0"/>
+              <w:spacing w:after="0" w:line="240" w:lineRule="auto"/>
             </w:pPr>
             <w:r>
               <w:rPr>
-                <w:rFonts w:ascii="Calibri" w:hAnsi="Calibri"/>
+                <w:rFonts w:ascii="Arial" w:hAnsi="Arial"/>
                 <w:b/>
                 <w:i w:val="0"/>
-                <w:color w:val="10211B"/>
-                <w:sz w:val="20"/>
+                <w:color w:val="111111"/>
+                <w:sz w:val="17"/>
               </w:rPr>
-              <w:t>Finalidade</w:t>
+              <w:t>Leitura executiva</w:t>
             </w:r>
           </w:p>
         </w:tc>
         <w:tc>
           <w:tcPr>
-            <w:tcW w:type="dxa" w:w="6660"/>
+            <w:tcW w:type="dxa" w:w="8084"/>
+            <w:shd w:fill="F8F8F8"/>
           </w:tcPr>
           <w:p>
             <w:pPr>
-              <w:spacing w:after="0"/>
+              <w:spacing w:after="0" w:line="240" w:lineRule="auto"/>
             </w:pPr>
             <w:r>
               <w:rPr>
-                <w:rFonts w:ascii="Calibri" w:hAnsi="Calibri"/>
+                <w:rFonts w:ascii="Arial" w:hAnsi="Arial"/>
                 <w:b w:val="0"/>
                 <w:i w:val="0"/>
-                <w:color w:val="10211B"/>
-                <w:sz w:val="20"/>
+                <w:color w:val="111111"/>
+                <w:sz w:val="17"/>
               </w:rPr>
-              <w:t>Orientar apresentação, uso diário, conferência e continuidade do sistema.</w:t>
+              <w:t>Visão geral; Análise gerencial; Relatórios gerenciais; DRE gerencial.</w:t>
             </w:r>
           </w:p>
         </w:tc>
@@ -210,42 +624,127 @@
       <w:tr>
         <w:tc>
           <w:tcPr>
-            <w:tcW w:type="dxa" w:w="2700"/>
-            <w:shd w:fill="F6F8F7"/>
+            <w:tcW w:type="dxa" w:w="2500"/>
           </w:tcPr>
           <w:p>
             <w:pPr>
-              <w:spacing w:after="0"/>
+              <w:spacing w:after="0" w:line="240" w:lineRule="auto"/>
             </w:pPr>
             <w:r>
               <w:rPr>
-                <w:rFonts w:ascii="Calibri" w:hAnsi="Calibri"/>
+                <w:rFonts w:ascii="Arial" w:hAnsi="Arial"/>
                 <w:b/>
                 <w:i w:val="0"/>
-                <w:color w:val="10211B"/>
-                <w:sz w:val="20"/>
+                <w:color w:val="111111"/>
+                <w:sz w:val="17"/>
               </w:rPr>
-              <w:t>Público</w:t>
+              <w:t>Decisão financeira</w:t>
             </w:r>
           </w:p>
         </w:tc>
         <w:tc>
           <w:tcPr>
-            <w:tcW w:type="dxa" w:w="6660"/>
+            <w:tcW w:type="dxa" w:w="8084"/>
           </w:tcPr>
           <w:p>
             <w:pPr>
-              <w:spacing w:after="0"/>
+              <w:spacing w:after="0" w:line="240" w:lineRule="auto"/>
             </w:pPr>
             <w:r>
               <w:rPr>
-                <w:rFonts w:ascii="Calibri" w:hAnsi="Calibri"/>
+                <w:rFonts w:ascii="Arial" w:hAnsi="Arial"/>
                 <w:b w:val="0"/>
                 <w:i w:val="0"/>
-                <w:color w:val="10211B"/>
-                <w:sz w:val="20"/>
+                <w:color w:val="111111"/>
+                <w:sz w:val="17"/>
               </w:rPr>
-              <w:t>Administrador, gestor e equipe operacional autorizada.</w:t>
+              <w:t>Custos e precificação; Ponto de equilíbrio; Custos fixos e metas; E se?.</w:t>
+            </w:r>
+          </w:p>
+        </w:tc>
+      </w:tr>
+      <w:tr>
+        <w:tc>
+          <w:tcPr>
+            <w:tcW w:type="dxa" w:w="2500"/>
+            <w:shd w:fill="F8F8F8"/>
+          </w:tcPr>
+          <w:p>
+            <w:pPr>
+              <w:spacing w:after="0" w:line="240" w:lineRule="auto"/>
+            </w:pPr>
+            <w:r>
+              <w:rPr>
+                <w:rFonts w:ascii="Arial" w:hAnsi="Arial"/>
+                <w:b/>
+                <w:i w:val="0"/>
+                <w:color w:val="111111"/>
+                <w:sz w:val="17"/>
+              </w:rPr>
+              <w:t>Operação</w:t>
+            </w:r>
+          </w:p>
+        </w:tc>
+        <w:tc>
+          <w:tcPr>
+            <w:tcW w:type="dxa" w:w="8084"/>
+            <w:shd w:fill="F8F8F8"/>
+          </w:tcPr>
+          <w:p>
+            <w:pPr>
+              <w:spacing w:after="0" w:line="240" w:lineRule="auto"/>
+            </w:pPr>
+            <w:r>
+              <w:rPr>
+                <w:rFonts w:ascii="Arial" w:hAnsi="Arial"/>
+                <w:b w:val="0"/>
+                <w:i w:val="0"/>
+                <w:color w:val="111111"/>
+                <w:sz w:val="17"/>
+              </w:rPr>
+              <w:t>Estoque; Vendas e canais; Perdas; Produtos.</w:t>
+            </w:r>
+          </w:p>
+        </w:tc>
+      </w:tr>
+      <w:tr>
+        <w:tc>
+          <w:tcPr>
+            <w:tcW w:type="dxa" w:w="2500"/>
+          </w:tcPr>
+          <w:p>
+            <w:pPr>
+              <w:spacing w:after="0" w:line="240" w:lineRule="auto"/>
+            </w:pPr>
+            <w:r>
+              <w:rPr>
+                <w:rFonts w:ascii="Arial" w:hAnsi="Arial"/>
+                <w:b/>
+                <w:i w:val="0"/>
+                <w:color w:val="111111"/>
+                <w:sz w:val="17"/>
+              </w:rPr>
+              <w:t>Apoio e controle</w:t>
+            </w:r>
+          </w:p>
+        </w:tc>
+        <w:tc>
+          <w:tcPr>
+            <w:tcW w:type="dxa" w:w="8084"/>
+          </w:tcPr>
+          <w:p>
+            <w:pPr>
+              <w:spacing w:after="0" w:line="240" w:lineRule="auto"/>
+            </w:pPr>
+            <w:r>
+              <w:rPr>
+                <w:rFonts w:ascii="Arial" w:hAnsi="Arial"/>
+                <w:b w:val="0"/>
+                <w:i w:val="0"/>
+                <w:color w:val="111111"/>
+                <w:sz w:val="17"/>
+              </w:rPr>
+              <w:t>Guia e glossário; Usuários e permissões; backup e restauração.</w:t>
             </w:r>
           </w:p>
         </w:tc>
@@ -253,238 +752,52 @@
     </w:tbl>
     <w:p>
       <w:pPr>
-        <w:spacing w:before="0" w:after="800" w:line="300" w:lineRule="auto"/>
+        <w:keepNext/>
+        <w:spacing w:before="160" w:after="80"/>
+        <w:jc w:val="left"/>
+        <w:pBdr>
+          <w:bottom w:val="single" w:sz="6" w:space="3" w:color="203E70"/>
+        </w:pBdr>
       </w:pPr>
       <w:r>
         <w:rPr>
-          <w:rFonts w:ascii="Calibri" w:hAnsi="Calibri"/>
+          <w:rFonts w:ascii="Arial" w:hAnsi="Arial"/>
+          <w:b/>
+          <w:i w:val="0"/>
+          <w:color w:val="203E70"/>
+          <w:sz w:val="23"/>
+        </w:rPr>
+        <w:t>2.2 Perfis de acesso</w:t>
+      </w:r>
+    </w:p>
+    <w:p>
+      <w:pPr>
+        <w:spacing w:before="0" w:after="120" w:line="269" w:lineRule="auto"/>
+        <w:jc w:val="both"/>
+      </w:pPr>
+      <w:r>
+        <w:rPr>
+          <w:rFonts w:ascii="Arial" w:hAnsi="Arial"/>
           <w:b w:val="0"/>
           <w:i w:val="0"/>
-          <w:color w:val="10211B"/>
-          <w:sz w:val="22"/>
+          <w:color w:val="111111"/>
+          <w:sz w:val="21"/>
         </w:rPr>
+        <w:t>O controle de acesso considera os perfis Administrador, Gestor e Operacional. Cada perfil recebe somente as ações necessárias para sua rotina, e o Administrador controla usuários, senhas e permissões.</w:t>
       </w:r>
     </w:p>
     <w:tbl>
       <w:tblPr>
-        <w:tblW w:type="dxa" w:w="9360"/>
+        <w:tblW w:type="dxa" w:w="10584"/>
         <w:jc w:val="left"/>
         <w:tblLayout w:type="fixed"/>
         <w:tblLook w:firstColumn="1" w:firstRow="1" w:lastColumn="0" w:lastRow="0" w:noHBand="0" w:noVBand="1" w:val="04A0"/>
-        <w:tblInd w:w="120" w:type="dxa"/>
-      </w:tblPr>
-      <w:tblGrid>
-        <w:gridCol w:w="9360"/>
-      </w:tblGrid>
-      <w:tr>
-        <w:tc>
-          <w:tcPr>
-            <w:tcW w:type="dxa" w:w="9360"/>
-            <w:tcMar>
-              <w:top w:w="80" w:type="dxa"/>
-              <w:start w:w="120" w:type="dxa"/>
-              <w:bottom w:w="80" w:type="dxa"/>
-              <w:end w:w="120" w:type="dxa"/>
-            </w:tcMar>
-            <w:tcBorders>
-              <w:top w:val="single" w:sz="10" w:color="FFB800"/>
-              <w:left w:val="single" w:sz="10" w:color="FFB800"/>
-              <w:bottom w:val="single" w:sz="10" w:color="FFB800"/>
-              <w:right w:val="single" w:sz="10" w:color="FFB800"/>
-            </w:tcBorders>
-            <w:vAlign w:val="center"/>
-            <w:shd w:fill="FFF8E6"/>
-          </w:tcPr>
-          <w:p>
-            <w:pPr>
-              <w:spacing w:after="40"/>
-            </w:pPr>
-            <w:r>
-              <w:rPr>
-                <w:rFonts w:ascii="Calibri" w:hAnsi="Calibri"/>
-                <w:b/>
-                <w:i w:val="0"/>
-                <w:color w:val="FFB800"/>
-                <w:sz w:val="20"/>
-              </w:rPr>
-              <w:t>PROPÓSITO</w:t>
-            </w:r>
-          </w:p>
-          <w:p>
-            <w:pPr>
-              <w:spacing w:after="0" w:line="288" w:lineRule="auto"/>
-            </w:pPr>
-            <w:r>
-              <w:rPr>
-                <w:rFonts w:ascii="Calibri" w:hAnsi="Calibri"/>
-                <w:b w:val="0"/>
-                <w:i w:val="0"/>
-                <w:color w:val="10211B"/>
-                <w:sz w:val="20"/>
-              </w:rPr>
-              <w:t>Centralizar a leitura dos dados financeiros e operacionais, apoiar decisões e preservar um histórico rastreável de vendas, perdas, custos, estoque e metas.</w:t>
-            </w:r>
-          </w:p>
-        </w:tc>
-      </w:tr>
-    </w:tbl>
-    <w:p>
-      <w:pPr>
-        <w:spacing w:before="0" w:after="40" w:line="300" w:lineRule="auto"/>
-      </w:pPr>
-      <w:r>
-        <w:rPr>
-          <w:rFonts w:ascii="Calibri" w:hAnsi="Calibri"/>
-          <w:b w:val="0"/>
-          <w:i w:val="0"/>
-          <w:color w:val="10211B"/>
-          <w:sz w:val="22"/>
-        </w:rPr>
-      </w:r>
-    </w:p>
-    <w:p>
-      <w:r>
-        <w:br w:type="page"/>
-      </w:r>
-    </w:p>
-    <w:p>
-      <w:pPr>
-        <w:pStyle w:val="Heading1"/>
-        <w:keepNext/>
-        <w:spacing w:before="280" w:after="140"/>
-      </w:pPr>
-      <w:r>
-        <w:rPr>
-          <w:rFonts w:ascii="Calibri" w:hAnsi="Calibri"/>
-          <w:b/>
-          <w:i w:val="0"/>
-          <w:color w:val="75B82A"/>
-          <w:sz w:val="32"/>
-        </w:rPr>
-        <w:t>1. Visão geral do sistema</w:t>
-      </w:r>
-    </w:p>
-    <w:p>
-      <w:pPr>
-        <w:spacing w:before="0" w:after="120" w:line="300" w:lineRule="auto"/>
-      </w:pPr>
-      <w:r>
-        <w:rPr>
-          <w:rFonts w:ascii="Calibri" w:hAnsi="Calibri"/>
-          <w:b w:val="0"/>
-          <w:i w:val="0"/>
-          <w:color w:val="10211B"/>
-          <w:sz w:val="22"/>
-        </w:rPr>
-        <w:t>O Guardiões da Lasanha é um sistema web de inteligência financeira e operacional. Ele integra produtos, custos, vendas, perdas, estoque, metas e relatórios para que a operação acompanhe rentabilidade, margem de contribuição, ponto de equilíbrio e prioridades de ação em um único ambiente.</w:t>
-      </w:r>
-    </w:p>
-    <w:tbl>
-      <w:tblPr>
-        <w:tblW w:type="dxa" w:w="9360"/>
-        <w:jc w:val="left"/>
-        <w:tblLayout w:type="fixed"/>
-        <w:tblLook w:firstColumn="1" w:firstRow="1" w:lastColumn="0" w:lastRow="0" w:noHBand="0" w:noVBand="1" w:val="04A0"/>
-        <w:tblInd w:w="120" w:type="dxa"/>
-      </w:tblPr>
-      <w:tblGrid>
-        <w:gridCol w:w="9360"/>
-      </w:tblGrid>
-      <w:tr>
-        <w:tc>
-          <w:tcPr>
-            <w:tcW w:type="dxa" w:w="9360"/>
-            <w:tcMar>
-              <w:top w:w="80" w:type="dxa"/>
-              <w:start w:w="120" w:type="dxa"/>
-              <w:bottom w:w="80" w:type="dxa"/>
-              <w:end w:w="120" w:type="dxa"/>
-            </w:tcMar>
-            <w:tcBorders>
-              <w:top w:val="single" w:sz="10" w:color="00A6D7"/>
-              <w:left w:val="single" w:sz="10" w:color="00A6D7"/>
-              <w:bottom w:val="single" w:sz="10" w:color="00A6D7"/>
-              <w:right w:val="single" w:sz="10" w:color="00A6D7"/>
-            </w:tcBorders>
-            <w:vAlign w:val="center"/>
-            <w:shd w:fill="EAF9FD"/>
-          </w:tcPr>
-          <w:p>
-            <w:pPr>
-              <w:spacing w:after="40"/>
-            </w:pPr>
-            <w:r>
-              <w:rPr>
-                <w:rFonts w:ascii="Calibri" w:hAnsi="Calibri"/>
-                <w:b/>
-                <w:i w:val="0"/>
-                <w:color w:val="00A6D7"/>
-                <w:sz w:val="20"/>
-              </w:rPr>
-              <w:t>RESULTADO ESPERADO</w:t>
-            </w:r>
-          </w:p>
-          <w:p>
-            <w:pPr>
-              <w:spacing w:after="0" w:line="288" w:lineRule="auto"/>
-            </w:pPr>
-            <w:r>
-              <w:rPr>
-                <w:rFonts w:ascii="Calibri" w:hAnsi="Calibri"/>
-                <w:b w:val="0"/>
-                <w:i w:val="0"/>
-                <w:color w:val="10211B"/>
-                <w:sz w:val="20"/>
-              </w:rPr>
-              <w:t>A equipe registra os fatos operacionais uma única vez e utiliza os módulos analíticos para transformar esses registros em indicadores, comparações e decisões.</w:t>
-            </w:r>
-          </w:p>
-        </w:tc>
-      </w:tr>
-    </w:tbl>
-    <w:p>
-      <w:pPr>
-        <w:spacing w:before="0" w:after="40" w:line="300" w:lineRule="auto"/>
-      </w:pPr>
-      <w:r>
-        <w:rPr>
-          <w:rFonts w:ascii="Calibri" w:hAnsi="Calibri"/>
-          <w:b w:val="0"/>
-          <w:i w:val="0"/>
-          <w:color w:val="10211B"/>
-          <w:sz w:val="22"/>
-        </w:rPr>
-      </w:r>
-    </w:p>
-    <w:p>
-      <w:pPr>
-        <w:pStyle w:val="Heading2"/>
-        <w:keepNext/>
-        <w:spacing w:before="200" w:after="100"/>
-      </w:pPr>
-      <w:r>
-        <w:rPr>
-          <w:rFonts w:ascii="Calibri" w:hAnsi="Calibri"/>
-          <w:b/>
-          <w:i w:val="0"/>
-          <w:color w:val="10211B"/>
-          <w:sz w:val="26"/>
-        </w:rPr>
-        <w:t>1.1 Perfis e responsabilidades</w:t>
-      </w:r>
-    </w:p>
-    <w:tbl>
-      <w:tblPr>
-        <w:tblW w:type="dxa" w:w="9360"/>
-        <w:jc w:val="left"/>
-        <w:tblLayout w:type="fixed"/>
-        <w:tblLook w:firstColumn="1" w:firstRow="1" w:lastColumn="0" w:lastRow="0" w:noHBand="0" w:noVBand="1" w:val="04A0"/>
-        <w:tblInd w:w="120" w:type="dxa"/>
+        <w:tblInd w:w="0" w:type="dxa"/>
       </w:tblPr>
       <w:tblGrid>
         <w:gridCol w:w="1700"/>
-        <w:gridCol w:w="4700"/>
-        <w:gridCol w:w="2960"/>
+        <w:gridCol w:w="3300"/>
+        <w:gridCol w:w="5584"/>
       </w:tblGrid>
       <w:tr>
         <w:trPr>
@@ -494,31 +807,32 @@
           <w:tcPr>
             <w:tcW w:type="dxa" w:w="1700"/>
             <w:tcMar>
-              <w:top w:w="80" w:type="dxa"/>
-              <w:start w:w="120" w:type="dxa"/>
-              <w:bottom w:w="80" w:type="dxa"/>
-              <w:end w:w="120" w:type="dxa"/>
+              <w:top w:w="70" w:type="dxa"/>
+              <w:start w:w="100" w:type="dxa"/>
+              <w:bottom w:w="70" w:type="dxa"/>
+              <w:end w:w="100" w:type="dxa"/>
             </w:tcMar>
             <w:tcBorders>
-              <w:top w:val="single" w:sz="6" w:color="D8E0DC"/>
-              <w:left w:val="single" w:sz="6" w:color="D8E0DC"/>
-              <w:bottom w:val="single" w:sz="6" w:color="D8E0DC"/>
-              <w:right w:val="single" w:sz="6" w:color="D8E0DC"/>
+              <w:top w:val="single" w:sz="5" w:color="111111"/>
+              <w:left w:val="single" w:sz="5" w:color="111111"/>
+              <w:bottom w:val="single" w:sz="5" w:color="111111"/>
+              <w:right w:val="single" w:sz="5" w:color="111111"/>
             </w:tcBorders>
             <w:vAlign w:val="center"/>
-            <w:shd w:fill="10211B"/>
+            <w:shd w:fill="203E70"/>
           </w:tcPr>
           <w:p>
             <w:pPr>
               <w:spacing w:after="0"/>
+              <w:jc w:val="center"/>
             </w:pPr>
             <w:r>
               <w:rPr>
-                <w:rFonts w:ascii="Calibri" w:hAnsi="Calibri"/>
+                <w:rFonts w:ascii="Arial" w:hAnsi="Arial"/>
                 <w:b/>
                 <w:i w:val="0"/>
                 <w:color w:val="FFFFFF"/>
-                <w:sz w:val="19"/>
+                <w:sz w:val="17"/>
               </w:rPr>
               <w:t>Perfil</w:t>
             </w:r>
@@ -526,69 +840,136 @@
         </w:tc>
         <w:tc>
           <w:tcPr>
-            <w:tcW w:type="dxa" w:w="4700"/>
+            <w:tcW w:type="dxa" w:w="3300"/>
             <w:tcMar>
-              <w:top w:w="80" w:type="dxa"/>
-              <w:start w:w="120" w:type="dxa"/>
-              <w:bottom w:w="80" w:type="dxa"/>
-              <w:end w:w="120" w:type="dxa"/>
+              <w:top w:w="70" w:type="dxa"/>
+              <w:start w:w="100" w:type="dxa"/>
+              <w:bottom w:w="70" w:type="dxa"/>
+              <w:end w:w="100" w:type="dxa"/>
             </w:tcMar>
             <w:tcBorders>
-              <w:top w:val="single" w:sz="6" w:color="D8E0DC"/>
-              <w:left w:val="single" w:sz="6" w:color="D8E0DC"/>
-              <w:bottom w:val="single" w:sz="6" w:color="D8E0DC"/>
-              <w:right w:val="single" w:sz="6" w:color="D8E0DC"/>
+              <w:top w:val="single" w:sz="5" w:color="111111"/>
+              <w:left w:val="single" w:sz="5" w:color="111111"/>
+              <w:bottom w:val="single" w:sz="5" w:color="111111"/>
+              <w:right w:val="single" w:sz="5" w:color="111111"/>
             </w:tcBorders>
             <w:vAlign w:val="center"/>
-            <w:shd w:fill="10211B"/>
+            <w:shd w:fill="203E70"/>
           </w:tcPr>
           <w:p>
             <w:pPr>
               <w:spacing w:after="0"/>
+              <w:jc w:val="center"/>
             </w:pPr>
             <w:r>
               <w:rPr>
-                <w:rFonts w:ascii="Calibri" w:hAnsi="Calibri"/>
+                <w:rFonts w:ascii="Arial" w:hAnsi="Arial"/>
                 <w:b/>
                 <w:i w:val="0"/>
                 <w:color w:val="FFFFFF"/>
-                <w:sz w:val="19"/>
+                <w:sz w:val="17"/>
               </w:rPr>
-              <w:t>Responsabilidade principal</w:t>
+              <w:t>Papel no processo</w:t>
             </w:r>
           </w:p>
         </w:tc>
         <w:tc>
           <w:tcPr>
-            <w:tcW w:type="dxa" w:w="2960"/>
+            <w:tcW w:type="dxa" w:w="5584"/>
             <w:tcMar>
-              <w:top w:w="80" w:type="dxa"/>
-              <w:start w:w="120" w:type="dxa"/>
-              <w:bottom w:w="80" w:type="dxa"/>
-              <w:end w:w="120" w:type="dxa"/>
+              <w:top w:w="70" w:type="dxa"/>
+              <w:start w:w="100" w:type="dxa"/>
+              <w:bottom w:w="70" w:type="dxa"/>
+              <w:end w:w="100" w:type="dxa"/>
             </w:tcMar>
             <w:tcBorders>
-              <w:top w:val="single" w:sz="6" w:color="D8E0DC"/>
-              <w:left w:val="single" w:sz="6" w:color="D8E0DC"/>
-              <w:bottom w:val="single" w:sz="6" w:color="D8E0DC"/>
-              <w:right w:val="single" w:sz="6" w:color="D8E0DC"/>
+              <w:top w:val="single" w:sz="5" w:color="111111"/>
+              <w:left w:val="single" w:sz="5" w:color="111111"/>
+              <w:bottom w:val="single" w:sz="5" w:color="111111"/>
+              <w:right w:val="single" w:sz="5" w:color="111111"/>
             </w:tcBorders>
             <w:vAlign w:val="center"/>
-            <w:shd w:fill="10211B"/>
+            <w:shd w:fill="203E70"/>
           </w:tcPr>
           <w:p>
             <w:pPr>
               <w:spacing w:after="0"/>
+              <w:jc w:val="center"/>
             </w:pPr>
             <w:r>
               <w:rPr>
-                <w:rFonts w:ascii="Calibri" w:hAnsi="Calibri"/>
+                <w:rFonts w:ascii="Arial" w:hAnsi="Arial"/>
                 <w:b/>
                 <w:i w:val="0"/>
                 <w:color w:val="FFFFFF"/>
-                <w:sz w:val="19"/>
+                <w:sz w:val="17"/>
               </w:rPr>
-              <w:t>Acessos típicos</w:t>
+              <w:t>Responsabilidade</w:t>
+            </w:r>
+          </w:p>
+        </w:tc>
+      </w:tr>
+      <w:tr>
+        <w:tc>
+          <w:tcPr>
+            <w:tcW w:type="dxa" w:w="1700"/>
+            <w:shd w:fill="F8F8F8"/>
+          </w:tcPr>
+          <w:p>
+            <w:pPr>
+              <w:spacing w:after="0" w:line="240" w:lineRule="auto"/>
+            </w:pPr>
+            <w:r>
+              <w:rPr>
+                <w:rFonts w:ascii="Arial" w:hAnsi="Arial"/>
+                <w:b/>
+                <w:i w:val="0"/>
+                <w:color w:val="111111"/>
+                <w:sz w:val="17"/>
+              </w:rPr>
+              <w:t>Administrador</w:t>
+            </w:r>
+          </w:p>
+        </w:tc>
+        <w:tc>
+          <w:tcPr>
+            <w:tcW w:type="dxa" w:w="3300"/>
+            <w:shd w:fill="F8F8F8"/>
+          </w:tcPr>
+          <w:p>
+            <w:pPr>
+              <w:spacing w:after="0" w:line="240" w:lineRule="auto"/>
+            </w:pPr>
+            <w:r>
+              <w:rPr>
+                <w:rFonts w:ascii="Arial" w:hAnsi="Arial"/>
+                <w:b w:val="0"/>
+                <w:i w:val="0"/>
+                <w:color w:val="111111"/>
+                <w:sz w:val="17"/>
+              </w:rPr>
+              <w:t>Configuração e governança.</w:t>
+            </w:r>
+          </w:p>
+        </w:tc>
+        <w:tc>
+          <w:tcPr>
+            <w:tcW w:type="dxa" w:w="5584"/>
+            <w:shd w:fill="F8F8F8"/>
+          </w:tcPr>
+          <w:p>
+            <w:pPr>
+              <w:spacing w:after="0" w:line="240" w:lineRule="auto"/>
+            </w:pPr>
+            <w:r>
+              <w:rPr>
+                <w:rFonts w:ascii="Arial" w:hAnsi="Arial"/>
+                <w:b w:val="0"/>
+                <w:i w:val="0"/>
+                <w:color w:val="111111"/>
+                <w:sz w:val="17"/>
+              </w:rPr>
+              <w:t>Gerencia usuários, permissões, parâmetros e integridade da base.</w:t>
             </w:r>
           </w:p>
         </w:tc>
@@ -600,57 +981,57 @@
           </w:tcPr>
           <w:p>
             <w:pPr>
-              <w:spacing w:after="0"/>
+              <w:spacing w:after="0" w:line="240" w:lineRule="auto"/>
             </w:pPr>
             <w:r>
               <w:rPr>
-                <w:rFonts w:ascii="Calibri" w:hAnsi="Calibri"/>
+                <w:rFonts w:ascii="Arial" w:hAnsi="Arial"/>
                 <w:b/>
                 <w:i w:val="0"/>
-                <w:color w:val="10211B"/>
-                <w:sz w:val="19"/>
+                <w:color w:val="111111"/>
+                <w:sz w:val="17"/>
               </w:rPr>
-              <w:t>Administrador</w:t>
+              <w:t>Gestor</w:t>
             </w:r>
           </w:p>
         </w:tc>
         <w:tc>
           <w:tcPr>
-            <w:tcW w:type="dxa" w:w="4700"/>
+            <w:tcW w:type="dxa" w:w="3300"/>
           </w:tcPr>
           <w:p>
             <w:pPr>
-              <w:spacing w:after="0"/>
+              <w:spacing w:after="0" w:line="240" w:lineRule="auto"/>
             </w:pPr>
             <w:r>
               <w:rPr>
-                <w:rFonts w:ascii="Calibri" w:hAnsi="Calibri"/>
+                <w:rFonts w:ascii="Arial" w:hAnsi="Arial"/>
                 <w:b w:val="0"/>
                 <w:i w:val="0"/>
-                <w:color w:val="10211B"/>
-                <w:sz w:val="19"/>
+                <w:color w:val="111111"/>
+                <w:sz w:val="17"/>
               </w:rPr>
-              <w:t>Configura usuários, permissões, parâmetros e garante a integridade da base.</w:t>
+              <w:t>Análise e decisão.</w:t>
             </w:r>
           </w:p>
         </w:tc>
         <w:tc>
           <w:tcPr>
-            <w:tcW w:type="dxa" w:w="2960"/>
+            <w:tcW w:type="dxa" w:w="5584"/>
           </w:tcPr>
           <w:p>
             <w:pPr>
-              <w:spacing w:after="0"/>
+              <w:spacing w:after="0" w:line="240" w:lineRule="auto"/>
             </w:pPr>
             <w:r>
               <w:rPr>
-                <w:rFonts w:ascii="Calibri" w:hAnsi="Calibri"/>
+                <w:rFonts w:ascii="Arial" w:hAnsi="Arial"/>
                 <w:b w:val="0"/>
                 <w:i w:val="0"/>
-                <w:color w:val="10211B"/>
-                <w:sz w:val="19"/>
+                <w:color w:val="111111"/>
+                <w:sz w:val="17"/>
               </w:rPr>
-              <w:t>Acesso completo, incluindo cadastros, restauração e permissões.</w:t>
+              <w:t>Acompanha custos, margens, metas, relatórios, estoque e desempenho.</w:t>
             </w:r>
           </w:p>
         </w:tc>
@@ -659,60 +1040,243 @@
         <w:tc>
           <w:tcPr>
             <w:tcW w:type="dxa" w:w="1700"/>
+            <w:shd w:fill="F8F8F8"/>
           </w:tcPr>
           <w:p>
             <w:pPr>
-              <w:spacing w:after="0"/>
+              <w:spacing w:after="0" w:line="240" w:lineRule="auto"/>
             </w:pPr>
             <w:r>
               <w:rPr>
-                <w:rFonts w:ascii="Calibri" w:hAnsi="Calibri"/>
+                <w:rFonts w:ascii="Arial" w:hAnsi="Arial"/>
                 <w:b/>
                 <w:i w:val="0"/>
-                <w:color w:val="10211B"/>
-                <w:sz w:val="19"/>
+                <w:color w:val="111111"/>
+                <w:sz w:val="17"/>
               </w:rPr>
-              <w:t>Gestor</w:t>
+              <w:t>Operacional</w:t>
             </w:r>
           </w:p>
         </w:tc>
         <w:tc>
           <w:tcPr>
-            <w:tcW w:type="dxa" w:w="4700"/>
+            <w:tcW w:type="dxa" w:w="3300"/>
+            <w:shd w:fill="F8F8F8"/>
           </w:tcPr>
           <w:p>
             <w:pPr>
-              <w:spacing w:after="0"/>
+              <w:spacing w:after="0" w:line="240" w:lineRule="auto"/>
             </w:pPr>
             <w:r>
               <w:rPr>
-                <w:rFonts w:ascii="Calibri" w:hAnsi="Calibri"/>
+                <w:rFonts w:ascii="Arial" w:hAnsi="Arial"/>
                 <w:b w:val="0"/>
                 <w:i w:val="0"/>
-                <w:color w:val="10211B"/>
-                <w:sz w:val="19"/>
+                <w:color w:val="111111"/>
+                <w:sz w:val="17"/>
               </w:rPr>
-              <w:t>Acompanha resultado, rentabilidade, metas, relatórios e decisões de compra ou preço.</w:t>
+              <w:t>Registro e consulta.</w:t>
             </w:r>
           </w:p>
         </w:tc>
         <w:tc>
           <w:tcPr>
-            <w:tcW w:type="dxa" w:w="2960"/>
+            <w:tcW w:type="dxa" w:w="5584"/>
+            <w:shd w:fill="F8F8F8"/>
+          </w:tcPr>
+          <w:p>
+            <w:pPr>
+              <w:spacing w:after="0" w:line="240" w:lineRule="auto"/>
+            </w:pPr>
+            <w:r>
+              <w:rPr>
+                <w:rFonts w:ascii="Arial" w:hAnsi="Arial"/>
+                <w:b w:val="0"/>
+                <w:i w:val="0"/>
+                <w:color w:val="111111"/>
+                <w:sz w:val="17"/>
+              </w:rPr>
+              <w:t>Registra fatos autorizados e consulta informações necessárias à rotina.</w:t>
+            </w:r>
+          </w:p>
+        </w:tc>
+      </w:tr>
+    </w:tbl>
+    <w:p>
+      <w:pPr>
+        <w:keepNext/>
+        <w:spacing w:before="240" w:after="140"/>
+        <w:jc w:val="left"/>
+        <w:pBdr>
+          <w:bottom w:val="single" w:sz="10" w:space="3" w:color="203E70"/>
+        </w:pBdr>
+      </w:pPr>
+      <w:r>
+        <w:rPr>
+          <w:rFonts w:ascii="Arial" w:hAnsi="Arial"/>
+          <w:b/>
+          <w:i w:val="0"/>
+          <w:color w:val="203E70"/>
+          <w:sz w:val="28"/>
+        </w:rPr>
+        <w:t>3. Controles Financeiros e de Precificação</w:t>
+      </w:r>
+    </w:p>
+    <w:p>
+      <w:pPr>
+        <w:spacing w:before="0" w:after="120" w:line="269" w:lineRule="auto"/>
+        <w:jc w:val="both"/>
+      </w:pPr>
+      <w:r>
+        <w:rPr>
+          <w:rFonts w:ascii="Arial" w:hAnsi="Arial"/>
+          <w:b w:val="0"/>
+          <w:i w:val="0"/>
+          <w:color w:val="111111"/>
+          <w:sz w:val="21"/>
+        </w:rPr>
+        <w:t>O módulo de Custos e Precificação consolida os componentes de custo de cada produto e apresenta a leitura por canal B2C e B2B. O preço sugerido é calculado com base no custo, nos impostos do canal e na margem desejada, permitindo uma análise que parte do custo real e não apenas de estimativas de mercado.</w:t>
+      </w:r>
+    </w:p>
+    <w:p>
+      <w:pPr>
+        <w:keepNext/>
+        <w:spacing w:before="160" w:after="80"/>
+        <w:jc w:val="left"/>
+        <w:pBdr>
+          <w:bottom w:val="single" w:sz="6" w:space="3" w:color="203E70"/>
+        </w:pBdr>
+      </w:pPr>
+      <w:r>
+        <w:rPr>
+          <w:rFonts w:ascii="Arial" w:hAnsi="Arial"/>
+          <w:b/>
+          <w:i w:val="0"/>
+          <w:color w:val="203E70"/>
+          <w:sz w:val="23"/>
+        </w:rPr>
+        <w:t>3.1 Indicadores financeiros</w:t>
+      </w:r>
+    </w:p>
+    <w:tbl>
+      <w:tblPr>
+        <w:tblW w:type="dxa" w:w="10584"/>
+        <w:jc w:val="left"/>
+        <w:tblLayout w:type="fixed"/>
+        <w:tblLook w:firstColumn="1" w:firstRow="1" w:lastColumn="0" w:lastRow="0" w:noHBand="0" w:noVBand="1" w:val="04A0"/>
+        <w:tblInd w:w="0" w:type="dxa"/>
+      </w:tblPr>
+      <w:tblGrid>
+        <w:gridCol w:w="2100"/>
+        <w:gridCol w:w="4720"/>
+        <w:gridCol w:w="3764"/>
+      </w:tblGrid>
+      <w:tr>
+        <w:trPr>
+          <w:tblHeader w:val="true"/>
+        </w:trPr>
+        <w:tc>
+          <w:tcPr>
+            <w:tcW w:type="dxa" w:w="2100"/>
+            <w:tcMar>
+              <w:top w:w="70" w:type="dxa"/>
+              <w:start w:w="100" w:type="dxa"/>
+              <w:bottom w:w="70" w:type="dxa"/>
+              <w:end w:w="100" w:type="dxa"/>
+            </w:tcMar>
+            <w:tcBorders>
+              <w:top w:val="single" w:sz="5" w:color="111111"/>
+              <w:left w:val="single" w:sz="5" w:color="111111"/>
+              <w:bottom w:val="single" w:sz="5" w:color="111111"/>
+              <w:right w:val="single" w:sz="5" w:color="111111"/>
+            </w:tcBorders>
+            <w:vAlign w:val="center"/>
+            <w:shd w:fill="203E70"/>
           </w:tcPr>
           <w:p>
             <w:pPr>
               <w:spacing w:after="0"/>
+              <w:jc w:val="center"/>
             </w:pPr>
             <w:r>
               <w:rPr>
-                <w:rFonts w:ascii="Calibri" w:hAnsi="Calibri"/>
-                <w:b w:val="0"/>
+                <w:rFonts w:ascii="Arial" w:hAnsi="Arial"/>
+                <w:b/>
                 <w:i w:val="0"/>
-                <w:color w:val="10211B"/>
-                <w:sz w:val="19"/>
+                <w:color w:val="FFFFFF"/>
+                <w:sz w:val="17"/>
               </w:rPr>
-              <w:t>Visão gerencial, custos, vendas, estoque, perdas, DRE, CVL e relatórios.</w:t>
+              <w:t>Indicador</w:t>
+            </w:r>
+          </w:p>
+        </w:tc>
+        <w:tc>
+          <w:tcPr>
+            <w:tcW w:type="dxa" w:w="4720"/>
+            <w:tcMar>
+              <w:top w:w="70" w:type="dxa"/>
+              <w:start w:w="100" w:type="dxa"/>
+              <w:bottom w:w="70" w:type="dxa"/>
+              <w:end w:w="100" w:type="dxa"/>
+            </w:tcMar>
+            <w:tcBorders>
+              <w:top w:val="single" w:sz="5" w:color="111111"/>
+              <w:left w:val="single" w:sz="5" w:color="111111"/>
+              <w:bottom w:val="single" w:sz="5" w:color="111111"/>
+              <w:right w:val="single" w:sz="5" w:color="111111"/>
+            </w:tcBorders>
+            <w:vAlign w:val="center"/>
+            <w:shd w:fill="203E70"/>
+          </w:tcPr>
+          <w:p>
+            <w:pPr>
+              <w:spacing w:after="0"/>
+              <w:jc w:val="center"/>
+            </w:pPr>
+            <w:r>
+              <w:rPr>
+                <w:rFonts w:ascii="Arial" w:hAnsi="Arial"/>
+                <w:b/>
+                <w:i w:val="0"/>
+                <w:color w:val="FFFFFF"/>
+                <w:sz w:val="17"/>
+              </w:rPr>
+              <w:t>Aplicação no sistema</w:t>
+            </w:r>
+          </w:p>
+        </w:tc>
+        <w:tc>
+          <w:tcPr>
+            <w:tcW w:type="dxa" w:w="3764"/>
+            <w:tcMar>
+              <w:top w:w="70" w:type="dxa"/>
+              <w:start w:w="100" w:type="dxa"/>
+              <w:bottom w:w="70" w:type="dxa"/>
+              <w:end w:w="100" w:type="dxa"/>
+            </w:tcMar>
+            <w:tcBorders>
+              <w:top w:val="single" w:sz="5" w:color="111111"/>
+              <w:left w:val="single" w:sz="5" w:color="111111"/>
+              <w:bottom w:val="single" w:sz="5" w:color="111111"/>
+              <w:right w:val="single" w:sz="5" w:color="111111"/>
+            </w:tcBorders>
+            <w:vAlign w:val="center"/>
+            <w:shd w:fill="203E70"/>
+          </w:tcPr>
+          <w:p>
+            <w:pPr>
+              <w:spacing w:after="0"/>
+              <w:jc w:val="center"/>
+            </w:pPr>
+            <w:r>
+              <w:rPr>
+                <w:rFonts w:ascii="Arial" w:hAnsi="Arial"/>
+                <w:b/>
+                <w:i w:val="0"/>
+                <w:color w:val="FFFFFF"/>
+                <w:sz w:val="17"/>
+              </w:rPr>
+              <w:t>Uso gerencial</w:t>
             </w:r>
           </w:p>
         </w:tc>
@@ -720,61 +1284,253 @@
       <w:tr>
         <w:tc>
           <w:tcPr>
-            <w:tcW w:type="dxa" w:w="1700"/>
+            <w:tcW w:type="dxa" w:w="2100"/>
+            <w:shd w:fill="F8F8F8"/>
           </w:tcPr>
           <w:p>
             <w:pPr>
-              <w:spacing w:after="0"/>
+              <w:spacing w:after="0" w:line="240" w:lineRule="auto"/>
             </w:pPr>
             <w:r>
               <w:rPr>
-                <w:rFonts w:ascii="Calibri" w:hAnsi="Calibri"/>
+                <w:rFonts w:ascii="Arial" w:hAnsi="Arial"/>
                 <w:b/>
                 <w:i w:val="0"/>
-                <w:color w:val="10211B"/>
-                <w:sz w:val="19"/>
+                <w:color w:val="111111"/>
+                <w:sz w:val="17"/>
               </w:rPr>
-              <w:t>Operacional</w:t>
+              <w:t>Receita</w:t>
             </w:r>
           </w:p>
         </w:tc>
         <w:tc>
           <w:tcPr>
-            <w:tcW w:type="dxa" w:w="4700"/>
+            <w:tcW w:type="dxa" w:w="4720"/>
+            <w:shd w:fill="F8F8F8"/>
           </w:tcPr>
           <w:p>
             <w:pPr>
-              <w:spacing w:after="0"/>
+              <w:spacing w:after="0" w:line="240" w:lineRule="auto"/>
             </w:pPr>
             <w:r>
               <w:rPr>
-                <w:rFonts w:ascii="Calibri" w:hAnsi="Calibri"/>
+                <w:rFonts w:ascii="Arial" w:hAnsi="Arial"/>
                 <w:b w:val="0"/>
                 <w:i w:val="0"/>
-                <w:color w:val="10211B"/>
-                <w:sz w:val="19"/>
+                <w:color w:val="111111"/>
+                <w:sz w:val="17"/>
               </w:rPr>
-              <w:t>Registra fatos autorizados e consulta as informações necessárias à rotina.</w:t>
+              <w:t>Consolidada a partir das vendas lançadas por período e canal.</w:t>
             </w:r>
           </w:p>
         </w:tc>
         <w:tc>
           <w:tcPr>
-            <w:tcW w:type="dxa" w:w="2960"/>
+            <w:tcW w:type="dxa" w:w="3764"/>
+            <w:shd w:fill="F8F8F8"/>
           </w:tcPr>
           <w:p>
             <w:pPr>
-              <w:spacing w:after="0"/>
+              <w:spacing w:after="0" w:line="240" w:lineRule="auto"/>
             </w:pPr>
             <w:r>
               <w:rPr>
-                <w:rFonts w:ascii="Calibri" w:hAnsi="Calibri"/>
+                <w:rFonts w:ascii="Arial" w:hAnsi="Arial"/>
                 <w:b w:val="0"/>
                 <w:i w:val="0"/>
-                <w:color w:val="10211B"/>
-                <w:sz w:val="19"/>
+                <w:color w:val="111111"/>
+                <w:sz w:val="17"/>
               </w:rPr>
-              <w:t>Módulos liberados conforme a matriz de permissões.</w:t>
+              <w:t>Acompanhar faturamento e participação de cada canal.</w:t>
+            </w:r>
+          </w:p>
+        </w:tc>
+      </w:tr>
+      <w:tr>
+        <w:tc>
+          <w:tcPr>
+            <w:tcW w:type="dxa" w:w="2100"/>
+          </w:tcPr>
+          <w:p>
+            <w:pPr>
+              <w:spacing w:after="0" w:line="240" w:lineRule="auto"/>
+            </w:pPr>
+            <w:r>
+              <w:rPr>
+                <w:rFonts w:ascii="Arial" w:hAnsi="Arial"/>
+                <w:b/>
+                <w:i w:val="0"/>
+                <w:color w:val="111111"/>
+                <w:sz w:val="17"/>
+              </w:rPr>
+              <w:t>Margem de contribuição</w:t>
+            </w:r>
+          </w:p>
+        </w:tc>
+        <w:tc>
+          <w:tcPr>
+            <w:tcW w:type="dxa" w:w="4720"/>
+          </w:tcPr>
+          <w:p>
+            <w:pPr>
+              <w:spacing w:after="0" w:line="240" w:lineRule="auto"/>
+            </w:pPr>
+            <w:r>
+              <w:rPr>
+                <w:rFonts w:ascii="Arial" w:hAnsi="Arial"/>
+                <w:b w:val="0"/>
+                <w:i w:val="0"/>
+                <w:color w:val="111111"/>
+                <w:sz w:val="17"/>
+              </w:rPr>
+              <w:t>Calculada após impostos, custos variáveis e perdas aplicáveis.</w:t>
+            </w:r>
+          </w:p>
+        </w:tc>
+        <w:tc>
+          <w:tcPr>
+            <w:tcW w:type="dxa" w:w="3764"/>
+          </w:tcPr>
+          <w:p>
+            <w:pPr>
+              <w:spacing w:after="0" w:line="240" w:lineRule="auto"/>
+            </w:pPr>
+            <w:r>
+              <w:rPr>
+                <w:rFonts w:ascii="Arial" w:hAnsi="Arial"/>
+                <w:b w:val="0"/>
+                <w:i w:val="0"/>
+                <w:color w:val="111111"/>
+                <w:sz w:val="17"/>
+              </w:rPr>
+              <w:t>Avaliar quais produtos e canais sustentam o resultado.</w:t>
+            </w:r>
+          </w:p>
+        </w:tc>
+      </w:tr>
+      <w:tr>
+        <w:tc>
+          <w:tcPr>
+            <w:tcW w:type="dxa" w:w="2100"/>
+            <w:shd w:fill="F8F8F8"/>
+          </w:tcPr>
+          <w:p>
+            <w:pPr>
+              <w:spacing w:after="0" w:line="240" w:lineRule="auto"/>
+            </w:pPr>
+            <w:r>
+              <w:rPr>
+                <w:rFonts w:ascii="Arial" w:hAnsi="Arial"/>
+                <w:b/>
+                <w:i w:val="0"/>
+                <w:color w:val="111111"/>
+                <w:sz w:val="17"/>
+              </w:rPr>
+              <w:t>Resultado operacional</w:t>
+            </w:r>
+          </w:p>
+        </w:tc>
+        <w:tc>
+          <w:tcPr>
+            <w:tcW w:type="dxa" w:w="4720"/>
+            <w:shd w:fill="F8F8F8"/>
+          </w:tcPr>
+          <w:p>
+            <w:pPr>
+              <w:spacing w:after="0" w:line="240" w:lineRule="auto"/>
+            </w:pPr>
+            <w:r>
+              <w:rPr>
+                <w:rFonts w:ascii="Arial" w:hAnsi="Arial"/>
+                <w:b w:val="0"/>
+                <w:i w:val="0"/>
+                <w:color w:val="111111"/>
+                <w:sz w:val="17"/>
+              </w:rPr>
+              <w:t>Margem de contribuição menos custos fixos do período.</w:t>
+            </w:r>
+          </w:p>
+        </w:tc>
+        <w:tc>
+          <w:tcPr>
+            <w:tcW w:type="dxa" w:w="3764"/>
+            <w:shd w:fill="F8F8F8"/>
+          </w:tcPr>
+          <w:p>
+            <w:pPr>
+              <w:spacing w:after="0" w:line="240" w:lineRule="auto"/>
+            </w:pPr>
+            <w:r>
+              <w:rPr>
+                <w:rFonts w:ascii="Arial" w:hAnsi="Arial"/>
+                <w:b w:val="0"/>
+                <w:i w:val="0"/>
+                <w:color w:val="111111"/>
+                <w:sz w:val="17"/>
+              </w:rPr>
+              <w:t>Identificar cobertura ou insuficiência operacional.</w:t>
+            </w:r>
+          </w:p>
+        </w:tc>
+      </w:tr>
+      <w:tr>
+        <w:tc>
+          <w:tcPr>
+            <w:tcW w:type="dxa" w:w="2100"/>
+          </w:tcPr>
+          <w:p>
+            <w:pPr>
+              <w:spacing w:after="0" w:line="240" w:lineRule="auto"/>
+            </w:pPr>
+            <w:r>
+              <w:rPr>
+                <w:rFonts w:ascii="Arial" w:hAnsi="Arial"/>
+                <w:b/>
+                <w:i w:val="0"/>
+                <w:color w:val="111111"/>
+                <w:sz w:val="17"/>
+              </w:rPr>
+              <w:t>Ponto de equilíbrio</w:t>
+            </w:r>
+          </w:p>
+        </w:tc>
+        <w:tc>
+          <w:tcPr>
+            <w:tcW w:type="dxa" w:w="4720"/>
+          </w:tcPr>
+          <w:p>
+            <w:pPr>
+              <w:spacing w:after="0" w:line="240" w:lineRule="auto"/>
+            </w:pPr>
+            <w:r>
+              <w:rPr>
+                <w:rFonts w:ascii="Arial" w:hAnsi="Arial"/>
+                <w:b w:val="0"/>
+                <w:i w:val="0"/>
+                <w:color w:val="111111"/>
+                <w:sz w:val="17"/>
+              </w:rPr>
+              <w:t>Apuração contábil, econômica e financeira quando a margem é positiva.</w:t>
+            </w:r>
+          </w:p>
+        </w:tc>
+        <w:tc>
+          <w:tcPr>
+            <w:tcW w:type="dxa" w:w="3764"/>
+          </w:tcPr>
+          <w:p>
+            <w:pPr>
+              <w:spacing w:after="0" w:line="240" w:lineRule="auto"/>
+            </w:pPr>
+            <w:r>
+              <w:rPr>
+                <w:rFonts w:ascii="Arial" w:hAnsi="Arial"/>
+                <w:b w:val="0"/>
+                <w:i w:val="0"/>
+                <w:color w:val="111111"/>
+                <w:sz w:val="17"/>
+              </w:rPr>
+              <w:t>Definir meta mínima de receita e volume.</w:t>
             </w:r>
           </w:p>
         </w:tc>
@@ -782,269 +1538,108 @@
     </w:tbl>
     <w:p>
       <w:pPr>
-        <w:pStyle w:val="Heading2"/>
         <w:keepNext/>
-        <w:spacing w:before="200" w:after="100"/>
+        <w:spacing w:before="160" w:after="80"/>
+        <w:jc w:val="left"/>
+        <w:pBdr>
+          <w:bottom w:val="single" w:sz="6" w:space="3" w:color="203E70"/>
+        </w:pBdr>
       </w:pPr>
       <w:r>
         <w:rPr>
-          <w:rFonts w:ascii="Calibri" w:hAnsi="Calibri"/>
+          <w:rFonts w:ascii="Arial" w:hAnsi="Arial"/>
           <w:b/>
           <w:i w:val="0"/>
-          <w:color w:val="10211B"/>
-          <w:sz w:val="26"/>
+          <w:color w:val="203E70"/>
+          <w:sz w:val="23"/>
         </w:rPr>
-        <w:t>1.2 Ordem de navegação</w:t>
+        <w:t>3.2 Regra de preservação histórica</w:t>
       </w:r>
     </w:p>
     <w:p>
       <w:pPr>
-        <w:spacing w:before="0" w:after="120" w:line="300" w:lineRule="auto"/>
+        <w:spacing w:before="0" w:after="120" w:line="269" w:lineRule="auto"/>
+        <w:jc w:val="both"/>
       </w:pPr>
       <w:r>
         <w:rPr>
-          <w:rFonts w:ascii="Calibri" w:hAnsi="Calibri"/>
+          <w:rFonts w:ascii="Arial" w:hAnsi="Arial"/>
           <w:b w:val="0"/>
           <w:i w:val="0"/>
-          <w:color w:val="10211B"/>
-          <w:sz w:val="22"/>
+          <w:color w:val="111111"/>
+          <w:sz w:val="21"/>
         </w:rPr>
-        <w:t>A barra lateral foi organizada para acompanhar a sequência natural de leitura e operação:</w:t>
+        <w:t>Vendas registradas mantêm os valores financeiros aplicados no momento do lançamento. Uma alteração posterior de custo, imposto, preço ou margem desejada orienta decisões futuras, mas não reescreve automaticamente o histórico. Essa separação mantém os relatórios consistentes e auditáveis.</w:t>
       </w:r>
     </w:p>
     <w:p>
       <w:pPr>
-        <w:pStyle w:val="ListNumber"/>
-        <w:spacing w:after="80" w:line="300" w:lineRule="auto"/>
-        <w:ind w:left="540" w:hanging="271"/>
+        <w:keepNext/>
+        <w:spacing w:before="240" w:after="140"/>
+        <w:jc w:val="left"/>
+        <w:pBdr>
+          <w:bottom w:val="single" w:sz="10" w:space="3" w:color="203E70"/>
+        </w:pBdr>
       </w:pPr>
       <w:r>
         <w:rPr>
-          <w:rFonts w:ascii="Calibri" w:hAnsi="Calibri"/>
-          <w:b w:val="0"/>
+          <w:rFonts w:ascii="Arial" w:hAnsi="Arial"/>
+          <w:b/>
           <w:i w:val="0"/>
-          <w:color w:val="10211B"/>
-          <w:sz w:val="22"/>
+          <w:color w:val="203E70"/>
+          <w:sz w:val="28"/>
         </w:rPr>
-        <w:t>Visão geral.</w:t>
+        <w:t>4. Operação, Estoque e Perdas</w:t>
       </w:r>
     </w:p>
     <w:p>
       <w:pPr>
-        <w:pStyle w:val="ListNumber"/>
-        <w:spacing w:after="80" w:line="300" w:lineRule="auto"/>
-        <w:ind w:left="540" w:hanging="271"/>
+        <w:spacing w:before="0" w:after="120" w:line="269" w:lineRule="auto"/>
+        <w:jc w:val="both"/>
       </w:pPr>
       <w:r>
         <w:rPr>
-          <w:rFonts w:ascii="Calibri" w:hAnsi="Calibri"/>
+          <w:rFonts w:ascii="Arial" w:hAnsi="Arial"/>
           <w:b w:val="0"/>
           <w:i w:val="0"/>
-          <w:color w:val="10211B"/>
-          <w:sz w:val="22"/>
+          <w:color w:val="111111"/>
+          <w:sz w:val="21"/>
         </w:rPr>
-        <w:t>Gestão e relatórios: Análise gerencial, Relatórios gerenciais e DRE gerencial.</w:t>
+        <w:t>A camada operacional reúne o estoque físico, as movimentações, a ficha técnica dos produtos, as vendas e os registros de perda. Os dados são apresentados em relatórios e no Cockpit de forma didática, com alertas e prioridades para facilitar a tomada de decisão.</w:t>
       </w:r>
     </w:p>
     <w:p>
       <w:pPr>
-        <w:pStyle w:val="ListNumber"/>
-        <w:spacing w:after="80" w:line="300" w:lineRule="auto"/>
-        <w:ind w:left="540" w:hanging="271"/>
+        <w:keepNext/>
+        <w:spacing w:before="160" w:after="80"/>
+        <w:jc w:val="left"/>
+        <w:pBdr>
+          <w:bottom w:val="single" w:sz="6" w:space="3" w:color="203E70"/>
+        </w:pBdr>
       </w:pPr>
       <w:r>
         <w:rPr>
-          <w:rFonts w:ascii="Calibri" w:hAnsi="Calibri"/>
-          <w:b w:val="0"/>
-          <w:i w:val="0"/>
-          <w:color w:val="10211B"/>
-          <w:sz w:val="22"/>
-        </w:rPr>
-        <w:t>Custos e precificação.</w:t>
-      </w:r>
-    </w:p>
-    <w:p>
-      <w:pPr>
-        <w:pStyle w:val="ListNumber"/>
-        <w:spacing w:after="80" w:line="300" w:lineRule="auto"/>
-        <w:ind w:left="540" w:hanging="271"/>
-      </w:pPr>
-      <w:r>
-        <w:rPr>
-          <w:rFonts w:ascii="Calibri" w:hAnsi="Calibri"/>
-          <w:b w:val="0"/>
-          <w:i w:val="0"/>
-          <w:color w:val="10211B"/>
-          <w:sz w:val="22"/>
-        </w:rPr>
-        <w:t>Ponto de equilíbrio.</w:t>
-      </w:r>
-    </w:p>
-    <w:p>
-      <w:pPr>
-        <w:pStyle w:val="ListNumber"/>
-        <w:spacing w:after="80" w:line="300" w:lineRule="auto"/>
-        <w:ind w:left="540" w:hanging="271"/>
-      </w:pPr>
-      <w:r>
-        <w:rPr>
-          <w:rFonts w:ascii="Calibri" w:hAnsi="Calibri"/>
-          <w:b w:val="0"/>
-          <w:i w:val="0"/>
-          <w:color w:val="10211B"/>
-          <w:sz w:val="22"/>
-        </w:rPr>
-        <w:t>Estoque.</w:t>
-      </w:r>
-    </w:p>
-    <w:p>
-      <w:pPr>
-        <w:pStyle w:val="ListNumber"/>
-        <w:spacing w:after="80" w:line="300" w:lineRule="auto"/>
-        <w:ind w:left="540" w:hanging="271"/>
-      </w:pPr>
-      <w:r>
-        <w:rPr>
-          <w:rFonts w:ascii="Calibri" w:hAnsi="Calibri"/>
-          <w:b w:val="0"/>
-          <w:i w:val="0"/>
-          <w:color w:val="10211B"/>
-          <w:sz w:val="22"/>
-        </w:rPr>
-        <w:t>Custos fixos e metas.</w:t>
-      </w:r>
-    </w:p>
-    <w:p>
-      <w:pPr>
-        <w:pStyle w:val="ListNumber"/>
-        <w:spacing w:after="80" w:line="300" w:lineRule="auto"/>
-        <w:ind w:left="540" w:hanging="271"/>
-      </w:pPr>
-      <w:r>
-        <w:rPr>
-          <w:rFonts w:ascii="Calibri" w:hAnsi="Calibri"/>
-          <w:b w:val="0"/>
-          <w:i w:val="0"/>
-          <w:color w:val="10211B"/>
-          <w:sz w:val="22"/>
-        </w:rPr>
-        <w:t>Vendas e canais.</w:t>
-      </w:r>
-    </w:p>
-    <w:p>
-      <w:pPr>
-        <w:pStyle w:val="ListNumber"/>
-        <w:spacing w:after="80" w:line="300" w:lineRule="auto"/>
-        <w:ind w:left="540" w:hanging="271"/>
-      </w:pPr>
-      <w:r>
-        <w:rPr>
-          <w:rFonts w:ascii="Calibri" w:hAnsi="Calibri"/>
-          <w:b w:val="0"/>
-          <w:i w:val="0"/>
-          <w:color w:val="10211B"/>
-          <w:sz w:val="22"/>
-        </w:rPr>
-        <w:t>Perdas.</w:t>
-      </w:r>
-    </w:p>
-    <w:p>
-      <w:pPr>
-        <w:pStyle w:val="ListNumber"/>
-        <w:spacing w:after="80" w:line="300" w:lineRule="auto"/>
-        <w:ind w:left="540" w:hanging="271"/>
-      </w:pPr>
-      <w:r>
-        <w:rPr>
-          <w:rFonts w:ascii="Calibri" w:hAnsi="Calibri"/>
-          <w:b w:val="0"/>
-          <w:i w:val="0"/>
-          <w:color w:val="10211B"/>
-          <w:sz w:val="22"/>
-        </w:rPr>
-        <w:t>E se?.</w:t>
-      </w:r>
-    </w:p>
-    <w:p>
-      <w:pPr>
-        <w:pStyle w:val="ListNumber"/>
-        <w:spacing w:after="80" w:line="300" w:lineRule="auto"/>
-        <w:ind w:left="540" w:hanging="271"/>
-      </w:pPr>
-      <w:r>
-        <w:rPr>
-          <w:rFonts w:ascii="Calibri" w:hAnsi="Calibri"/>
-          <w:b w:val="0"/>
-          <w:i w:val="0"/>
-          <w:color w:val="10211B"/>
-          <w:sz w:val="22"/>
-        </w:rPr>
-        <w:t>Produtos.</w:t>
-      </w:r>
-    </w:p>
-    <w:p>
-      <w:pPr>
-        <w:pStyle w:val="ListNumber"/>
-        <w:spacing w:after="80" w:line="300" w:lineRule="auto"/>
-        <w:ind w:left="540" w:hanging="271"/>
-      </w:pPr>
-      <w:r>
-        <w:rPr>
-          <w:rFonts w:ascii="Calibri" w:hAnsi="Calibri"/>
-          <w:b w:val="0"/>
-          <w:i w:val="0"/>
-          <w:color w:val="10211B"/>
-          <w:sz w:val="22"/>
-        </w:rPr>
-        <w:t>Guia e glossário.</w:t>
-      </w:r>
-    </w:p>
-    <w:p>
-      <w:pPr>
-        <w:pStyle w:val="ListNumber"/>
-        <w:spacing w:after="80" w:line="300" w:lineRule="auto"/>
-        <w:ind w:left="540" w:hanging="271"/>
-      </w:pPr>
-      <w:r>
-        <w:rPr>
-          <w:rFonts w:ascii="Calibri" w:hAnsi="Calibri"/>
-          <w:b w:val="0"/>
-          <w:i w:val="0"/>
-          <w:color w:val="10211B"/>
-          <w:sz w:val="22"/>
-        </w:rPr>
-        <w:t>Usuários e permissões.</w:t>
-      </w:r>
-    </w:p>
-    <w:p>
-      <w:pPr>
-        <w:pStyle w:val="Heading1"/>
-        <w:keepNext/>
-        <w:spacing w:before="280" w:after="140"/>
-      </w:pPr>
-      <w:r>
-        <w:rPr>
-          <w:rFonts w:ascii="Calibri" w:hAnsi="Calibri"/>
+          <w:rFonts w:ascii="Arial" w:hAnsi="Arial"/>
           <w:b/>
           <w:i w:val="0"/>
-          <w:color w:val="75B82A"/>
-          <w:sz w:val="32"/>
+          <w:color w:val="203E70"/>
+          <w:sz w:val="23"/>
         </w:rPr>
-        <w:t>2. Módulos do sistema</w:t>
+        <w:t>4.1 Inteligência de estoque</w:t>
       </w:r>
     </w:p>
     <w:tbl>
       <w:tblPr>
-        <w:tblW w:type="dxa" w:w="9360"/>
+        <w:tblW w:type="dxa" w:w="10584"/>
         <w:jc w:val="left"/>
         <w:tblLayout w:type="fixed"/>
         <w:tblLook w:firstColumn="1" w:firstRow="1" w:lastColumn="0" w:lastRow="0" w:noHBand="0" w:noVBand="1" w:val="04A0"/>
-        <w:tblInd w:w="120" w:type="dxa"/>
+        <w:tblInd w:w="0" w:type="dxa"/>
       </w:tblPr>
       <w:tblGrid>
-        <w:gridCol w:w="1800"/>
-        <w:gridCol w:w="4200"/>
-        <w:gridCol w:w="3360"/>
+        <w:gridCol w:w="2100"/>
+        <w:gridCol w:w="4720"/>
+        <w:gridCol w:w="3764"/>
       </w:tblGrid>
       <w:tr>
         <w:trPr>
@@ -1052,103 +1647,106 @@
         </w:trPr>
         <w:tc>
           <w:tcPr>
-            <w:tcW w:type="dxa" w:w="1800"/>
+            <w:tcW w:type="dxa" w:w="2100"/>
             <w:tcMar>
-              <w:top w:w="80" w:type="dxa"/>
-              <w:start w:w="120" w:type="dxa"/>
-              <w:bottom w:w="80" w:type="dxa"/>
-              <w:end w:w="120" w:type="dxa"/>
+              <w:top w:w="70" w:type="dxa"/>
+              <w:start w:w="100" w:type="dxa"/>
+              <w:bottom w:w="70" w:type="dxa"/>
+              <w:end w:w="100" w:type="dxa"/>
             </w:tcMar>
             <w:tcBorders>
-              <w:top w:val="single" w:sz="6" w:color="D8E0DC"/>
-              <w:left w:val="single" w:sz="6" w:color="D8E0DC"/>
-              <w:bottom w:val="single" w:sz="6" w:color="D8E0DC"/>
-              <w:right w:val="single" w:sz="6" w:color="D8E0DC"/>
+              <w:top w:val="single" w:sz="5" w:color="111111"/>
+              <w:left w:val="single" w:sz="5" w:color="111111"/>
+              <w:bottom w:val="single" w:sz="5" w:color="111111"/>
+              <w:right w:val="single" w:sz="5" w:color="111111"/>
             </w:tcBorders>
             <w:vAlign w:val="center"/>
-            <w:shd w:fill="10211B"/>
+            <w:shd w:fill="203E70"/>
           </w:tcPr>
           <w:p>
             <w:pPr>
               <w:spacing w:after="0"/>
+              <w:jc w:val="center"/>
             </w:pPr>
             <w:r>
               <w:rPr>
-                <w:rFonts w:ascii="Calibri" w:hAnsi="Calibri"/>
+                <w:rFonts w:ascii="Arial" w:hAnsi="Arial"/>
                 <w:b/>
                 <w:i w:val="0"/>
                 <w:color w:val="FFFFFF"/>
-                <w:sz w:val="19"/>
+                <w:sz w:val="17"/>
               </w:rPr>
-              <w:t>Módulo</w:t>
+              <w:t>Informação</w:t>
             </w:r>
           </w:p>
         </w:tc>
         <w:tc>
           <w:tcPr>
-            <w:tcW w:type="dxa" w:w="4200"/>
+            <w:tcW w:type="dxa" w:w="4720"/>
             <w:tcMar>
-              <w:top w:w="80" w:type="dxa"/>
-              <w:start w:w="120" w:type="dxa"/>
-              <w:bottom w:w="80" w:type="dxa"/>
-              <w:end w:w="120" w:type="dxa"/>
+              <w:top w:w="70" w:type="dxa"/>
+              <w:start w:w="100" w:type="dxa"/>
+              <w:bottom w:w="70" w:type="dxa"/>
+              <w:end w:w="100" w:type="dxa"/>
             </w:tcMar>
             <w:tcBorders>
-              <w:top w:val="single" w:sz="6" w:color="D8E0DC"/>
-              <w:left w:val="single" w:sz="6" w:color="D8E0DC"/>
-              <w:bottom w:val="single" w:sz="6" w:color="D8E0DC"/>
-              <w:right w:val="single" w:sz="6" w:color="D8E0DC"/>
+              <w:top w:val="single" w:sz="5" w:color="111111"/>
+              <w:left w:val="single" w:sz="5" w:color="111111"/>
+              <w:bottom w:val="single" w:sz="5" w:color="111111"/>
+              <w:right w:val="single" w:sz="5" w:color="111111"/>
             </w:tcBorders>
             <w:vAlign w:val="center"/>
-            <w:shd w:fill="10211B"/>
+            <w:shd w:fill="203E70"/>
           </w:tcPr>
           <w:p>
             <w:pPr>
               <w:spacing w:after="0"/>
+              <w:jc w:val="center"/>
             </w:pPr>
             <w:r>
               <w:rPr>
-                <w:rFonts w:ascii="Calibri" w:hAnsi="Calibri"/>
+                <w:rFonts w:ascii="Arial" w:hAnsi="Arial"/>
                 <w:b/>
                 <w:i w:val="0"/>
                 <w:color w:val="FFFFFF"/>
-                <w:sz w:val="19"/>
+                <w:sz w:val="17"/>
               </w:rPr>
-              <w:t>O que entrega</w:t>
+              <w:t>Como é apresentada</w:t>
             </w:r>
           </w:p>
         </w:tc>
         <w:tc>
           <w:tcPr>
-            <w:tcW w:type="dxa" w:w="3360"/>
+            <w:tcW w:type="dxa" w:w="3764"/>
             <w:tcMar>
-              <w:top w:w="80" w:type="dxa"/>
-              <w:start w:w="120" w:type="dxa"/>
-              <w:bottom w:w="80" w:type="dxa"/>
-              <w:end w:w="120" w:type="dxa"/>
+              <w:top w:w="70" w:type="dxa"/>
+              <w:start w:w="100" w:type="dxa"/>
+              <w:bottom w:w="70" w:type="dxa"/>
+              <w:end w:w="100" w:type="dxa"/>
             </w:tcMar>
             <w:tcBorders>
-              <w:top w:val="single" w:sz="6" w:color="D8E0DC"/>
-              <w:left w:val="single" w:sz="6" w:color="D8E0DC"/>
-              <w:bottom w:val="single" w:sz="6" w:color="D8E0DC"/>
-              <w:right w:val="single" w:sz="6" w:color="D8E0DC"/>
+              <w:top w:val="single" w:sz="5" w:color="111111"/>
+              <w:left w:val="single" w:sz="5" w:color="111111"/>
+              <w:bottom w:val="single" w:sz="5" w:color="111111"/>
+              <w:right w:val="single" w:sz="5" w:color="111111"/>
             </w:tcBorders>
             <w:vAlign w:val="center"/>
-            <w:shd w:fill="10211B"/>
+            <w:shd w:fill="203E70"/>
           </w:tcPr>
           <w:p>
             <w:pPr>
               <w:spacing w:after="0"/>
+              <w:jc w:val="center"/>
             </w:pPr>
             <w:r>
               <w:rPr>
-                <w:rFonts w:ascii="Calibri" w:hAnsi="Calibri"/>
+                <w:rFonts w:ascii="Arial" w:hAnsi="Arial"/>
                 <w:b/>
                 <w:i w:val="0"/>
                 <w:color w:val="FFFFFF"/>
-                <w:sz w:val="19"/>
+                <w:sz w:val="17"/>
               </w:rPr>
-              <w:t>Uso recomendado</w:t>
+              <w:t>Decisão apoiada</w:t>
             </w:r>
           </w:p>
         </w:tc>
@@ -1156,61 +1754,64 @@
       <w:tr>
         <w:tc>
           <w:tcPr>
-            <w:tcW w:type="dxa" w:w="1800"/>
+            <w:tcW w:type="dxa" w:w="2100"/>
+            <w:shd w:fill="F8F8F8"/>
           </w:tcPr>
           <w:p>
             <w:pPr>
-              <w:spacing w:after="0"/>
+              <w:spacing w:after="0" w:line="240" w:lineRule="auto"/>
             </w:pPr>
             <w:r>
               <w:rPr>
-                <w:rFonts w:ascii="Calibri" w:hAnsi="Calibri"/>
+                <w:rFonts w:ascii="Arial" w:hAnsi="Arial"/>
                 <w:b/>
                 <w:i w:val="0"/>
-                <w:color w:val="10211B"/>
-                <w:sz w:val="19"/>
+                <w:color w:val="111111"/>
+                <w:sz w:val="17"/>
               </w:rPr>
-              <w:t>Visão geral</w:t>
+              <w:t>Saldo e movimentações</w:t>
             </w:r>
           </w:p>
         </w:tc>
         <w:tc>
           <w:tcPr>
-            <w:tcW w:type="dxa" w:w="4200"/>
+            <w:tcW w:type="dxa" w:w="4720"/>
+            <w:shd w:fill="F8F8F8"/>
           </w:tcPr>
           <w:p>
             <w:pPr>
-              <w:spacing w:after="0"/>
+              <w:spacing w:after="0" w:line="240" w:lineRule="auto"/>
             </w:pPr>
             <w:r>
               <w:rPr>
-                <w:rFonts w:ascii="Calibri" w:hAnsi="Calibri"/>
+                <w:rFonts w:ascii="Arial" w:hAnsi="Arial"/>
                 <w:b w:val="0"/>
                 <w:i w:val="0"/>
-                <w:color w:val="10211B"/>
-                <w:sz w:val="19"/>
+                <w:color w:val="111111"/>
+                <w:sz w:val="17"/>
               </w:rPr>
-              <w:t>Painel executivo com receita, margem, resultado, ponto de equilíbrio, gráficos e prioridades.</w:t>
+              <w:t>Entradas, saídas e ajustes registrados por insumo.</w:t>
             </w:r>
           </w:p>
         </w:tc>
         <w:tc>
           <w:tcPr>
-            <w:tcW w:type="dxa" w:w="3360"/>
+            <w:tcW w:type="dxa" w:w="3764"/>
+            <w:shd w:fill="F8F8F8"/>
           </w:tcPr>
           <w:p>
             <w:pPr>
-              <w:spacing w:after="0"/>
+              <w:spacing w:after="0" w:line="240" w:lineRule="auto"/>
             </w:pPr>
             <w:r>
               <w:rPr>
-                <w:rFonts w:ascii="Calibri" w:hAnsi="Calibri"/>
+                <w:rFonts w:ascii="Arial" w:hAnsi="Arial"/>
                 <w:b w:val="0"/>
                 <w:i w:val="0"/>
-                <w:color w:val="10211B"/>
-                <w:sz w:val="19"/>
+                <w:color w:val="111111"/>
+                <w:sz w:val="17"/>
               </w:rPr>
-              <w:t>Abrir no início do dia para leitura rápida da operação.</w:t>
+              <w:t>Conferência física e rastreabilidade.</w:t>
             </w:r>
           </w:p>
         </w:tc>
@@ -1218,61 +1819,61 @@
       <w:tr>
         <w:tc>
           <w:tcPr>
-            <w:tcW w:type="dxa" w:w="1800"/>
+            <w:tcW w:type="dxa" w:w="2100"/>
           </w:tcPr>
           <w:p>
             <w:pPr>
-              <w:spacing w:after="0"/>
+              <w:spacing w:after="0" w:line="240" w:lineRule="auto"/>
             </w:pPr>
             <w:r>
               <w:rPr>
-                <w:rFonts w:ascii="Calibri" w:hAnsi="Calibri"/>
+                <w:rFonts w:ascii="Arial" w:hAnsi="Arial"/>
                 <w:b/>
                 <w:i w:val="0"/>
-                <w:color w:val="10211B"/>
-                <w:sz w:val="19"/>
+                <w:color w:val="111111"/>
+                <w:sz w:val="17"/>
               </w:rPr>
-              <w:t>Gestão e relatórios</w:t>
+              <w:t>Ficha técnica</w:t>
             </w:r>
           </w:p>
         </w:tc>
         <w:tc>
           <w:tcPr>
-            <w:tcW w:type="dxa" w:w="4200"/>
+            <w:tcW w:type="dxa" w:w="4720"/>
           </w:tcPr>
           <w:p>
             <w:pPr>
-              <w:spacing w:after="0"/>
+              <w:spacing w:after="0" w:line="240" w:lineRule="auto"/>
             </w:pPr>
             <w:r>
               <w:rPr>
-                <w:rFonts w:ascii="Calibri" w:hAnsi="Calibri"/>
+                <w:rFonts w:ascii="Arial" w:hAnsi="Arial"/>
                 <w:b w:val="0"/>
                 <w:i w:val="0"/>
-                <w:color w:val="10211B"/>
-                <w:sz w:val="19"/>
+                <w:color w:val="111111"/>
+                <w:sz w:val="17"/>
               </w:rPr>
-              <w:t>Análise gerencial, filtros de período, comparação, ranking, timeline, alertas, CSV, impressão e DRE.</w:t>
+              <w:t>Consumo por produto com unidade de medida correspondente.</w:t>
             </w:r>
           </w:p>
         </w:tc>
         <w:tc>
           <w:tcPr>
-            <w:tcW w:type="dxa" w:w="3360"/>
+            <w:tcW w:type="dxa" w:w="3764"/>
           </w:tcPr>
           <w:p>
             <w:pPr>
-              <w:spacing w:after="0"/>
+              <w:spacing w:after="0" w:line="240" w:lineRule="auto"/>
             </w:pPr>
             <w:r>
               <w:rPr>
-                <w:rFonts w:ascii="Calibri" w:hAnsi="Calibri"/>
+                <w:rFonts w:ascii="Arial" w:hAnsi="Arial"/>
                 <w:b w:val="0"/>
                 <w:i w:val="0"/>
-                <w:color w:val="10211B"/>
-                <w:sz w:val="19"/>
+                <w:color w:val="111111"/>
+                <w:sz w:val="17"/>
               </w:rPr>
-              <w:t>Usar em reuniões, análises periódicas e apresentações.</w:t>
+              <w:t>Planejamento de produção e compatibilidade de unidades.</w:t>
             </w:r>
           </w:p>
         </w:tc>
@@ -1280,61 +1881,64 @@
       <w:tr>
         <w:tc>
           <w:tcPr>
-            <w:tcW w:type="dxa" w:w="1800"/>
+            <w:tcW w:type="dxa" w:w="2100"/>
+            <w:shd w:fill="F8F8F8"/>
           </w:tcPr>
           <w:p>
             <w:pPr>
-              <w:spacing w:after="0"/>
+              <w:spacing w:after="0" w:line="240" w:lineRule="auto"/>
             </w:pPr>
             <w:r>
               <w:rPr>
-                <w:rFonts w:ascii="Calibri" w:hAnsi="Calibri"/>
+                <w:rFonts w:ascii="Arial" w:hAnsi="Arial"/>
                 <w:b/>
                 <w:i w:val="0"/>
-                <w:color w:val="10211B"/>
-                <w:sz w:val="19"/>
+                <w:color w:val="111111"/>
+                <w:sz w:val="17"/>
               </w:rPr>
-              <w:t>Custos e precificação</w:t>
+              <w:t>Cobertura e risco</w:t>
             </w:r>
           </w:p>
         </w:tc>
         <w:tc>
           <w:tcPr>
-            <w:tcW w:type="dxa" w:w="4200"/>
+            <w:tcW w:type="dxa" w:w="4720"/>
+            <w:shd w:fill="F8F8F8"/>
           </w:tcPr>
           <w:p>
             <w:pPr>
-              <w:spacing w:after="0"/>
+              <w:spacing w:after="0" w:line="240" w:lineRule="auto"/>
             </w:pPr>
             <w:r>
               <w:rPr>
-                <w:rFonts w:ascii="Calibri" w:hAnsi="Calibri"/>
+                <w:rFonts w:ascii="Arial" w:hAnsi="Arial"/>
                 <w:b w:val="0"/>
                 <w:i w:val="0"/>
-                <w:color w:val="10211B"/>
-                <w:sz w:val="19"/>
+                <w:color w:val="111111"/>
+                <w:sz w:val="17"/>
               </w:rPr>
-              <w:t>Custo direto, margem por canal, preço sugerido e rentabilidade por produto.</w:t>
+              <w:t>Média diária, cobertura estimada, risco e ação sugerida.</w:t>
             </w:r>
           </w:p>
         </w:tc>
         <w:tc>
           <w:tcPr>
-            <w:tcW w:type="dxa" w:w="3360"/>
+            <w:tcW w:type="dxa" w:w="3764"/>
+            <w:shd w:fill="F8F8F8"/>
           </w:tcPr>
           <w:p>
             <w:pPr>
-              <w:spacing w:after="0"/>
+              <w:spacing w:after="0" w:line="240" w:lineRule="auto"/>
             </w:pPr>
             <w:r>
               <w:rPr>
-                <w:rFonts w:ascii="Calibri" w:hAnsi="Calibri"/>
+                <w:rFonts w:ascii="Arial" w:hAnsi="Arial"/>
                 <w:b w:val="0"/>
                 <w:i w:val="0"/>
-                <w:color w:val="10211B"/>
-                <w:sz w:val="19"/>
+                <w:color w:val="111111"/>
+                <w:sz w:val="17"/>
               </w:rPr>
-              <w:t>Revisar antes de aprovar preços ou alterar estrutura de custo.</w:t>
+              <w:t>Reposição de itens críticos ou em atenção.</w:t>
             </w:r>
           </w:p>
         </w:tc>
@@ -1342,61 +1946,326 @@
       <w:tr>
         <w:tc>
           <w:tcPr>
-            <w:tcW w:type="dxa" w:w="1800"/>
+            <w:tcW w:type="dxa" w:w="2100"/>
           </w:tcPr>
           <w:p>
             <w:pPr>
-              <w:spacing w:after="0"/>
+              <w:spacing w:after="0" w:line="240" w:lineRule="auto"/>
             </w:pPr>
             <w:r>
               <w:rPr>
-                <w:rFonts w:ascii="Calibri" w:hAnsi="Calibri"/>
+                <w:rFonts w:ascii="Arial" w:hAnsi="Arial"/>
                 <w:b/>
                 <w:i w:val="0"/>
-                <w:color w:val="10211B"/>
-                <w:sz w:val="19"/>
+                <w:color w:val="111111"/>
+                <w:sz w:val="17"/>
               </w:rPr>
-              <w:t>Ponto de equilíbrio</w:t>
+              <w:t>Perdas</w:t>
             </w:r>
           </w:p>
         </w:tc>
         <w:tc>
           <w:tcPr>
-            <w:tcW w:type="dxa" w:w="4200"/>
+            <w:tcW w:type="dxa" w:w="4720"/>
           </w:tcPr>
           <w:p>
             <w:pPr>
-              <w:spacing w:after="0"/>
+              <w:spacing w:after="0" w:line="240" w:lineRule="auto"/>
             </w:pPr>
             <w:r>
               <w:rPr>
-                <w:rFonts w:ascii="Calibri" w:hAnsi="Calibri"/>
+                <w:rFonts w:ascii="Arial" w:hAnsi="Arial"/>
                 <w:b w:val="0"/>
                 <w:i w:val="0"/>
-                <w:color w:val="10211B"/>
-                <w:sz w:val="19"/>
+                <w:color w:val="111111"/>
+                <w:sz w:val="17"/>
               </w:rPr>
-              <w:t>PEC, PEE, PEF, margem de segurança e simulações de volume.</w:t>
+              <w:t>Causa, setor, quantidade e impacto financeiro.</w:t>
             </w:r>
           </w:p>
         </w:tc>
         <w:tc>
           <w:tcPr>
-            <w:tcW w:type="dxa" w:w="3360"/>
+            <w:tcW w:type="dxa" w:w="3764"/>
+          </w:tcPr>
+          <w:p>
+            <w:pPr>
+              <w:spacing w:after="0" w:line="240" w:lineRule="auto"/>
+            </w:pPr>
+            <w:r>
+              <w:rPr>
+                <w:rFonts w:ascii="Arial" w:hAnsi="Arial"/>
+                <w:b w:val="0"/>
+                <w:i w:val="0"/>
+                <w:color w:val="111111"/>
+                <w:sz w:val="17"/>
+              </w:rPr>
+              <w:t>Priorização de ações de redução de perdas.</w:t>
+            </w:r>
+          </w:p>
+        </w:tc>
+      </w:tr>
+    </w:tbl>
+    <w:p>
+      <w:pPr>
+        <w:keepNext/>
+        <w:spacing w:before="160" w:after="80"/>
+        <w:jc w:val="left"/>
+        <w:pBdr>
+          <w:bottom w:val="single" w:sz="6" w:space="3" w:color="203E70"/>
+        </w:pBdr>
+      </w:pPr>
+      <w:r>
+        <w:rPr>
+          <w:rFonts w:ascii="Arial" w:hAnsi="Arial"/>
+          <w:b/>
+          <w:i w:val="0"/>
+          <w:color w:val="203E70"/>
+          <w:sz w:val="23"/>
+        </w:rPr>
+        <w:t>4.2 Fluxo recomendado de registro</w:t>
+      </w:r>
+    </w:p>
+    <w:p>
+      <w:pPr>
+        <w:pStyle w:val="ListBullet"/>
+        <w:spacing w:after="40" w:line="259" w:lineRule="auto"/>
+        <w:ind w:left="397" w:hanging="198"/>
+      </w:pPr>
+      <w:r>
+        <w:rPr>
+          <w:rFonts w:ascii="Arial" w:hAnsi="Arial"/>
+          <w:b w:val="0"/>
+          <w:i w:val="0"/>
+          <w:color w:val="111111"/>
+          <w:sz w:val="21"/>
+        </w:rPr>
+        <w:t>Cadastrar ou revisar produto, custo, imposto, margem desejada e status antes de novas vendas.</w:t>
+      </w:r>
+    </w:p>
+    <w:p>
+      <w:pPr>
+        <w:pStyle w:val="ListBullet"/>
+        <w:spacing w:after="40" w:line="259" w:lineRule="auto"/>
+        <w:ind w:left="397" w:hanging="198"/>
+      </w:pPr>
+      <w:r>
+        <w:rPr>
+          <w:rFonts w:ascii="Arial" w:hAnsi="Arial"/>
+          <w:b w:val="0"/>
+          <w:i w:val="0"/>
+          <w:color w:val="111111"/>
+          <w:sz w:val="21"/>
+        </w:rPr>
+        <w:t>Registrar entrada, saída ou ajuste de estoque com o tipo correto de movimentação.</w:t>
+      </w:r>
+    </w:p>
+    <w:p>
+      <w:pPr>
+        <w:pStyle w:val="ListBullet"/>
+        <w:spacing w:after="40" w:line="259" w:lineRule="auto"/>
+        <w:ind w:left="397" w:hanging="198"/>
+      </w:pPr>
+      <w:r>
+        <w:rPr>
+          <w:rFonts w:ascii="Arial" w:hAnsi="Arial"/>
+          <w:b w:val="0"/>
+          <w:i w:val="0"/>
+          <w:color w:val="111111"/>
+          <w:sz w:val="21"/>
+        </w:rPr>
+        <w:t>Registrar vendas por produto, canal, quantidade e preço aplicável.</w:t>
+      </w:r>
+    </w:p>
+    <w:p>
+      <w:pPr>
+        <w:pStyle w:val="ListBullet"/>
+        <w:spacing w:after="40" w:line="259" w:lineRule="auto"/>
+        <w:ind w:left="397" w:hanging="198"/>
+      </w:pPr>
+      <w:r>
+        <w:rPr>
+          <w:rFonts w:ascii="Arial" w:hAnsi="Arial"/>
+          <w:b w:val="0"/>
+          <w:i w:val="0"/>
+          <w:color w:val="111111"/>
+          <w:sz w:val="21"/>
+        </w:rPr>
+        <w:t>Registrar perdas assim que identificadas, com causa, setor e valor correspondente.</w:t>
+      </w:r>
+    </w:p>
+    <w:p>
+      <w:pPr>
+        <w:pStyle w:val="ListBullet"/>
+        <w:spacing w:after="40" w:line="259" w:lineRule="auto"/>
+        <w:ind w:left="397" w:hanging="198"/>
+      </w:pPr>
+      <w:r>
+        <w:rPr>
+          <w:rFonts w:ascii="Arial" w:hAnsi="Arial"/>
+          <w:b w:val="0"/>
+          <w:i w:val="0"/>
+          <w:color w:val="111111"/>
+          <w:sz w:val="21"/>
+        </w:rPr>
+        <w:t>Consultar as prioridades operacionais e validar o saldo físico antes de realizar compras ou ajustes.</w:t>
+      </w:r>
+    </w:p>
+    <w:p>
+      <w:pPr>
+        <w:keepNext/>
+        <w:spacing w:before="240" w:after="140"/>
+        <w:jc w:val="left"/>
+        <w:pBdr>
+          <w:bottom w:val="single" w:sz="10" w:space="3" w:color="203E70"/>
+        </w:pBdr>
+      </w:pPr>
+      <w:r>
+        <w:rPr>
+          <w:rFonts w:ascii="Arial" w:hAnsi="Arial"/>
+          <w:b/>
+          <w:i w:val="0"/>
+          <w:color w:val="203E70"/>
+          <w:sz w:val="28"/>
+        </w:rPr>
+        <w:t>5. Gestão, Relatórios e Simulações</w:t>
+      </w:r>
+    </w:p>
+    <w:p>
+      <w:pPr>
+        <w:spacing w:before="0" w:after="120" w:line="269" w:lineRule="auto"/>
+        <w:jc w:val="both"/>
+      </w:pPr>
+      <w:r>
+        <w:rPr>
+          <w:rFonts w:ascii="Arial" w:hAnsi="Arial"/>
+          <w:b w:val="0"/>
+          <w:i w:val="0"/>
+          <w:color w:val="111111"/>
+          <w:sz w:val="21"/>
+        </w:rPr>
+        <w:t>Os módulos de Análise Gerencial, Relatórios Gerenciais e DRE Gerencial foram reunidos na navegação como uma única frente de gestão. Cada um tem uma função complementar: interpretação do período, consolidação para apresentação e demonstração do resultado.</w:t>
+      </w:r>
+    </w:p>
+    <w:tbl>
+      <w:tblPr>
+        <w:tblW w:type="dxa" w:w="10584"/>
+        <w:jc w:val="left"/>
+        <w:tblLayout w:type="fixed"/>
+        <w:tblLook w:firstColumn="1" w:firstRow="1" w:lastColumn="0" w:lastRow="0" w:noHBand="0" w:noVBand="1" w:val="04A0"/>
+        <w:tblInd w:w="0" w:type="dxa"/>
+      </w:tblPr>
+      <w:tblGrid>
+        <w:gridCol w:w="2100"/>
+        <w:gridCol w:w="4720"/>
+        <w:gridCol w:w="3764"/>
+      </w:tblGrid>
+      <w:tr>
+        <w:trPr>
+          <w:tblHeader w:val="true"/>
+        </w:trPr>
+        <w:tc>
+          <w:tcPr>
+            <w:tcW w:type="dxa" w:w="2100"/>
+            <w:tcMar>
+              <w:top w:w="70" w:type="dxa"/>
+              <w:start w:w="100" w:type="dxa"/>
+              <w:bottom w:w="70" w:type="dxa"/>
+              <w:end w:w="100" w:type="dxa"/>
+            </w:tcMar>
+            <w:tcBorders>
+              <w:top w:val="single" w:sz="5" w:color="111111"/>
+              <w:left w:val="single" w:sz="5" w:color="111111"/>
+              <w:bottom w:val="single" w:sz="5" w:color="111111"/>
+              <w:right w:val="single" w:sz="5" w:color="111111"/>
+            </w:tcBorders>
+            <w:vAlign w:val="center"/>
+            <w:shd w:fill="203E70"/>
           </w:tcPr>
           <w:p>
             <w:pPr>
               <w:spacing w:after="0"/>
+              <w:jc w:val="center"/>
             </w:pPr>
             <w:r>
               <w:rPr>
-                <w:rFonts w:ascii="Calibri" w:hAnsi="Calibri"/>
-                <w:b w:val="0"/>
+                <w:rFonts w:ascii="Arial" w:hAnsi="Arial"/>
+                <w:b/>
                 <w:i w:val="0"/>
-                <w:color w:val="10211B"/>
-                <w:sz w:val="19"/>
+                <w:color w:val="FFFFFF"/>
+                <w:sz w:val="17"/>
               </w:rPr>
-              <w:t>Avaliar a receita mínima e o impacto de mudanças na margem.</w:t>
+              <w:t>Ferramenta</w:t>
+            </w:r>
+          </w:p>
+        </w:tc>
+        <w:tc>
+          <w:tcPr>
+            <w:tcW w:type="dxa" w:w="4720"/>
+            <w:tcMar>
+              <w:top w:w="70" w:type="dxa"/>
+              <w:start w:w="100" w:type="dxa"/>
+              <w:bottom w:w="70" w:type="dxa"/>
+              <w:end w:w="100" w:type="dxa"/>
+            </w:tcMar>
+            <w:tcBorders>
+              <w:top w:val="single" w:sz="5" w:color="111111"/>
+              <w:left w:val="single" w:sz="5" w:color="111111"/>
+              <w:bottom w:val="single" w:sz="5" w:color="111111"/>
+              <w:right w:val="single" w:sz="5" w:color="111111"/>
+            </w:tcBorders>
+            <w:vAlign w:val="center"/>
+            <w:shd w:fill="203E70"/>
+          </w:tcPr>
+          <w:p>
+            <w:pPr>
+              <w:spacing w:after="0"/>
+              <w:jc w:val="center"/>
+            </w:pPr>
+            <w:r>
+              <w:rPr>
+                <w:rFonts w:ascii="Arial" w:hAnsi="Arial"/>
+                <w:b/>
+                <w:i w:val="0"/>
+                <w:color w:val="FFFFFF"/>
+                <w:sz w:val="17"/>
+              </w:rPr>
+              <w:t>Entrega</w:t>
+            </w:r>
+          </w:p>
+        </w:tc>
+        <w:tc>
+          <w:tcPr>
+            <w:tcW w:type="dxa" w:w="3764"/>
+            <w:tcMar>
+              <w:top w:w="70" w:type="dxa"/>
+              <w:start w:w="100" w:type="dxa"/>
+              <w:bottom w:w="70" w:type="dxa"/>
+              <w:end w:w="100" w:type="dxa"/>
+            </w:tcMar>
+            <w:tcBorders>
+              <w:top w:val="single" w:sz="5" w:color="111111"/>
+              <w:left w:val="single" w:sz="5" w:color="111111"/>
+              <w:bottom w:val="single" w:sz="5" w:color="111111"/>
+              <w:right w:val="single" w:sz="5" w:color="111111"/>
+            </w:tcBorders>
+            <w:vAlign w:val="center"/>
+            <w:shd w:fill="203E70"/>
+          </w:tcPr>
+          <w:p>
+            <w:pPr>
+              <w:spacing w:after="0"/>
+              <w:jc w:val="center"/>
+            </w:pPr>
+            <w:r>
+              <w:rPr>
+                <w:rFonts w:ascii="Arial" w:hAnsi="Arial"/>
+                <w:b/>
+                <w:i w:val="0"/>
+                <w:color w:val="FFFFFF"/>
+                <w:sz w:val="17"/>
+              </w:rPr>
+              <w:t>Validação de uso</w:t>
             </w:r>
           </w:p>
         </w:tc>
@@ -1404,61 +2273,64 @@
       <w:tr>
         <w:tc>
           <w:tcPr>
-            <w:tcW w:type="dxa" w:w="1800"/>
+            <w:tcW w:type="dxa" w:w="2100"/>
+            <w:shd w:fill="F8F8F8"/>
           </w:tcPr>
           <w:p>
             <w:pPr>
-              <w:spacing w:after="0"/>
+              <w:spacing w:after="0" w:line="240" w:lineRule="auto"/>
             </w:pPr>
             <w:r>
               <w:rPr>
-                <w:rFonts w:ascii="Calibri" w:hAnsi="Calibri"/>
+                <w:rFonts w:ascii="Arial" w:hAnsi="Arial"/>
                 <w:b/>
                 <w:i w:val="0"/>
-                <w:color w:val="10211B"/>
-                <w:sz w:val="19"/>
+                <w:color w:val="111111"/>
+                <w:sz w:val="17"/>
               </w:rPr>
-              <w:t>Estoque</w:t>
+              <w:t>Análise gerencial</w:t>
             </w:r>
           </w:p>
         </w:tc>
         <w:tc>
           <w:tcPr>
-            <w:tcW w:type="dxa" w:w="4200"/>
+            <w:tcW w:type="dxa" w:w="4720"/>
+            <w:shd w:fill="F8F8F8"/>
           </w:tcPr>
           <w:p>
             <w:pPr>
-              <w:spacing w:after="0"/>
+              <w:spacing w:after="0" w:line="240" w:lineRule="auto"/>
             </w:pPr>
             <w:r>
               <w:rPr>
-                <w:rFonts w:ascii="Calibri" w:hAnsi="Calibri"/>
+                <w:rFonts w:ascii="Arial" w:hAnsi="Arial"/>
                 <w:b w:val="0"/>
                 <w:i w:val="0"/>
-                <w:color w:val="10211B"/>
-                <w:sz w:val="19"/>
+                <w:color w:val="111111"/>
+                <w:sz w:val="17"/>
               </w:rPr>
-              <w:t>Saldos, movimentações, ficha técnica, disponibilidade e inteligência de consumo/cobertura.</w:t>
+              <w:t>Leitura integrada de rentabilidade, produtos, canais, perdas e prioridades.</w:t>
             </w:r>
           </w:p>
         </w:tc>
         <w:tc>
           <w:tcPr>
-            <w:tcW w:type="dxa" w:w="3360"/>
+            <w:tcW w:type="dxa" w:w="3764"/>
+            <w:shd w:fill="F8F8F8"/>
           </w:tcPr>
           <w:p>
             <w:pPr>
-              <w:spacing w:after="0"/>
+              <w:spacing w:after="0" w:line="240" w:lineRule="auto"/>
             </w:pPr>
             <w:r>
               <w:rPr>
-                <w:rFonts w:ascii="Calibri" w:hAnsi="Calibri"/>
+                <w:rFonts w:ascii="Arial" w:hAnsi="Arial"/>
                 <w:b w:val="0"/>
                 <w:i w:val="0"/>
-                <w:color w:val="10211B"/>
-                <w:sz w:val="19"/>
+                <w:color w:val="111111"/>
+                <w:sz w:val="17"/>
               </w:rPr>
-              <w:t>Apoiar reposição e evitar ruptura ou excesso.</w:t>
+              <w:t>Usar para identificar causas e oportunidades.</w:t>
             </w:r>
           </w:p>
         </w:tc>
@@ -1466,61 +2338,61 @@
       <w:tr>
         <w:tc>
           <w:tcPr>
-            <w:tcW w:type="dxa" w:w="1800"/>
+            <w:tcW w:type="dxa" w:w="2100"/>
           </w:tcPr>
           <w:p>
             <w:pPr>
-              <w:spacing w:after="0"/>
+              <w:spacing w:after="0" w:line="240" w:lineRule="auto"/>
             </w:pPr>
             <w:r>
               <w:rPr>
-                <w:rFonts w:ascii="Calibri" w:hAnsi="Calibri"/>
+                <w:rFonts w:ascii="Arial" w:hAnsi="Arial"/>
                 <w:b/>
                 <w:i w:val="0"/>
-                <w:color w:val="10211B"/>
-                <w:sz w:val="19"/>
+                <w:color w:val="111111"/>
+                <w:sz w:val="17"/>
               </w:rPr>
-              <w:t>Custos fixos e metas</w:t>
+              <w:t>Relatórios gerenciais</w:t>
             </w:r>
           </w:p>
         </w:tc>
         <w:tc>
           <w:tcPr>
-            <w:tcW w:type="dxa" w:w="4200"/>
+            <w:tcW w:type="dxa" w:w="4720"/>
           </w:tcPr>
           <w:p>
             <w:pPr>
-              <w:spacing w:after="0"/>
+              <w:spacing w:after="0" w:line="240" w:lineRule="auto"/>
             </w:pPr>
             <w:r>
               <w:rPr>
-                <w:rFonts w:ascii="Calibri" w:hAnsi="Calibri"/>
+                <w:rFonts w:ascii="Arial" w:hAnsi="Arial"/>
                 <w:b w:val="0"/>
                 <w:i w:val="0"/>
-                <w:color w:val="10211B"/>
-                <w:sz w:val="19"/>
+                <w:color w:val="111111"/>
+                <w:sz w:val="17"/>
               </w:rPr>
-              <w:t>Despesas mensais, objetivos e acompanhamento comercial.</w:t>
+              <w:t>Filtros de data, comparação de períodos, ranking, timeline, alertas, CSV e impressão.</w:t>
             </w:r>
           </w:p>
         </w:tc>
         <w:tc>
           <w:tcPr>
-            <w:tcW w:type="dxa" w:w="3360"/>
+            <w:tcW w:type="dxa" w:w="3764"/>
           </w:tcPr>
           <w:p>
             <w:pPr>
-              <w:spacing w:after="0"/>
+              <w:spacing w:after="0" w:line="240" w:lineRule="auto"/>
             </w:pPr>
             <w:r>
               <w:rPr>
-                <w:rFonts w:ascii="Calibri" w:hAnsi="Calibri"/>
+                <w:rFonts w:ascii="Arial" w:hAnsi="Arial"/>
                 <w:b w:val="0"/>
                 <w:i w:val="0"/>
-                <w:color w:val="10211B"/>
-                <w:sz w:val="19"/>
+                <w:color w:val="111111"/>
+                <w:sz w:val="17"/>
               </w:rPr>
-              <w:t>Atualizar na abertura de cada ciclo de gestão.</w:t>
+              <w:t>Conferir o recorte selecionado antes de exportar ou imprimir.</w:t>
             </w:r>
           </w:p>
         </w:tc>
@@ -1528,61 +2400,64 @@
       <w:tr>
         <w:tc>
           <w:tcPr>
-            <w:tcW w:type="dxa" w:w="1800"/>
+            <w:tcW w:type="dxa" w:w="2100"/>
+            <w:shd w:fill="F8F8F8"/>
           </w:tcPr>
           <w:p>
             <w:pPr>
-              <w:spacing w:after="0"/>
+              <w:spacing w:after="0" w:line="240" w:lineRule="auto"/>
             </w:pPr>
             <w:r>
               <w:rPr>
-                <w:rFonts w:ascii="Calibri" w:hAnsi="Calibri"/>
+                <w:rFonts w:ascii="Arial" w:hAnsi="Arial"/>
                 <w:b/>
                 <w:i w:val="0"/>
-                <w:color w:val="10211B"/>
-                <w:sz w:val="19"/>
+                <w:color w:val="111111"/>
+                <w:sz w:val="17"/>
               </w:rPr>
-              <w:t>Vendas e canais</w:t>
+              <w:t>DRE gerencial</w:t>
             </w:r>
           </w:p>
         </w:tc>
         <w:tc>
           <w:tcPr>
-            <w:tcW w:type="dxa" w:w="4200"/>
+            <w:tcW w:type="dxa" w:w="4720"/>
+            <w:shd w:fill="F8F8F8"/>
           </w:tcPr>
           <w:p>
             <w:pPr>
-              <w:spacing w:after="0"/>
+              <w:spacing w:after="0" w:line="240" w:lineRule="auto"/>
             </w:pPr>
             <w:r>
               <w:rPr>
-                <w:rFonts w:ascii="Calibri" w:hAnsi="Calibri"/>
+                <w:rFonts w:ascii="Arial" w:hAnsi="Arial"/>
                 <w:b w:val="0"/>
                 <w:i w:val="0"/>
-                <w:color w:val="10211B"/>
-                <w:sz w:val="19"/>
+                <w:color w:val="111111"/>
+                <w:sz w:val="17"/>
               </w:rPr>
-              <w:t>Lançamentos, canais B2C/B2B e desempenho de metas.</w:t>
+              <w:t>Consolidação de receita, impostos, custos, margem e resultado operacional.</w:t>
             </w:r>
           </w:p>
         </w:tc>
         <w:tc>
           <w:tcPr>
-            <w:tcW w:type="dxa" w:w="3360"/>
+            <w:tcW w:type="dxa" w:w="3764"/>
+            <w:shd w:fill="F8F8F8"/>
           </w:tcPr>
           <w:p>
             <w:pPr>
-              <w:spacing w:after="0"/>
+              <w:spacing w:after="0" w:line="240" w:lineRule="auto"/>
             </w:pPr>
             <w:r>
               <w:rPr>
-                <w:rFonts w:ascii="Calibri" w:hAnsi="Calibri"/>
+                <w:rFonts w:ascii="Arial" w:hAnsi="Arial"/>
                 <w:b w:val="0"/>
                 <w:i w:val="0"/>
-                <w:color w:val="10211B"/>
-                <w:sz w:val="19"/>
+                <w:color w:val="111111"/>
+                <w:sz w:val="17"/>
               </w:rPr>
-              <w:t>Registrar vendas e acompanhar ritmo de atingimento.</w:t>
+              <w:t>Usar como demonstração sintética do desempenho do período.</w:t>
             </w:r>
           </w:p>
         </w:tc>
@@ -1590,81 +2465,19 @@
       <w:tr>
         <w:tc>
           <w:tcPr>
-            <w:tcW w:type="dxa" w:w="1800"/>
+            <w:tcW w:type="dxa" w:w="2100"/>
           </w:tcPr>
           <w:p>
             <w:pPr>
-              <w:spacing w:after="0"/>
+              <w:spacing w:after="0" w:line="240" w:lineRule="auto"/>
             </w:pPr>
             <w:r>
               <w:rPr>
-                <w:rFonts w:ascii="Calibri" w:hAnsi="Calibri"/>
+                <w:rFonts w:ascii="Arial" w:hAnsi="Arial"/>
                 <w:b/>
                 <w:i w:val="0"/>
-                <w:color w:val="10211B"/>
-                <w:sz w:val="19"/>
-              </w:rPr>
-              <w:t>Perdas</w:t>
-            </w:r>
-          </w:p>
-        </w:tc>
-        <w:tc>
-          <w:tcPr>
-            <w:tcW w:type="dxa" w:w="4200"/>
-          </w:tcPr>
-          <w:p>
-            <w:pPr>
-              <w:spacing w:after="0"/>
-            </w:pPr>
-            <w:r>
-              <w:rPr>
-                <w:rFonts w:ascii="Calibri" w:hAnsi="Calibri"/>
-                <w:b w:val="0"/>
-                <w:i w:val="0"/>
-                <w:color w:val="10211B"/>
-                <w:sz w:val="19"/>
-              </w:rPr>
-              <w:t>Registro de perdas, causas, setores e análise de impacto.</w:t>
-            </w:r>
-          </w:p>
-        </w:tc>
-        <w:tc>
-          <w:tcPr>
-            <w:tcW w:type="dxa" w:w="3360"/>
-          </w:tcPr>
-          <w:p>
-            <w:pPr>
-              <w:spacing w:after="0"/>
-            </w:pPr>
-            <w:r>
-              <w:rPr>
-                <w:rFonts w:ascii="Calibri" w:hAnsi="Calibri"/>
-                <w:b w:val="0"/>
-                <w:i w:val="0"/>
-                <w:color w:val="10211B"/>
-                <w:sz w:val="19"/>
-              </w:rPr>
-              <w:t>Registrar ocorrências assim que identificadas.</w:t>
-            </w:r>
-          </w:p>
-        </w:tc>
-      </w:tr>
-      <w:tr>
-        <w:tc>
-          <w:tcPr>
-            <w:tcW w:type="dxa" w:w="1800"/>
-          </w:tcPr>
-          <w:p>
-            <w:pPr>
-              <w:spacing w:after="0"/>
-            </w:pPr>
-            <w:r>
-              <w:rPr>
-                <w:rFonts w:ascii="Calibri" w:hAnsi="Calibri"/>
-                <w:b/>
-                <w:i w:val="0"/>
-                <w:color w:val="10211B"/>
-                <w:sz w:val="19"/>
+                <w:color w:val="111111"/>
+                <w:sz w:val="17"/>
               </w:rPr>
               <w:t>E se?</w:t>
             </w:r>
@@ -1672,227 +2485,41 @@
         </w:tc>
         <w:tc>
           <w:tcPr>
-            <w:tcW w:type="dxa" w:w="4200"/>
+            <w:tcW w:type="dxa" w:w="4720"/>
           </w:tcPr>
           <w:p>
             <w:pPr>
-              <w:spacing w:after="0"/>
+              <w:spacing w:after="0" w:line="240" w:lineRule="auto"/>
             </w:pPr>
             <w:r>
               <w:rPr>
-                <w:rFonts w:ascii="Calibri" w:hAnsi="Calibri"/>
+                <w:rFonts w:ascii="Arial" w:hAnsi="Arial"/>
                 <w:b w:val="0"/>
                 <w:i w:val="0"/>
-                <w:color w:val="10211B"/>
-                <w:sz w:val="19"/>
+                <w:color w:val="111111"/>
+                <w:sz w:val="17"/>
               </w:rPr>
-              <w:t>Cenários de decisão sem alterar a base real.</w:t>
+              <w:t>Simulação de alternativas sem alterar a base persistida.</w:t>
             </w:r>
           </w:p>
         </w:tc>
         <w:tc>
           <w:tcPr>
-            <w:tcW w:type="dxa" w:w="3360"/>
+            <w:tcW w:type="dxa" w:w="3764"/>
           </w:tcPr>
           <w:p>
             <w:pPr>
-              <w:spacing w:after="0"/>
+              <w:spacing w:after="0" w:line="240" w:lineRule="auto"/>
             </w:pPr>
             <w:r>
               <w:rPr>
-                <w:rFonts w:ascii="Calibri" w:hAnsi="Calibri"/>
+                <w:rFonts w:ascii="Arial" w:hAnsi="Arial"/>
                 <w:b w:val="0"/>
                 <w:i w:val="0"/>
-                <w:color w:val="10211B"/>
-                <w:sz w:val="19"/>
+                <w:color w:val="111111"/>
+                <w:sz w:val="17"/>
               </w:rPr>
-              <w:t>Testar alternativas de preço, volume, custos e perdas.</w:t>
-            </w:r>
-          </w:p>
-        </w:tc>
-      </w:tr>
-      <w:tr>
-        <w:tc>
-          <w:tcPr>
-            <w:tcW w:type="dxa" w:w="1800"/>
-          </w:tcPr>
-          <w:p>
-            <w:pPr>
-              <w:spacing w:after="0"/>
-            </w:pPr>
-            <w:r>
-              <w:rPr>
-                <w:rFonts w:ascii="Calibri" w:hAnsi="Calibri"/>
-                <w:b/>
-                <w:i w:val="0"/>
-                <w:color w:val="10211B"/>
-                <w:sz w:val="19"/>
-              </w:rPr>
-              <w:t>Produtos</w:t>
-            </w:r>
-          </w:p>
-        </w:tc>
-        <w:tc>
-          <w:tcPr>
-            <w:tcW w:type="dxa" w:w="4200"/>
-          </w:tcPr>
-          <w:p>
-            <w:pPr>
-              <w:spacing w:after="0"/>
-            </w:pPr>
-            <w:r>
-              <w:rPr>
-                <w:rFonts w:ascii="Calibri" w:hAnsi="Calibri"/>
-                <w:b w:val="0"/>
-                <w:i w:val="0"/>
-                <w:color w:val="10211B"/>
-                <w:sz w:val="19"/>
-              </w:rPr>
-              <w:t>Cadastro, parâmetros, preços calculados e status de cada item.</w:t>
-            </w:r>
-          </w:p>
-        </w:tc>
-        <w:tc>
-          <w:tcPr>
-            <w:tcW w:type="dxa" w:w="3360"/>
-          </w:tcPr>
-          <w:p>
-            <w:pPr>
-              <w:spacing w:after="0"/>
-            </w:pPr>
-            <w:r>
-              <w:rPr>
-                <w:rFonts w:ascii="Calibri" w:hAnsi="Calibri"/>
-                <w:b w:val="0"/>
-                <w:i w:val="0"/>
-                <w:color w:val="10211B"/>
-                <w:sz w:val="19"/>
-              </w:rPr>
-              <w:t>Manter cadastros e margens desejadas atualizados.</w:t>
-            </w:r>
-          </w:p>
-        </w:tc>
-      </w:tr>
-      <w:tr>
-        <w:tc>
-          <w:tcPr>
-            <w:tcW w:type="dxa" w:w="1800"/>
-          </w:tcPr>
-          <w:p>
-            <w:pPr>
-              <w:spacing w:after="0"/>
-            </w:pPr>
-            <w:r>
-              <w:rPr>
-                <w:rFonts w:ascii="Calibri" w:hAnsi="Calibri"/>
-                <w:b/>
-                <w:i w:val="0"/>
-                <w:color w:val="10211B"/>
-                <w:sz w:val="19"/>
-              </w:rPr>
-              <w:t>Guia e glossário</w:t>
-            </w:r>
-          </w:p>
-        </w:tc>
-        <w:tc>
-          <w:tcPr>
-            <w:tcW w:type="dxa" w:w="4200"/>
-          </w:tcPr>
-          <w:p>
-            <w:pPr>
-              <w:spacing w:after="0"/>
-            </w:pPr>
-            <w:r>
-              <w:rPr>
-                <w:rFonts w:ascii="Calibri" w:hAnsi="Calibri"/>
-                <w:b w:val="0"/>
-                <w:i w:val="0"/>
-                <w:color w:val="10211B"/>
-                <w:sz w:val="19"/>
-              </w:rPr>
-              <w:t>Conceitos, fórmulas e orientação didática.</w:t>
-            </w:r>
-          </w:p>
-        </w:tc>
-        <w:tc>
-          <w:tcPr>
-            <w:tcW w:type="dxa" w:w="3360"/>
-          </w:tcPr>
-          <w:p>
-            <w:pPr>
-              <w:spacing w:after="0"/>
-            </w:pPr>
-            <w:r>
-              <w:rPr>
-                <w:rFonts w:ascii="Calibri" w:hAnsi="Calibri"/>
-                <w:b w:val="0"/>
-                <w:i w:val="0"/>
-                <w:color w:val="10211B"/>
-                <w:sz w:val="19"/>
-              </w:rPr>
-              <w:t>Consultar ao surgirem dúvidas de interpretação.</w:t>
-            </w:r>
-          </w:p>
-        </w:tc>
-      </w:tr>
-      <w:tr>
-        <w:tc>
-          <w:tcPr>
-            <w:tcW w:type="dxa" w:w="1800"/>
-          </w:tcPr>
-          <w:p>
-            <w:pPr>
-              <w:spacing w:after="0"/>
-            </w:pPr>
-            <w:r>
-              <w:rPr>
-                <w:rFonts w:ascii="Calibri" w:hAnsi="Calibri"/>
-                <w:b/>
-                <w:i w:val="0"/>
-                <w:color w:val="10211B"/>
-                <w:sz w:val="19"/>
-              </w:rPr>
-              <w:t>Usuários e permissões</w:t>
-            </w:r>
-          </w:p>
-        </w:tc>
-        <w:tc>
-          <w:tcPr>
-            <w:tcW w:type="dxa" w:w="4200"/>
-          </w:tcPr>
-          <w:p>
-            <w:pPr>
-              <w:spacing w:after="0"/>
-            </w:pPr>
-            <w:r>
-              <w:rPr>
-                <w:rFonts w:ascii="Calibri" w:hAnsi="Calibri"/>
-                <w:b w:val="0"/>
-                <w:i w:val="0"/>
-                <w:color w:val="10211B"/>
-                <w:sz w:val="19"/>
-              </w:rPr>
-              <w:t>Cadastro de usuários, senha e perfis de acesso.</w:t>
-            </w:r>
-          </w:p>
-        </w:tc>
-        <w:tc>
-          <w:tcPr>
-            <w:tcW w:type="dxa" w:w="3360"/>
-          </w:tcPr>
-          <w:p>
-            <w:pPr>
-              <w:spacing w:after="0"/>
-            </w:pPr>
-            <w:r>
-              <w:rPr>
-                <w:rFonts w:ascii="Calibri" w:hAnsi="Calibri"/>
-                <w:b w:val="0"/>
-                <w:i w:val="0"/>
-                <w:color w:val="10211B"/>
-                <w:sz w:val="19"/>
-              </w:rPr>
-              <w:t>Administrar acessos com o princípio do menor privilégio.</w:t>
+              <w:t>Testar cenários de volume, preço, custos e perdas antes de decidir.</w:t>
             </w:r>
           </w:p>
         </w:tc>
@@ -1900,635 +2527,107 @@
     </w:tbl>
     <w:p>
       <w:pPr>
-        <w:pStyle w:val="Heading1"/>
         <w:keepNext/>
-        <w:spacing w:before="280" w:after="140"/>
+        <w:spacing w:before="160" w:after="80"/>
+        <w:jc w:val="left"/>
+        <w:pBdr>
+          <w:bottom w:val="single" w:sz="6" w:space="3" w:color="203E70"/>
+        </w:pBdr>
       </w:pPr>
       <w:r>
         <w:rPr>
-          <w:rFonts w:ascii="Calibri" w:hAnsi="Calibri"/>
+          <w:rFonts w:ascii="Arial" w:hAnsi="Arial"/>
           <w:b/>
           <w:i w:val="0"/>
-          <w:color w:val="75B82A"/>
-          <w:sz w:val="32"/>
+          <w:color w:val="203E70"/>
+          <w:sz w:val="23"/>
         </w:rPr>
-        <w:t>3. Fluxo operacional recomendado</w:t>
+        <w:t>5.1 Exportação e apresentação</w:t>
       </w:r>
     </w:p>
     <w:p>
       <w:pPr>
-        <w:pStyle w:val="Heading2"/>
-        <w:keepNext/>
-        <w:spacing w:before="200" w:after="100"/>
+        <w:spacing w:before="0" w:after="120" w:line="269" w:lineRule="auto"/>
+        <w:jc w:val="both"/>
       </w:pPr>
       <w:r>
         <w:rPr>
-          <w:rFonts w:ascii="Calibri" w:hAnsi="Calibri"/>
-          <w:b/>
+          <w:rFonts w:ascii="Arial" w:hAnsi="Arial"/>
+          <w:b w:val="0"/>
           <w:i w:val="0"/>
-          <w:color w:val="10211B"/>
-          <w:sz w:val="26"/>
+          <w:color w:val="111111"/>
+          <w:sz w:val="21"/>
         </w:rPr>
-        <w:t>3.1 Abertura do período</w:t>
+        <w:t>A exportação CSV respeita os filtros aplicados e utiliza codificação UTF-8 com separador ponto e vírgula. A impressão utiliza uma visualização própria, sem elementos de navegação ou botões de ação, adequada para a geração de PDF pelo navegador quando o recurso estiver disponível.</w:t>
       </w:r>
     </w:p>
     <w:p>
       <w:pPr>
-        <w:pStyle w:val="ListNumber"/>
-        <w:spacing w:after="80" w:line="300" w:lineRule="auto"/>
-        <w:ind w:left="540" w:hanging="271"/>
+        <w:keepNext/>
+        <w:spacing w:before="240" w:after="140"/>
+        <w:jc w:val="left"/>
+        <w:pBdr>
+          <w:bottom w:val="single" w:sz="10" w:space="3" w:color="203E70"/>
+        </w:pBdr>
       </w:pPr>
       <w:r>
         <w:rPr>
-          <w:rFonts w:ascii="Calibri" w:hAnsi="Calibri"/>
-          <w:b w:val="0"/>
+          <w:rFonts w:ascii="Arial" w:hAnsi="Arial"/>
+          <w:b/>
           <w:i w:val="0"/>
-          <w:color w:val="10211B"/>
-          <w:sz w:val="22"/>
+          <w:color w:val="203E70"/>
+          <w:sz w:val="28"/>
         </w:rPr>
-        <w:t>Entrar com e-mail e senha de usuário autorizado.</w:t>
+        <w:t>6. Segurança, Continuidade e Encerramento</w:t>
       </w:r>
     </w:p>
     <w:p>
       <w:pPr>
-        <w:pStyle w:val="ListNumber"/>
-        <w:spacing w:after="80" w:line="300" w:lineRule="auto"/>
-        <w:ind w:left="540" w:hanging="271"/>
+        <w:spacing w:before="0" w:after="120" w:line="269" w:lineRule="auto"/>
+        <w:jc w:val="both"/>
       </w:pPr>
       <w:r>
         <w:rPr>
-          <w:rFonts w:ascii="Calibri" w:hAnsi="Calibri"/>
+          <w:rFonts w:ascii="Arial" w:hAnsi="Arial"/>
           <w:b w:val="0"/>
           <w:i w:val="0"/>
-          <w:color w:val="10211B"/>
-          <w:sz w:val="22"/>
+          <w:color w:val="111111"/>
+          <w:sz w:val="21"/>
         </w:rPr>
-        <w:t>Conferir a Visão geral e os alertas do Cockpit.</w:t>
+        <w:t>O sistema possui login local, usuários, senha e permissões por perfil. O uso adequado exige que cada pessoa utilize a própria conta, que as permissões sejam revisadas pelo Administrador e que cópias de segurança sejam realizadas antes de restaurações ou mudanças relevantes na base local.</w:t>
       </w:r>
     </w:p>
     <w:p>
       <w:pPr>
-        <w:pStyle w:val="ListNumber"/>
-        <w:spacing w:after="80" w:line="300" w:lineRule="auto"/>
-        <w:ind w:left="540" w:hanging="271"/>
+        <w:keepNext/>
+        <w:spacing w:before="160" w:after="80"/>
+        <w:jc w:val="left"/>
+        <w:pBdr>
+          <w:bottom w:val="single" w:sz="6" w:space="3" w:color="203E70"/>
+        </w:pBdr>
       </w:pPr>
       <w:r>
         <w:rPr>
-          <w:rFonts w:ascii="Calibri" w:hAnsi="Calibri"/>
-          <w:b w:val="0"/>
-          <w:i w:val="0"/>
-          <w:color w:val="10211B"/>
-          <w:sz w:val="22"/>
-        </w:rPr>
-        <w:t>Revisar custos fixos, metas comerciais e produtos que tenham alteração de custo ou preço.</w:t>
-      </w:r>
-    </w:p>
-    <w:p>
-      <w:pPr>
-        <w:pStyle w:val="ListNumber"/>
-        <w:spacing w:after="80" w:line="300" w:lineRule="auto"/>
-        <w:ind w:left="540" w:hanging="271"/>
-      </w:pPr>
-      <w:r>
-        <w:rPr>
-          <w:rFonts w:ascii="Calibri" w:hAnsi="Calibri"/>
-          <w:b w:val="0"/>
-          <w:i w:val="0"/>
-          <w:color w:val="10211B"/>
-          <w:sz w:val="22"/>
-        </w:rPr>
-        <w:t>Validar a posição de estoque e os itens com risco de cobertura.</w:t>
-      </w:r>
-    </w:p>
-    <w:p>
-      <w:pPr>
-        <w:pStyle w:val="Heading2"/>
-        <w:keepNext/>
-        <w:spacing w:before="200" w:after="100"/>
-      </w:pPr>
-      <w:r>
-        <w:rPr>
-          <w:rFonts w:ascii="Calibri" w:hAnsi="Calibri"/>
+          <w:rFonts w:ascii="Arial" w:hAnsi="Arial"/>
           <w:b/>
           <w:i w:val="0"/>
-          <w:color w:val="10211B"/>
-          <w:sz w:val="26"/>
+          <w:color w:val="203E70"/>
+          <w:sz w:val="23"/>
         </w:rPr>
-        <w:t>3.2 Registro diário</w:t>
-      </w:r>
-    </w:p>
-    <w:p>
-      <w:pPr>
-        <w:pStyle w:val="ListNumber"/>
-        <w:spacing w:after="80" w:line="300" w:lineRule="auto"/>
-        <w:ind w:left="540" w:hanging="271"/>
-      </w:pPr>
-      <w:r>
-        <w:rPr>
-          <w:rFonts w:ascii="Calibri" w:hAnsi="Calibri"/>
-          <w:b w:val="0"/>
-          <w:i w:val="0"/>
-          <w:color w:val="10211B"/>
-          <w:sz w:val="22"/>
-        </w:rPr>
-        <w:t>Registrar vendas no canal correto, usando o produto e o preço aplicável.</w:t>
-      </w:r>
-    </w:p>
-    <w:p>
-      <w:pPr>
-        <w:pStyle w:val="ListNumber"/>
-        <w:spacing w:after="80" w:line="300" w:lineRule="auto"/>
-        <w:ind w:left="540" w:hanging="271"/>
-      </w:pPr>
-      <w:r>
-        <w:rPr>
-          <w:rFonts w:ascii="Calibri" w:hAnsi="Calibri"/>
-          <w:b w:val="0"/>
-          <w:i w:val="0"/>
-          <w:color w:val="10211B"/>
-          <w:sz w:val="22"/>
-        </w:rPr>
-        <w:t>Registrar perdas com produto, causa, setor, quantidade e valor apropriados.</w:t>
-      </w:r>
-    </w:p>
-    <w:p>
-      <w:pPr>
-        <w:pStyle w:val="ListNumber"/>
-        <w:spacing w:after="80" w:line="300" w:lineRule="auto"/>
-        <w:ind w:left="540" w:hanging="271"/>
-      </w:pPr>
-      <w:r>
-        <w:rPr>
-          <w:rFonts w:ascii="Calibri" w:hAnsi="Calibri"/>
-          <w:b w:val="0"/>
-          <w:i w:val="0"/>
-          <w:color w:val="10211B"/>
-          <w:sz w:val="22"/>
-        </w:rPr>
-        <w:t>Registrar movimentações de estoque de entrada, saída ou ajuste com a justificativa correspondente.</w:t>
-      </w:r>
-    </w:p>
-    <w:p>
-      <w:pPr>
-        <w:pStyle w:val="ListNumber"/>
-        <w:spacing w:after="80" w:line="300" w:lineRule="auto"/>
-        <w:ind w:left="540" w:hanging="271"/>
-      </w:pPr>
-      <w:r>
-        <w:rPr>
-          <w:rFonts w:ascii="Calibri" w:hAnsi="Calibri"/>
-          <w:b w:val="0"/>
-          <w:i w:val="0"/>
-          <w:color w:val="10211B"/>
-          <w:sz w:val="22"/>
-        </w:rPr>
-        <w:t>Revisar as prioridades operacionais antes de encerrar a rotina.</w:t>
-      </w:r>
-    </w:p>
-    <w:p>
-      <w:pPr>
-        <w:pStyle w:val="Heading2"/>
-        <w:keepNext/>
-        <w:spacing w:before="200" w:after="100"/>
-      </w:pPr>
-      <w:r>
-        <w:rPr>
-          <w:rFonts w:ascii="Calibri" w:hAnsi="Calibri"/>
-          <w:b/>
-          <w:i w:val="0"/>
-          <w:color w:val="10211B"/>
-          <w:sz w:val="26"/>
-        </w:rPr>
-        <w:t>3.3 Fechamento gerencial</w:t>
-      </w:r>
-    </w:p>
-    <w:p>
-      <w:pPr>
-        <w:pStyle w:val="ListNumber"/>
-        <w:spacing w:after="80" w:line="300" w:lineRule="auto"/>
-        <w:ind w:left="540" w:hanging="271"/>
-      </w:pPr>
-      <w:r>
-        <w:rPr>
-          <w:rFonts w:ascii="Calibri" w:hAnsi="Calibri"/>
-          <w:b w:val="0"/>
-          <w:i w:val="0"/>
-          <w:color w:val="10211B"/>
-          <w:sz w:val="22"/>
-        </w:rPr>
-        <w:t>Aplicar o período de análise desejado nos Relatórios gerenciais.</w:t>
-      </w:r>
-    </w:p>
-    <w:p>
-      <w:pPr>
-        <w:pStyle w:val="ListNumber"/>
-        <w:spacing w:after="80" w:line="300" w:lineRule="auto"/>
-        <w:ind w:left="540" w:hanging="271"/>
-      </w:pPr>
-      <w:r>
-        <w:rPr>
-          <w:rFonts w:ascii="Calibri" w:hAnsi="Calibri"/>
-          <w:b w:val="0"/>
-          <w:i w:val="0"/>
-          <w:color w:val="10211B"/>
-          <w:sz w:val="22"/>
-        </w:rPr>
-        <w:t>Conferir receita, margem de contribuição, resultado operacional, volume, ranking e alertas.</w:t>
-      </w:r>
-    </w:p>
-    <w:p>
-      <w:pPr>
-        <w:pStyle w:val="ListNumber"/>
-        <w:spacing w:after="80" w:line="300" w:lineRule="auto"/>
-        <w:ind w:left="540" w:hanging="271"/>
-      </w:pPr>
-      <w:r>
-        <w:rPr>
-          <w:rFonts w:ascii="Calibri" w:hAnsi="Calibri"/>
-          <w:b w:val="0"/>
-          <w:i w:val="0"/>
-          <w:color w:val="10211B"/>
-          <w:sz w:val="22"/>
-        </w:rPr>
-        <w:t>Comparar o período atual com o período anterior equivalente.</w:t>
-      </w:r>
-    </w:p>
-    <w:p>
-      <w:pPr>
-        <w:pStyle w:val="ListNumber"/>
-        <w:spacing w:after="80" w:line="300" w:lineRule="auto"/>
-        <w:ind w:left="540" w:hanging="271"/>
-      </w:pPr>
-      <w:r>
-        <w:rPr>
-          <w:rFonts w:ascii="Calibri" w:hAnsi="Calibri"/>
-          <w:b w:val="0"/>
-          <w:i w:val="0"/>
-          <w:color w:val="10211B"/>
-          <w:sz w:val="22"/>
-        </w:rPr>
-        <w:t>Exportar CSV ou usar a impressão/PDF para compartilhar a análise.</w:t>
-      </w:r>
-    </w:p>
-    <w:p>
-      <w:pPr>
-        <w:pStyle w:val="ListNumber"/>
-        <w:spacing w:after="80" w:line="300" w:lineRule="auto"/>
-        <w:ind w:left="540" w:hanging="271"/>
-      </w:pPr>
-      <w:r>
-        <w:rPr>
-          <w:rFonts w:ascii="Calibri" w:hAnsi="Calibri"/>
-          <w:b w:val="0"/>
-          <w:i w:val="0"/>
-          <w:color w:val="10211B"/>
-          <w:sz w:val="22"/>
-        </w:rPr>
-        <w:t>Registrar decisões decorrentes de perdas, metas, preços ou estoque em ata ou plano de ação externo.</w:t>
-      </w:r>
-    </w:p>
-    <w:p>
-      <w:pPr>
-        <w:pStyle w:val="Heading1"/>
-        <w:keepNext/>
-        <w:spacing w:before="280" w:after="140"/>
-      </w:pPr>
-      <w:r>
-        <w:rPr>
-          <w:rFonts w:ascii="Calibri" w:hAnsi="Calibri"/>
-          <w:b/>
-          <w:i w:val="0"/>
-          <w:color w:val="75B82A"/>
-          <w:sz w:val="32"/>
-        </w:rPr>
-        <w:t>4. Regras de negócio e integridade</w:t>
+        <w:t>6.1 Checklist de apresentação</w:t>
       </w:r>
     </w:p>
     <w:tbl>
       <w:tblPr>
-        <w:tblW w:type="dxa" w:w="9360"/>
+        <w:tblW w:type="dxa" w:w="10584"/>
         <w:jc w:val="left"/>
         <w:tblLayout w:type="fixed"/>
         <w:tblLook w:firstColumn="1" w:firstRow="1" w:lastColumn="0" w:lastRow="0" w:noHBand="0" w:noVBand="1" w:val="04A0"/>
-        <w:tblInd w:w="120" w:type="dxa"/>
+        <w:tblInd w:w="0" w:type="dxa"/>
       </w:tblPr>
       <w:tblGrid>
-        <w:gridCol w:w="9360"/>
-      </w:tblGrid>
-      <w:tr>
-        <w:tc>
-          <w:tcPr>
-            <w:tcW w:type="dxa" w:w="9360"/>
-            <w:tcMar>
-              <w:top w:w="80" w:type="dxa"/>
-              <w:start w:w="120" w:type="dxa"/>
-              <w:bottom w:w="80" w:type="dxa"/>
-              <w:end w:w="120" w:type="dxa"/>
-            </w:tcMar>
-            <w:tcBorders>
-              <w:top w:val="single" w:sz="10" w:color="FFB800"/>
-              <w:left w:val="single" w:sz="10" w:color="FFB800"/>
-              <w:bottom w:val="single" w:sz="10" w:color="FFB800"/>
-              <w:right w:val="single" w:sz="10" w:color="FFB800"/>
-            </w:tcBorders>
-            <w:vAlign w:val="center"/>
-            <w:shd w:fill="FFF8E6"/>
-          </w:tcPr>
-          <w:p>
-            <w:pPr>
-              <w:spacing w:after="40"/>
-            </w:pPr>
-            <w:r>
-              <w:rPr>
-                <w:rFonts w:ascii="Calibri" w:hAnsi="Calibri"/>
-                <w:b/>
-                <w:i w:val="0"/>
-                <w:color w:val="FFB800"/>
-                <w:sz w:val="20"/>
-              </w:rPr>
-              <w:t>REGRA CENTRAL</w:t>
-            </w:r>
-          </w:p>
-          <w:p>
-            <w:pPr>
-              <w:spacing w:after="0" w:line="288" w:lineRule="auto"/>
-            </w:pPr>
-            <w:r>
-              <w:rPr>
-                <w:rFonts w:ascii="Calibri" w:hAnsi="Calibri"/>
-                <w:b w:val="0"/>
-                <w:i w:val="0"/>
-                <w:color w:val="10211B"/>
-                <w:sz w:val="20"/>
-              </w:rPr>
-              <w:t>O sistema separa o registro histórico da análise atual. Vendas registradas preservam seus dados financeiros aplicados no momento do lançamento; novos parâmetros servem para decisões futuras e não reescrevem o histórico.</w:t>
-            </w:r>
-          </w:p>
-        </w:tc>
-      </w:tr>
-    </w:tbl>
-    <w:p>
-      <w:pPr>
-        <w:spacing w:before="0" w:after="40" w:line="300" w:lineRule="auto"/>
-      </w:pPr>
-      <w:r>
-        <w:rPr>
-          <w:rFonts w:ascii="Calibri" w:hAnsi="Calibri"/>
-          <w:b w:val="0"/>
-          <w:i w:val="0"/>
-          <w:color w:val="10211B"/>
-          <w:sz w:val="22"/>
-        </w:rPr>
-      </w:r>
-    </w:p>
-    <w:p>
-      <w:pPr>
-        <w:pStyle w:val="Heading2"/>
-        <w:keepNext/>
-        <w:spacing w:before="200" w:after="100"/>
-      </w:pPr>
-      <w:r>
-        <w:rPr>
-          <w:rFonts w:ascii="Calibri" w:hAnsi="Calibri"/>
-          <w:b/>
-          <w:i w:val="0"/>
-          <w:color w:val="10211B"/>
-          <w:sz w:val="26"/>
-        </w:rPr>
-        <w:t>4.1 Margem e precificação</w:t>
-      </w:r>
-    </w:p>
-    <w:p>
-      <w:pPr>
-        <w:pStyle w:val="ListBullet"/>
-        <w:spacing w:after="80" w:line="300" w:lineRule="auto"/>
-        <w:ind w:left="540" w:hanging="271"/>
-      </w:pPr>
-      <w:r>
-        <w:rPr>
-          <w:rFonts w:ascii="Calibri" w:hAnsi="Calibri"/>
-          <w:b w:val="0"/>
-          <w:i w:val="0"/>
-          <w:color w:val="10211B"/>
-          <w:sz w:val="22"/>
-        </w:rPr>
-        <w:t>Preço líquido = preço bruto x (1 - alíquota de impostos).</w:t>
-      </w:r>
-    </w:p>
-    <w:p>
-      <w:pPr>
-        <w:pStyle w:val="ListBullet"/>
-        <w:spacing w:after="80" w:line="300" w:lineRule="auto"/>
-        <w:ind w:left="540" w:hanging="271"/>
-      </w:pPr>
-      <w:r>
-        <w:rPr>
-          <w:rFonts w:ascii="Calibri" w:hAnsi="Calibri"/>
-          <w:b w:val="0"/>
-          <w:i w:val="0"/>
-          <w:color w:val="10211B"/>
-          <w:sz w:val="22"/>
-        </w:rPr>
-        <w:t>Margem de contribuição em reais = preço líquido - custos variáveis e perdas rateadas aplicáveis.</w:t>
-      </w:r>
-    </w:p>
-    <w:p>
-      <w:pPr>
-        <w:pStyle w:val="ListBullet"/>
-        <w:spacing w:after="80" w:line="300" w:lineRule="auto"/>
-        <w:ind w:left="540" w:hanging="271"/>
-      </w:pPr>
-      <w:r>
-        <w:rPr>
-          <w:rFonts w:ascii="Calibri" w:hAnsi="Calibri"/>
-          <w:b w:val="0"/>
-          <w:i w:val="0"/>
-          <w:color w:val="10211B"/>
-          <w:sz w:val="22"/>
-        </w:rPr>
-        <w:t>Margem de contribuição em percentual = margem de contribuição em reais / preço bruto x 100.</w:t>
-      </w:r>
-    </w:p>
-    <w:p>
-      <w:pPr>
-        <w:pStyle w:val="ListBullet"/>
-        <w:spacing w:after="80" w:line="300" w:lineRule="auto"/>
-        <w:ind w:left="540" w:hanging="271"/>
-      </w:pPr>
-      <w:r>
-        <w:rPr>
-          <w:rFonts w:ascii="Calibri" w:hAnsi="Calibri"/>
-          <w:b w:val="0"/>
-          <w:i w:val="0"/>
-          <w:color w:val="10211B"/>
-          <w:sz w:val="22"/>
-        </w:rPr>
-        <w:t>O preço sugerido é calculado a partir do custo, imposto e margem desejada por canal; a aprovação e o salvamento dependem do usuário autorizado.</w:t>
-      </w:r>
-    </w:p>
-    <w:p>
-      <w:pPr>
-        <w:pStyle w:val="ListBullet"/>
-        <w:spacing w:after="80" w:line="300" w:lineRule="auto"/>
-        <w:ind w:left="540" w:hanging="271"/>
-      </w:pPr>
-      <w:r>
-        <w:rPr>
-          <w:rFonts w:ascii="Calibri" w:hAnsi="Calibri"/>
-          <w:b w:val="0"/>
-          <w:i w:val="0"/>
-          <w:color w:val="10211B"/>
-          <w:sz w:val="22"/>
-        </w:rPr>
-        <w:t>Quando a margem real é não positiva, o ponto de equilíbrio não é exibido como atingível, evitando uma leitura financeira incorreta.</w:t>
-      </w:r>
-    </w:p>
-    <w:p>
-      <w:pPr>
-        <w:pStyle w:val="Heading2"/>
-        <w:keepNext/>
-        <w:spacing w:before="200" w:after="100"/>
-      </w:pPr>
-      <w:r>
-        <w:rPr>
-          <w:rFonts w:ascii="Calibri" w:hAnsi="Calibri"/>
-          <w:b/>
-          <w:i w:val="0"/>
-          <w:color w:val="10211B"/>
-          <w:sz w:val="26"/>
-        </w:rPr>
-        <w:t>4.2 Dados que exigem atenção</w:t>
-      </w:r>
-    </w:p>
-    <w:p>
-      <w:pPr>
-        <w:pStyle w:val="ListBullet"/>
-        <w:spacing w:after="80" w:line="300" w:lineRule="auto"/>
-        <w:ind w:left="540" w:hanging="271"/>
-      </w:pPr>
-      <w:r>
-        <w:rPr>
-          <w:rFonts w:ascii="Calibri" w:hAnsi="Calibri"/>
-          <w:b w:val="0"/>
-          <w:i w:val="0"/>
-          <w:color w:val="10211B"/>
-          <w:sz w:val="22"/>
-        </w:rPr>
-        <w:t>Não excluir produtos que possuam vendas, perdas ou metas vinculadas.</w:t>
-      </w:r>
-    </w:p>
-    <w:p>
-      <w:pPr>
-        <w:pStyle w:val="ListBullet"/>
-        <w:spacing w:after="80" w:line="300" w:lineRule="auto"/>
-        <w:ind w:left="540" w:hanging="271"/>
-      </w:pPr>
-      <w:r>
-        <w:rPr>
-          <w:rFonts w:ascii="Calibri" w:hAnsi="Calibri"/>
-          <w:b w:val="0"/>
-          <w:i w:val="0"/>
-          <w:color w:val="10211B"/>
-          <w:sz w:val="22"/>
-        </w:rPr>
-        <w:t>Não alterar dados históricos para corrigir um cadastro atual; registre o ajuste aplicável para os próximos lançamentos.</w:t>
-      </w:r>
-    </w:p>
-    <w:p>
-      <w:pPr>
-        <w:pStyle w:val="ListBullet"/>
-        <w:spacing w:after="80" w:line="300" w:lineRule="auto"/>
-        <w:ind w:left="540" w:hanging="271"/>
-      </w:pPr>
-      <w:r>
-        <w:rPr>
-          <w:rFonts w:ascii="Calibri" w:hAnsi="Calibri"/>
-          <w:b w:val="0"/>
-          <w:i w:val="0"/>
-          <w:color w:val="10211B"/>
-          <w:sz w:val="22"/>
-        </w:rPr>
-        <w:t>Usar restauração de base somente com ciência de que os dados locais atuais serão substituídos.</w:t>
-      </w:r>
-    </w:p>
-    <w:p>
-      <w:pPr>
-        <w:pStyle w:val="ListBullet"/>
-        <w:spacing w:after="80" w:line="300" w:lineRule="auto"/>
-        <w:ind w:left="540" w:hanging="271"/>
-      </w:pPr>
-      <w:r>
-        <w:rPr>
-          <w:rFonts w:ascii="Calibri" w:hAnsi="Calibri"/>
-          <w:b w:val="0"/>
-          <w:i w:val="0"/>
-          <w:color w:val="10211B"/>
-          <w:sz w:val="22"/>
-        </w:rPr>
-        <w:t>Evitar criar registros de demonstração na base de uso real.</w:t>
-      </w:r>
-    </w:p>
-    <w:p>
-      <w:pPr>
-        <w:pStyle w:val="ListBullet"/>
-        <w:spacing w:after="80" w:line="300" w:lineRule="auto"/>
-        <w:ind w:left="540" w:hanging="271"/>
-      </w:pPr>
-      <w:r>
-        <w:rPr>
-          <w:rFonts w:ascii="Calibri" w:hAnsi="Calibri"/>
-          <w:b w:val="0"/>
-          <w:i w:val="0"/>
-          <w:color w:val="10211B"/>
-          <w:sz w:val="22"/>
-        </w:rPr>
-        <w:t>Revisar permissões ao criar, editar ou desativar usuários.</w:t>
-      </w:r>
-    </w:p>
-    <w:p>
-      <w:pPr>
-        <w:pStyle w:val="Heading1"/>
-        <w:keepNext/>
-        <w:spacing w:before="280" w:after="140"/>
-      </w:pPr>
-      <w:r>
-        <w:rPr>
-          <w:rFonts w:ascii="Calibri" w:hAnsi="Calibri"/>
-          <w:b/>
-          <w:i w:val="0"/>
-          <w:color w:val="75B82A"/>
-          <w:sz w:val="32"/>
-        </w:rPr>
-        <w:t>5. Estoque e inteligência operacional</w:t>
-      </w:r>
-    </w:p>
-    <w:p>
-      <w:pPr>
-        <w:spacing w:before="0" w:after="120" w:line="300" w:lineRule="auto"/>
-      </w:pPr>
-      <w:r>
-        <w:rPr>
-          <w:rFonts w:ascii="Calibri" w:hAnsi="Calibri"/>
-          <w:b w:val="0"/>
-          <w:i w:val="0"/>
-          <w:color w:val="10211B"/>
-          <w:sz w:val="22"/>
-        </w:rPr>
-        <w:t>O estoque é uma camada operacional: controla saldos, movimentações, ficha técnica e disponibilidade. A Inteligência de Estoque utiliza os dados disponíveis para estimar consumo, média diária, cobertura e risco. Esses indicadores orientam a decisão; não executam movimentações automaticamente.</w:t>
-      </w:r>
-    </w:p>
-    <w:tbl>
-      <w:tblPr>
-        <w:tblW w:type="dxa" w:w="9360"/>
-        <w:jc w:val="left"/>
-        <w:tblLayout w:type="fixed"/>
-        <w:tblLook w:firstColumn="1" w:firstRow="1" w:lastColumn="0" w:lastRow="0" w:noHBand="0" w:noVBand="1" w:val="04A0"/>
-        <w:tblInd w:w="120" w:type="dxa"/>
-      </w:tblPr>
-      <w:tblGrid>
-        <w:gridCol w:w="1800"/>
-        <w:gridCol w:w="4200"/>
-        <w:gridCol w:w="3360"/>
+        <w:gridCol w:w="2500"/>
+        <w:gridCol w:w="8084"/>
       </w:tblGrid>
       <w:tr>
         <w:trPr>
@@ -2536,631 +2635,34 @@
         </w:trPr>
         <w:tc>
           <w:tcPr>
-            <w:tcW w:type="dxa" w:w="1800"/>
+            <w:tcW w:type="dxa" w:w="2500"/>
             <w:tcMar>
-              <w:top w:w="80" w:type="dxa"/>
-              <w:start w:w="120" w:type="dxa"/>
-              <w:bottom w:w="80" w:type="dxa"/>
-              <w:end w:w="120" w:type="dxa"/>
+              <w:top w:w="70" w:type="dxa"/>
+              <w:start w:w="100" w:type="dxa"/>
+              <w:bottom w:w="70" w:type="dxa"/>
+              <w:end w:w="100" w:type="dxa"/>
             </w:tcMar>
             <w:tcBorders>
-              <w:top w:val="single" w:sz="6" w:color="D8E0DC"/>
-              <w:left w:val="single" w:sz="6" w:color="D8E0DC"/>
-              <w:bottom w:val="single" w:sz="6" w:color="D8E0DC"/>
-              <w:right w:val="single" w:sz="6" w:color="D8E0DC"/>
+              <w:top w:val="single" w:sz="5" w:color="111111"/>
+              <w:left w:val="single" w:sz="5" w:color="111111"/>
+              <w:bottom w:val="single" w:sz="5" w:color="111111"/>
+              <w:right w:val="single" w:sz="5" w:color="111111"/>
             </w:tcBorders>
             <w:vAlign w:val="center"/>
-            <w:shd w:fill="10211B"/>
+            <w:shd w:fill="203E70"/>
           </w:tcPr>
           <w:p>
             <w:pPr>
               <w:spacing w:after="0"/>
+              <w:jc w:val="center"/>
             </w:pPr>
             <w:r>
               <w:rPr>
-                <w:rFonts w:ascii="Calibri" w:hAnsi="Calibri"/>
+                <w:rFonts w:ascii="Arial" w:hAnsi="Arial"/>
                 <w:b/>
                 <w:i w:val="0"/>
                 <w:color w:val="FFFFFF"/>
-                <w:sz w:val="19"/>
-              </w:rPr>
-              <w:t>Indicador</w:t>
-            </w:r>
-          </w:p>
-        </w:tc>
-        <w:tc>
-          <w:tcPr>
-            <w:tcW w:type="dxa" w:w="4200"/>
-            <w:tcMar>
-              <w:top w:w="80" w:type="dxa"/>
-              <w:start w:w="120" w:type="dxa"/>
-              <w:bottom w:w="80" w:type="dxa"/>
-              <w:end w:w="120" w:type="dxa"/>
-            </w:tcMar>
-            <w:tcBorders>
-              <w:top w:val="single" w:sz="6" w:color="D8E0DC"/>
-              <w:left w:val="single" w:sz="6" w:color="D8E0DC"/>
-              <w:bottom w:val="single" w:sz="6" w:color="D8E0DC"/>
-              <w:right w:val="single" w:sz="6" w:color="D8E0DC"/>
-            </w:tcBorders>
-            <w:vAlign w:val="center"/>
-            <w:shd w:fill="10211B"/>
-          </w:tcPr>
-          <w:p>
-            <w:pPr>
-              <w:spacing w:after="0"/>
-            </w:pPr>
-            <w:r>
-              <w:rPr>
-                <w:rFonts w:ascii="Calibri" w:hAnsi="Calibri"/>
-                <w:b/>
-                <w:i w:val="0"/>
-                <w:color w:val="FFFFFF"/>
-                <w:sz w:val="19"/>
-              </w:rPr>
-              <w:t>Interpretação</w:t>
-            </w:r>
-          </w:p>
-        </w:tc>
-        <w:tc>
-          <w:tcPr>
-            <w:tcW w:type="dxa" w:w="3360"/>
-            <w:tcMar>
-              <w:top w:w="80" w:type="dxa"/>
-              <w:start w:w="120" w:type="dxa"/>
-              <w:bottom w:w="80" w:type="dxa"/>
-              <w:end w:w="120" w:type="dxa"/>
-            </w:tcMar>
-            <w:tcBorders>
-              <w:top w:val="single" w:sz="6" w:color="D8E0DC"/>
-              <w:left w:val="single" w:sz="6" w:color="D8E0DC"/>
-              <w:bottom w:val="single" w:sz="6" w:color="D8E0DC"/>
-              <w:right w:val="single" w:sz="6" w:color="D8E0DC"/>
-            </w:tcBorders>
-            <w:vAlign w:val="center"/>
-            <w:shd w:fill="10211B"/>
-          </w:tcPr>
-          <w:p>
-            <w:pPr>
-              <w:spacing w:after="0"/>
-            </w:pPr>
-            <w:r>
-              <w:rPr>
-                <w:rFonts w:ascii="Calibri" w:hAnsi="Calibri"/>
-                <w:b/>
-                <w:i w:val="0"/>
-                <w:color w:val="FFFFFF"/>
-                <w:sz w:val="19"/>
-              </w:rPr>
-              <w:t>Ação do gestor</w:t>
-            </w:r>
-          </w:p>
-        </w:tc>
-      </w:tr>
-      <w:tr>
-        <w:tc>
-          <w:tcPr>
-            <w:tcW w:type="dxa" w:w="1800"/>
-          </w:tcPr>
-          <w:p>
-            <w:pPr>
-              <w:spacing w:after="0"/>
-            </w:pPr>
-            <w:r>
-              <w:rPr>
-                <w:rFonts w:ascii="Calibri" w:hAnsi="Calibri"/>
-                <w:b/>
-                <w:i w:val="0"/>
-                <w:color w:val="10211B"/>
-                <w:sz w:val="19"/>
-              </w:rPr>
-              <w:t>Consumo</w:t>
-            </w:r>
-          </w:p>
-        </w:tc>
-        <w:tc>
-          <w:tcPr>
-            <w:tcW w:type="dxa" w:w="4200"/>
-          </w:tcPr>
-          <w:p>
-            <w:pPr>
-              <w:spacing w:after="0"/>
-            </w:pPr>
-            <w:r>
-              <w:rPr>
-                <w:rFonts w:ascii="Calibri" w:hAnsi="Calibri"/>
-                <w:b w:val="0"/>
-                <w:i w:val="0"/>
-                <w:color w:val="10211B"/>
-                <w:sz w:val="19"/>
-              </w:rPr>
-              <w:t>Quantidade estimada ou registrada utilizada por produto/período.</w:t>
-            </w:r>
-          </w:p>
-        </w:tc>
-        <w:tc>
-          <w:tcPr>
-            <w:tcW w:type="dxa" w:w="3360"/>
-          </w:tcPr>
-          <w:p>
-            <w:pPr>
-              <w:spacing w:after="0"/>
-            </w:pPr>
-            <w:r>
-              <w:rPr>
-                <w:rFonts w:ascii="Calibri" w:hAnsi="Calibri"/>
-                <w:b w:val="0"/>
-                <w:i w:val="0"/>
-                <w:color w:val="10211B"/>
-                <w:sz w:val="19"/>
-              </w:rPr>
-              <w:t>Conferir ficha técnica e compatibilidade de unidades.</w:t>
-            </w:r>
-          </w:p>
-        </w:tc>
-      </w:tr>
-      <w:tr>
-        <w:tc>
-          <w:tcPr>
-            <w:tcW w:type="dxa" w:w="1800"/>
-          </w:tcPr>
-          <w:p>
-            <w:pPr>
-              <w:spacing w:after="0"/>
-            </w:pPr>
-            <w:r>
-              <w:rPr>
-                <w:rFonts w:ascii="Calibri" w:hAnsi="Calibri"/>
-                <w:b/>
-                <w:i w:val="0"/>
-                <w:color w:val="10211B"/>
-                <w:sz w:val="19"/>
-              </w:rPr>
-              <w:t>Média diária</w:t>
-            </w:r>
-          </w:p>
-        </w:tc>
-        <w:tc>
-          <w:tcPr>
-            <w:tcW w:type="dxa" w:w="4200"/>
-          </w:tcPr>
-          <w:p>
-            <w:pPr>
-              <w:spacing w:after="0"/>
-            </w:pPr>
-            <w:r>
-              <w:rPr>
-                <w:rFonts w:ascii="Calibri" w:hAnsi="Calibri"/>
-                <w:b w:val="0"/>
-                <w:i w:val="0"/>
-                <w:color w:val="10211B"/>
-                <w:sz w:val="19"/>
-              </w:rPr>
-              <w:t>Ritmo médio de consumo no período analisado.</w:t>
-            </w:r>
-          </w:p>
-        </w:tc>
-        <w:tc>
-          <w:tcPr>
-            <w:tcW w:type="dxa" w:w="3360"/>
-          </w:tcPr>
-          <w:p>
-            <w:pPr>
-              <w:spacing w:after="0"/>
-            </w:pPr>
-            <w:r>
-              <w:rPr>
-                <w:rFonts w:ascii="Calibri" w:hAnsi="Calibri"/>
-                <w:b w:val="0"/>
-                <w:i w:val="0"/>
-                <w:color w:val="10211B"/>
-                <w:sz w:val="19"/>
-              </w:rPr>
-              <w:t>Usar como referência de reposição, sem substituir contagem física.</w:t>
-            </w:r>
-          </w:p>
-        </w:tc>
-      </w:tr>
-      <w:tr>
-        <w:tc>
-          <w:tcPr>
-            <w:tcW w:type="dxa" w:w="1800"/>
-          </w:tcPr>
-          <w:p>
-            <w:pPr>
-              <w:spacing w:after="0"/>
-            </w:pPr>
-            <w:r>
-              <w:rPr>
-                <w:rFonts w:ascii="Calibri" w:hAnsi="Calibri"/>
-                <w:b/>
-                <w:i w:val="0"/>
-                <w:color w:val="10211B"/>
-                <w:sz w:val="19"/>
-              </w:rPr>
-              <w:t>Cobertura</w:t>
-            </w:r>
-          </w:p>
-        </w:tc>
-        <w:tc>
-          <w:tcPr>
-            <w:tcW w:type="dxa" w:w="4200"/>
-          </w:tcPr>
-          <w:p>
-            <w:pPr>
-              <w:spacing w:after="0"/>
-            </w:pPr>
-            <w:r>
-              <w:rPr>
-                <w:rFonts w:ascii="Calibri" w:hAnsi="Calibri"/>
-                <w:b w:val="0"/>
-                <w:i w:val="0"/>
-                <w:color w:val="10211B"/>
-                <w:sz w:val="19"/>
-              </w:rPr>
-              <w:t>Quantidade de dias que o saldo tende a suportar.</w:t>
-            </w:r>
-          </w:p>
-        </w:tc>
-        <w:tc>
-          <w:tcPr>
-            <w:tcW w:type="dxa" w:w="3360"/>
-          </w:tcPr>
-          <w:p>
-            <w:pPr>
-              <w:spacing w:after="0"/>
-            </w:pPr>
-            <w:r>
-              <w:rPr>
-                <w:rFonts w:ascii="Calibri" w:hAnsi="Calibri"/>
-                <w:b w:val="0"/>
-                <w:i w:val="0"/>
-                <w:color w:val="10211B"/>
-                <w:sz w:val="19"/>
-              </w:rPr>
-              <w:t>Priorizar compra de itens críticos ou em atenção.</w:t>
-            </w:r>
-          </w:p>
-        </w:tc>
-      </w:tr>
-      <w:tr>
-        <w:tc>
-          <w:tcPr>
-            <w:tcW w:type="dxa" w:w="1800"/>
-          </w:tcPr>
-          <w:p>
-            <w:pPr>
-              <w:spacing w:after="0"/>
-            </w:pPr>
-            <w:r>
-              <w:rPr>
-                <w:rFonts w:ascii="Calibri" w:hAnsi="Calibri"/>
-                <w:b/>
-                <w:i w:val="0"/>
-                <w:color w:val="10211B"/>
-                <w:sz w:val="19"/>
-              </w:rPr>
-              <w:t>Risco</w:t>
-            </w:r>
-          </w:p>
-        </w:tc>
-        <w:tc>
-          <w:tcPr>
-            <w:tcW w:type="dxa" w:w="4200"/>
-          </w:tcPr>
-          <w:p>
-            <w:pPr>
-              <w:spacing w:after="0"/>
-            </w:pPr>
-            <w:r>
-              <w:rPr>
-                <w:rFonts w:ascii="Calibri" w:hAnsi="Calibri"/>
-                <w:b w:val="0"/>
-                <w:i w:val="0"/>
-                <w:color w:val="10211B"/>
-                <w:sz w:val="19"/>
-              </w:rPr>
-              <w:t>Classificação operacional baseada em saldo, consumo e cobertura.</w:t>
-            </w:r>
-          </w:p>
-        </w:tc>
-        <w:tc>
-          <w:tcPr>
-            <w:tcW w:type="dxa" w:w="3360"/>
-          </w:tcPr>
-          <w:p>
-            <w:pPr>
-              <w:spacing w:after="0"/>
-            </w:pPr>
-            <w:r>
-              <w:rPr>
-                <w:rFonts w:ascii="Calibri" w:hAnsi="Calibri"/>
-                <w:b w:val="0"/>
-                <w:i w:val="0"/>
-                <w:color w:val="10211B"/>
-                <w:sz w:val="19"/>
-              </w:rPr>
-              <w:t>Tratar como alerta de decisão e validar o saldo físico.</w:t>
-            </w:r>
-          </w:p>
-        </w:tc>
-      </w:tr>
-    </w:tbl>
-    <w:p>
-      <w:pPr>
-        <w:pStyle w:val="Heading1"/>
-        <w:keepNext/>
-        <w:spacing w:before="280" w:after="140"/>
-      </w:pPr>
-      <w:r>
-        <w:rPr>
-          <w:rFonts w:ascii="Calibri" w:hAnsi="Calibri"/>
-          <w:b/>
-          <w:i w:val="0"/>
-          <w:color w:val="75B82A"/>
-          <w:sz w:val="32"/>
-        </w:rPr>
-        <w:t>6. Relatórios, exportação e apresentação</w:t>
-      </w:r>
-    </w:p>
-    <w:p>
-      <w:pPr>
-        <w:spacing w:before="0" w:after="120" w:line="300" w:lineRule="auto"/>
-      </w:pPr>
-      <w:r>
-        <w:rPr>
-          <w:rFonts w:ascii="Calibri" w:hAnsi="Calibri"/>
-          <w:b w:val="0"/>
-          <w:i w:val="0"/>
-          <w:color w:val="10211B"/>
-          <w:sz w:val="22"/>
-        </w:rPr>
-        <w:t>Os Relatórios Gerenciais consolidam os indicadores do período filtrado. A exportação CSV utiliza separador ponto e vírgula e codificação UTF-8, adequada para abertura em planilhas. A impressão reúne a visão selecionada em formato próprio para PDF ou papel.</w:t>
-      </w:r>
-    </w:p>
-    <w:p>
-      <w:pPr>
-        <w:pStyle w:val="ListBullet"/>
-        <w:spacing w:after="80" w:line="300" w:lineRule="auto"/>
-        <w:ind w:left="540" w:hanging="271"/>
-      </w:pPr>
-      <w:r>
-        <w:rPr>
-          <w:rFonts w:ascii="Calibri" w:hAnsi="Calibri"/>
-          <w:b w:val="0"/>
-          <w:i w:val="0"/>
-          <w:color w:val="10211B"/>
-          <w:sz w:val="22"/>
-        </w:rPr>
-        <w:t>Antes de exportar, confirmar a data inicial, a data final e os filtros de produto ou insumo.</w:t>
-      </w:r>
-    </w:p>
-    <w:p>
-      <w:pPr>
-        <w:pStyle w:val="ListBullet"/>
-        <w:spacing w:after="80" w:line="300" w:lineRule="auto"/>
-        <w:ind w:left="540" w:hanging="271"/>
-      </w:pPr>
-      <w:r>
-        <w:rPr>
-          <w:rFonts w:ascii="Calibri" w:hAnsi="Calibri"/>
-          <w:b w:val="0"/>
-          <w:i w:val="0"/>
-          <w:color w:val="10211B"/>
-          <w:sz w:val="22"/>
-        </w:rPr>
-        <w:t>Conferir se o período final é inclusivo e se a comparação usa um período anterior equivalente.</w:t>
-      </w:r>
-    </w:p>
-    <w:p>
-      <w:pPr>
-        <w:pStyle w:val="ListBullet"/>
-        <w:spacing w:after="80" w:line="300" w:lineRule="auto"/>
-        <w:ind w:left="540" w:hanging="271"/>
-      </w:pPr>
-      <w:r>
-        <w:rPr>
-          <w:rFonts w:ascii="Calibri" w:hAnsi="Calibri"/>
-          <w:b w:val="0"/>
-          <w:i w:val="0"/>
-          <w:color w:val="10211B"/>
-          <w:sz w:val="22"/>
-        </w:rPr>
-        <w:t>Validar no arquivo exportado os indicadores, ranking e ausência de valores inválidos.</w:t>
-      </w:r>
-    </w:p>
-    <w:p>
-      <w:pPr>
-        <w:pStyle w:val="ListBullet"/>
-        <w:spacing w:after="80" w:line="300" w:lineRule="auto"/>
-        <w:ind w:left="540" w:hanging="271"/>
-      </w:pPr>
-      <w:r>
-        <w:rPr>
-          <w:rFonts w:ascii="Calibri" w:hAnsi="Calibri"/>
-          <w:b w:val="0"/>
-          <w:i w:val="0"/>
-          <w:color w:val="10211B"/>
-          <w:sz w:val="22"/>
-        </w:rPr>
-        <w:t>Na impressão, verificar título, período, cards, ranking, tabelas e ausência de barra lateral ou botões de ação.</w:t>
-      </w:r>
-    </w:p>
-    <w:p>
-      <w:pPr>
-        <w:pStyle w:val="Heading1"/>
-        <w:keepNext/>
-        <w:spacing w:before="280" w:after="140"/>
-      </w:pPr>
-      <w:r>
-        <w:rPr>
-          <w:rFonts w:ascii="Calibri" w:hAnsi="Calibri"/>
-          <w:b/>
-          <w:i w:val="0"/>
-          <w:color w:val="75B82A"/>
-          <w:sz w:val="32"/>
-        </w:rPr>
-        <w:t>7. Segurança, acesso e continuidade</w:t>
-      </w:r>
-    </w:p>
-    <w:p>
-      <w:pPr>
-        <w:pStyle w:val="Heading2"/>
-        <w:keepNext/>
-        <w:spacing w:before="200" w:after="100"/>
-      </w:pPr>
-      <w:r>
-        <w:rPr>
-          <w:rFonts w:ascii="Calibri" w:hAnsi="Calibri"/>
-          <w:b/>
-          <w:i w:val="0"/>
-          <w:color w:val="10211B"/>
-          <w:sz w:val="26"/>
-        </w:rPr>
-        <w:t>7.1 Login e permissões</w:t>
-      </w:r>
-    </w:p>
-    <w:p>
-      <w:pPr>
-        <w:spacing w:before="0" w:after="120" w:line="300" w:lineRule="auto"/>
-      </w:pPr>
-      <w:r>
-        <w:rPr>
-          <w:rFonts w:ascii="Calibri" w:hAnsi="Calibri"/>
-          <w:b w:val="0"/>
-          <w:i w:val="0"/>
-          <w:color w:val="10211B"/>
-          <w:sz w:val="22"/>
-        </w:rPr>
-        <w:t>O acesso é realizado por login local com usuário, e-mail, senha e perfil. O Administrador deve cadastrar cada pessoa, definir o perfil adequado e redefinir senha quando necessário. Senhas não devem ser compartilhadas.</w:t>
-      </w:r>
-    </w:p>
-    <w:p>
-      <w:pPr>
-        <w:pStyle w:val="Heading2"/>
-        <w:keepNext/>
-        <w:spacing w:before="200" w:after="100"/>
-      </w:pPr>
-      <w:r>
-        <w:rPr>
-          <w:rFonts w:ascii="Calibri" w:hAnsi="Calibri"/>
-          <w:b/>
-          <w:i w:val="0"/>
-          <w:color w:val="10211B"/>
-          <w:sz w:val="26"/>
-        </w:rPr>
-        <w:t>7.2 Backup e restauração</w:t>
-      </w:r>
-    </w:p>
-    <w:p>
-      <w:pPr>
-        <w:spacing w:before="0" w:after="120" w:line="300" w:lineRule="auto"/>
-      </w:pPr>
-      <w:r>
-        <w:rPr>
-          <w:rFonts w:ascii="Calibri" w:hAnsi="Calibri"/>
-          <w:b w:val="0"/>
-          <w:i w:val="0"/>
-          <w:color w:val="10211B"/>
-          <w:sz w:val="22"/>
-        </w:rPr>
-        <w:t>A área de dados permite realizar backup e restauração da base local. O backup deve ser feito antes de mudanças relevantes, demonstrações, importações ou limpeza de dados. A restauração substitui o conteúdo local atual e exige confirmação consciente.</w:t>
-      </w:r>
-    </w:p>
-    <w:p>
-      <w:pPr>
-        <w:pStyle w:val="Heading2"/>
-        <w:keepNext/>
-        <w:spacing w:before="200" w:after="100"/>
-      </w:pPr>
-      <w:r>
-        <w:rPr>
-          <w:rFonts w:ascii="Calibri" w:hAnsi="Calibri"/>
-          <w:b/>
-          <w:i w:val="0"/>
-          <w:color w:val="10211B"/>
-          <w:sz w:val="26"/>
-        </w:rPr>
-        <w:t>7.3 Publicação</w:t>
-      </w:r>
-    </w:p>
-    <w:p>
-      <w:pPr>
-        <w:spacing w:before="0" w:after="120" w:line="300" w:lineRule="auto"/>
-      </w:pPr>
-      <w:r>
-        <w:rPr>
-          <w:rFonts w:ascii="Calibri" w:hAnsi="Calibri"/>
-          <w:b w:val="0"/>
-          <w:i w:val="0"/>
-          <w:color w:val="10211B"/>
-          <w:sz w:val="22"/>
-        </w:rPr>
-        <w:t>O sistema está versionado em GitHub e publicado na Vercel. Alterações aprovadas devem seguir o fluxo: modificar, validar, registrar commit e enviar para a branch principal. A integração gera uma nova publicação de produção a partir do repositório.</w:t>
-      </w:r>
-    </w:p>
-    <w:p>
-      <w:pPr>
-        <w:pStyle w:val="Heading1"/>
-        <w:keepNext/>
-        <w:spacing w:before="280" w:after="140"/>
-      </w:pPr>
-      <w:r>
-        <w:rPr>
-          <w:rFonts w:ascii="Calibri" w:hAnsi="Calibri"/>
-          <w:b/>
-          <w:i w:val="0"/>
-          <w:color w:val="75B82A"/>
-          <w:sz w:val="32"/>
-        </w:rPr>
-        <w:t>8. Checklist de apresentação</w:t>
-      </w:r>
-    </w:p>
-    <w:tbl>
-      <w:tblPr>
-        <w:tblW w:type="dxa" w:w="9360"/>
-        <w:jc w:val="left"/>
-        <w:tblLayout w:type="fixed"/>
-        <w:tblLook w:firstColumn="1" w:firstRow="1" w:lastColumn="0" w:lastRow="0" w:noHBand="0" w:noVBand="1" w:val="04A0"/>
-        <w:tblInd w:w="120" w:type="dxa"/>
-      </w:tblPr>
-      <w:tblGrid>
-        <w:gridCol w:w="2300"/>
-        <w:gridCol w:w="7060"/>
-      </w:tblGrid>
-      <w:tr>
-        <w:trPr>
-          <w:tblHeader w:val="true"/>
-        </w:trPr>
-        <w:tc>
-          <w:tcPr>
-            <w:tcW w:type="dxa" w:w="2300"/>
-            <w:tcMar>
-              <w:top w:w="80" w:type="dxa"/>
-              <w:start w:w="120" w:type="dxa"/>
-              <w:bottom w:w="80" w:type="dxa"/>
-              <w:end w:w="120" w:type="dxa"/>
-            </w:tcMar>
-            <w:tcBorders>
-              <w:top w:val="single" w:sz="6" w:color="D8E0DC"/>
-              <w:left w:val="single" w:sz="6" w:color="D8E0DC"/>
-              <w:bottom w:val="single" w:sz="6" w:color="D8E0DC"/>
-              <w:right w:val="single" w:sz="6" w:color="D8E0DC"/>
-            </w:tcBorders>
-            <w:vAlign w:val="center"/>
-            <w:shd w:fill="10211B"/>
-          </w:tcPr>
-          <w:p>
-            <w:pPr>
-              <w:spacing w:after="0"/>
-            </w:pPr>
-            <w:r>
-              <w:rPr>
-                <w:rFonts w:ascii="Calibri" w:hAnsi="Calibri"/>
-                <w:b/>
-                <w:i w:val="0"/>
-                <w:color w:val="FFFFFF"/>
-                <w:sz w:val="19"/>
+                <w:sz w:val="17"/>
               </w:rPr>
               <w:t>Etapa</w:t>
             </w:r>
@@ -3168,33 +2670,34 @@
         </w:tc>
         <w:tc>
           <w:tcPr>
-            <w:tcW w:type="dxa" w:w="7060"/>
+            <w:tcW w:type="dxa" w:w="8084"/>
             <w:tcMar>
-              <w:top w:w="80" w:type="dxa"/>
-              <w:start w:w="120" w:type="dxa"/>
-              <w:bottom w:w="80" w:type="dxa"/>
-              <w:end w:w="120" w:type="dxa"/>
+              <w:top w:w="70" w:type="dxa"/>
+              <w:start w:w="100" w:type="dxa"/>
+              <w:bottom w:w="70" w:type="dxa"/>
+              <w:end w:w="100" w:type="dxa"/>
             </w:tcMar>
             <w:tcBorders>
-              <w:top w:val="single" w:sz="6" w:color="D8E0DC"/>
-              <w:left w:val="single" w:sz="6" w:color="D8E0DC"/>
-              <w:bottom w:val="single" w:sz="6" w:color="D8E0DC"/>
-              <w:right w:val="single" w:sz="6" w:color="D8E0DC"/>
+              <w:top w:val="single" w:sz="5" w:color="111111"/>
+              <w:left w:val="single" w:sz="5" w:color="111111"/>
+              <w:bottom w:val="single" w:sz="5" w:color="111111"/>
+              <w:right w:val="single" w:sz="5" w:color="111111"/>
             </w:tcBorders>
             <w:vAlign w:val="center"/>
-            <w:shd w:fill="10211B"/>
+            <w:shd w:fill="203E70"/>
           </w:tcPr>
           <w:p>
             <w:pPr>
               <w:spacing w:after="0"/>
+              <w:jc w:val="center"/>
             </w:pPr>
             <w:r>
               <w:rPr>
-                <w:rFonts w:ascii="Calibri" w:hAnsi="Calibri"/>
+                <w:rFonts w:ascii="Arial" w:hAnsi="Arial"/>
                 <w:b/>
                 <w:i w:val="0"/>
                 <w:color w:val="FFFFFF"/>
-                <w:sz w:val="19"/>
+                <w:sz w:val="17"/>
               </w:rPr>
               <w:t>Conferência</w:t>
             </w:r>
@@ -3204,19 +2707,20 @@
       <w:tr>
         <w:tc>
           <w:tcPr>
-            <w:tcW w:type="dxa" w:w="2300"/>
+            <w:tcW w:type="dxa" w:w="2500"/>
+            <w:shd w:fill="F8F8F8"/>
           </w:tcPr>
           <w:p>
             <w:pPr>
-              <w:spacing w:after="0"/>
+              <w:spacing w:after="0" w:line="240" w:lineRule="auto"/>
             </w:pPr>
             <w:r>
               <w:rPr>
-                <w:rFonts w:ascii="Calibri" w:hAnsi="Calibri"/>
+                <w:rFonts w:ascii="Arial" w:hAnsi="Arial"/>
                 <w:b/>
                 <w:i w:val="0"/>
-                <w:color w:val="10211B"/>
-                <w:sz w:val="19"/>
+                <w:color w:val="111111"/>
+                <w:sz w:val="17"/>
               </w:rPr>
               <w:t>Acesso</w:t>
             </w:r>
@@ -3224,21 +2728,22 @@
         </w:tc>
         <w:tc>
           <w:tcPr>
-            <w:tcW w:type="dxa" w:w="7060"/>
+            <w:tcW w:type="dxa" w:w="8084"/>
+            <w:shd w:fill="F8F8F8"/>
           </w:tcPr>
           <w:p>
             <w:pPr>
-              <w:spacing w:after="0"/>
+              <w:spacing w:after="0" w:line="240" w:lineRule="auto"/>
             </w:pPr>
             <w:r>
               <w:rPr>
-                <w:rFonts w:ascii="Calibri" w:hAnsi="Calibri"/>
+                <w:rFonts w:ascii="Arial" w:hAnsi="Arial"/>
                 <w:b w:val="0"/>
                 <w:i w:val="0"/>
-                <w:color w:val="10211B"/>
-                <w:sz w:val="19"/>
+                <w:color w:val="111111"/>
+                <w:sz w:val="17"/>
               </w:rPr>
-              <w:t>Login ativo com perfil Administrador ou Gestor de demonstração.</w:t>
+              <w:t>Login realizado com perfil de demonstração apropriado.</w:t>
             </w:r>
           </w:p>
         </w:tc>
@@ -3246,19 +2751,19 @@
       <w:tr>
         <w:tc>
           <w:tcPr>
-            <w:tcW w:type="dxa" w:w="2300"/>
+            <w:tcW w:type="dxa" w:w="2500"/>
           </w:tcPr>
           <w:p>
             <w:pPr>
-              <w:spacing w:after="0"/>
+              <w:spacing w:after="0" w:line="240" w:lineRule="auto"/>
             </w:pPr>
             <w:r>
               <w:rPr>
-                <w:rFonts w:ascii="Calibri" w:hAnsi="Calibri"/>
+                <w:rFonts w:ascii="Arial" w:hAnsi="Arial"/>
                 <w:b/>
                 <w:i w:val="0"/>
-                <w:color w:val="10211B"/>
-                <w:sz w:val="19"/>
+                <w:color w:val="111111"/>
+                <w:sz w:val="17"/>
               </w:rPr>
               <w:t>Visão geral</w:t>
             </w:r>
@@ -3266,21 +2771,21 @@
         </w:tc>
         <w:tc>
           <w:tcPr>
-            <w:tcW w:type="dxa" w:w="7060"/>
+            <w:tcW w:type="dxa" w:w="8084"/>
           </w:tcPr>
           <w:p>
             <w:pPr>
-              <w:spacing w:after="0"/>
+              <w:spacing w:after="0" w:line="240" w:lineRule="auto"/>
             </w:pPr>
             <w:r>
               <w:rPr>
-                <w:rFonts w:ascii="Calibri" w:hAnsi="Calibri"/>
+                <w:rFonts w:ascii="Arial" w:hAnsi="Arial"/>
                 <w:b w:val="0"/>
                 <w:i w:val="0"/>
-                <w:color w:val="10211B"/>
-                <w:sz w:val="19"/>
+                <w:color w:val="111111"/>
+                <w:sz w:val="17"/>
               </w:rPr>
-              <w:t>Cards, gráficos e prioridades carregando com dados demonstrativos.</w:t>
+              <w:t>Cards, gráficos e prioridades exibindo dados demonstrativos.</w:t>
             </w:r>
           </w:p>
         </w:tc>
@@ -3288,41 +2793,43 @@
       <w:tr>
         <w:tc>
           <w:tcPr>
-            <w:tcW w:type="dxa" w:w="2300"/>
+            <w:tcW w:type="dxa" w:w="2500"/>
+            <w:shd w:fill="F8F8F8"/>
           </w:tcPr>
           <w:p>
             <w:pPr>
-              <w:spacing w:after="0"/>
+              <w:spacing w:after="0" w:line="240" w:lineRule="auto"/>
             </w:pPr>
             <w:r>
               <w:rPr>
-                <w:rFonts w:ascii="Calibri" w:hAnsi="Calibri"/>
+                <w:rFonts w:ascii="Arial" w:hAnsi="Arial"/>
                 <w:b/>
                 <w:i w:val="0"/>
-                <w:color w:val="10211B"/>
-                <w:sz w:val="19"/>
+                <w:color w:val="111111"/>
+                <w:sz w:val="17"/>
               </w:rPr>
-              <w:t>Produtos</w:t>
+              <w:t>Operação</w:t>
             </w:r>
           </w:p>
         </w:tc>
         <w:tc>
           <w:tcPr>
-            <w:tcW w:type="dxa" w:w="7060"/>
+            <w:tcW w:type="dxa" w:w="8084"/>
+            <w:shd w:fill="F8F8F8"/>
           </w:tcPr>
           <w:p>
             <w:pPr>
-              <w:spacing w:after="0"/>
+              <w:spacing w:after="0" w:line="240" w:lineRule="auto"/>
             </w:pPr>
             <w:r>
               <w:rPr>
-                <w:rFonts w:ascii="Calibri" w:hAnsi="Calibri"/>
+                <w:rFonts w:ascii="Arial" w:hAnsi="Arial"/>
                 <w:b w:val="0"/>
                 <w:i w:val="0"/>
-                <w:color w:val="10211B"/>
-                <w:sz w:val="19"/>
+                <w:color w:val="111111"/>
+                <w:sz w:val="17"/>
               </w:rPr>
-              <w:t>Custos, preços calculados, margens desejadas e status visíveis.</w:t>
+              <w:t>Produtos, estoque, vendas, perdas e ficha técnica carregando normalmente.</w:t>
             </w:r>
           </w:p>
         </w:tc>
@@ -3330,41 +2837,41 @@
       <w:tr>
         <w:tc>
           <w:tcPr>
-            <w:tcW w:type="dxa" w:w="2300"/>
+            <w:tcW w:type="dxa" w:w="2500"/>
           </w:tcPr>
           <w:p>
             <w:pPr>
-              <w:spacing w:after="0"/>
+              <w:spacing w:after="0" w:line="240" w:lineRule="auto"/>
             </w:pPr>
             <w:r>
               <w:rPr>
-                <w:rFonts w:ascii="Calibri" w:hAnsi="Calibri"/>
+                <w:rFonts w:ascii="Arial" w:hAnsi="Arial"/>
                 <w:b/>
                 <w:i w:val="0"/>
-                <w:color w:val="10211B"/>
-                <w:sz w:val="19"/>
+                <w:color w:val="111111"/>
+                <w:sz w:val="17"/>
               </w:rPr>
-              <w:t>Estoque</w:t>
+              <w:t>Gestão</w:t>
             </w:r>
           </w:p>
         </w:tc>
         <w:tc>
           <w:tcPr>
-            <w:tcW w:type="dxa" w:w="7060"/>
+            <w:tcW w:type="dxa" w:w="8084"/>
           </w:tcPr>
           <w:p>
             <w:pPr>
-              <w:spacing w:after="0"/>
+              <w:spacing w:after="0" w:line="240" w:lineRule="auto"/>
             </w:pPr>
             <w:r>
               <w:rPr>
-                <w:rFonts w:ascii="Calibri" w:hAnsi="Calibri"/>
+                <w:rFonts w:ascii="Arial" w:hAnsi="Arial"/>
                 <w:b w:val="0"/>
                 <w:i w:val="0"/>
-                <w:color w:val="10211B"/>
-                <w:sz w:val="19"/>
+                <w:color w:val="111111"/>
+                <w:sz w:val="17"/>
               </w:rPr>
-              <w:t>Saldos, movimentações, ficha técnica e alertas apresentados.</w:t>
+              <w:t>Análise, relatórios, DRE, ponto de equilíbrio e simulador disponíveis.</w:t>
             </w:r>
           </w:p>
         </w:tc>
@@ -3372,41 +2879,43 @@
       <w:tr>
         <w:tc>
           <w:tcPr>
-            <w:tcW w:type="dxa" w:w="2300"/>
+            <w:tcW w:type="dxa" w:w="2500"/>
+            <w:shd w:fill="F8F8F8"/>
           </w:tcPr>
           <w:p>
             <w:pPr>
-              <w:spacing w:after="0"/>
+              <w:spacing w:after="0" w:line="240" w:lineRule="auto"/>
             </w:pPr>
             <w:r>
               <w:rPr>
-                <w:rFonts w:ascii="Calibri" w:hAnsi="Calibri"/>
+                <w:rFonts w:ascii="Arial" w:hAnsi="Arial"/>
                 <w:b/>
                 <w:i w:val="0"/>
-                <w:color w:val="10211B"/>
-                <w:sz w:val="19"/>
+                <w:color w:val="111111"/>
+                <w:sz w:val="17"/>
               </w:rPr>
-              <w:t>Vendas e perdas</w:t>
+              <w:t>Saída</w:t>
             </w:r>
           </w:p>
         </w:tc>
         <w:tc>
           <w:tcPr>
-            <w:tcW w:type="dxa" w:w="7060"/>
+            <w:tcW w:type="dxa" w:w="8084"/>
+            <w:shd w:fill="F8F8F8"/>
           </w:tcPr>
           <w:p>
             <w:pPr>
-              <w:spacing w:after="0"/>
+              <w:spacing w:after="0" w:line="240" w:lineRule="auto"/>
             </w:pPr>
             <w:r>
               <w:rPr>
-                <w:rFonts w:ascii="Calibri" w:hAnsi="Calibri"/>
+                <w:rFonts w:ascii="Arial" w:hAnsi="Arial"/>
                 <w:b w:val="0"/>
                 <w:i w:val="0"/>
-                <w:color w:val="10211B"/>
-                <w:sz w:val="19"/>
+                <w:color w:val="111111"/>
+                <w:sz w:val="17"/>
               </w:rPr>
-              <w:t>Histórico, canais, metas e perdas consultáveis.</w:t>
+              <w:t>CSV e impressão revisados com o filtro de período aplicado.</w:t>
             </w:r>
           </w:p>
         </w:tc>
@@ -3414,167 +2923,41 @@
       <w:tr>
         <w:tc>
           <w:tcPr>
-            <w:tcW w:type="dxa" w:w="2300"/>
+            <w:tcW w:type="dxa" w:w="2500"/>
           </w:tcPr>
           <w:p>
             <w:pPr>
-              <w:spacing w:after="0"/>
+              <w:spacing w:after="0" w:line="240" w:lineRule="auto"/>
             </w:pPr>
             <w:r>
               <w:rPr>
-                <w:rFonts w:ascii="Calibri" w:hAnsi="Calibri"/>
+                <w:rFonts w:ascii="Arial" w:hAnsi="Arial"/>
                 <w:b/>
                 <w:i w:val="0"/>
-                <w:color w:val="10211B"/>
-                <w:sz w:val="19"/>
+                <w:color w:val="111111"/>
+                <w:sz w:val="17"/>
               </w:rPr>
-              <w:t>Gestão</w:t>
+              <w:t>Continuidade</w:t>
             </w:r>
           </w:p>
         </w:tc>
         <w:tc>
           <w:tcPr>
-            <w:tcW w:type="dxa" w:w="7060"/>
+            <w:tcW w:type="dxa" w:w="8084"/>
           </w:tcPr>
           <w:p>
             <w:pPr>
-              <w:spacing w:after="0"/>
+              <w:spacing w:after="0" w:line="240" w:lineRule="auto"/>
             </w:pPr>
             <w:r>
               <w:rPr>
-                <w:rFonts w:ascii="Calibri" w:hAnsi="Calibri"/>
+                <w:rFonts w:ascii="Arial" w:hAnsi="Arial"/>
                 <w:b w:val="0"/>
                 <w:i w:val="0"/>
-                <w:color w:val="10211B"/>
-                <w:sz w:val="19"/>
+                <w:color w:val="111111"/>
+                <w:sz w:val="17"/>
               </w:rPr>
-              <w:t>Análise, relatórios, DRE, CVL e simulador abrindo normalmente.</w:t>
-            </w:r>
-          </w:p>
-        </w:tc>
-      </w:tr>
-      <w:tr>
-        <w:tc>
-          <w:tcPr>
-            <w:tcW w:type="dxa" w:w="2300"/>
-          </w:tcPr>
-          <w:p>
-            <w:pPr>
-              <w:spacing w:after="0"/>
-            </w:pPr>
-            <w:r>
-              <w:rPr>
-                <w:rFonts w:ascii="Calibri" w:hAnsi="Calibri"/>
-                <w:b/>
-                <w:i w:val="0"/>
-                <w:color w:val="10211B"/>
-                <w:sz w:val="19"/>
-              </w:rPr>
-              <w:t>Exportação</w:t>
-            </w:r>
-          </w:p>
-        </w:tc>
-        <w:tc>
-          <w:tcPr>
-            <w:tcW w:type="dxa" w:w="7060"/>
-          </w:tcPr>
-          <w:p>
-            <w:pPr>
-              <w:spacing w:after="0"/>
-            </w:pPr>
-            <w:r>
-              <w:rPr>
-                <w:rFonts w:ascii="Calibri" w:hAnsi="Calibri"/>
-                <w:b w:val="0"/>
-                <w:i w:val="0"/>
-                <w:color w:val="10211B"/>
-                <w:sz w:val="19"/>
-              </w:rPr>
-              <w:t>CSV gerado conforme o filtro aplicado.</w:t>
-            </w:r>
-          </w:p>
-        </w:tc>
-      </w:tr>
-      <w:tr>
-        <w:tc>
-          <w:tcPr>
-            <w:tcW w:type="dxa" w:w="2300"/>
-          </w:tcPr>
-          <w:p>
-            <w:pPr>
-              <w:spacing w:after="0"/>
-            </w:pPr>
-            <w:r>
-              <w:rPr>
-                <w:rFonts w:ascii="Calibri" w:hAnsi="Calibri"/>
-                <w:b/>
-                <w:i w:val="0"/>
-                <w:color w:val="10211B"/>
-                <w:sz w:val="19"/>
-              </w:rPr>
-              <w:t>Impressão</w:t>
-            </w:r>
-          </w:p>
-        </w:tc>
-        <w:tc>
-          <w:tcPr>
-            <w:tcW w:type="dxa" w:w="7060"/>
-          </w:tcPr>
-          <w:p>
-            <w:pPr>
-              <w:spacing w:after="0"/>
-            </w:pPr>
-            <w:r>
-              <w:rPr>
-                <w:rFonts w:ascii="Calibri" w:hAnsi="Calibri"/>
-                <w:b w:val="0"/>
-                <w:i w:val="0"/>
-                <w:color w:val="10211B"/>
-                <w:sz w:val="19"/>
-              </w:rPr>
-              <w:t>Prévia organizada para salvar em PDF, quando disponível no navegador.</w:t>
-            </w:r>
-          </w:p>
-        </w:tc>
-      </w:tr>
-      <w:tr>
-        <w:tc>
-          <w:tcPr>
-            <w:tcW w:type="dxa" w:w="2300"/>
-          </w:tcPr>
-          <w:p>
-            <w:pPr>
-              <w:spacing w:after="0"/>
-            </w:pPr>
-            <w:r>
-              <w:rPr>
-                <w:rFonts w:ascii="Calibri" w:hAnsi="Calibri"/>
-                <w:b/>
-                <w:i w:val="0"/>
-                <w:color w:val="10211B"/>
-                <w:sz w:val="19"/>
-              </w:rPr>
-              <w:t>Permissões</w:t>
-            </w:r>
-          </w:p>
-        </w:tc>
-        <w:tc>
-          <w:tcPr>
-            <w:tcW w:type="dxa" w:w="7060"/>
-          </w:tcPr>
-          <w:p>
-            <w:pPr>
-              <w:spacing w:after="0"/>
-            </w:pPr>
-            <w:r>
-              <w:rPr>
-                <w:rFonts w:ascii="Calibri" w:hAnsi="Calibri"/>
-                <w:b w:val="0"/>
-                <w:i w:val="0"/>
-                <w:color w:val="10211B"/>
-                <w:sz w:val="19"/>
-              </w:rPr>
-              <w:t>Funções de cada perfil respeitando as permissões definidas.</w:t>
+              <w:t>Backup salvo antes de qualquer restauração de base.</w:t>
             </w:r>
           </w:p>
         </w:tc>
@@ -3582,178 +2965,151 @@
     </w:tbl>
     <w:p>
       <w:pPr>
-        <w:pStyle w:val="Heading1"/>
         <w:keepNext/>
-        <w:spacing w:before="280" w:after="140"/>
+        <w:spacing w:before="240" w:after="140"/>
+        <w:jc w:val="left"/>
+        <w:pBdr>
+          <w:bottom w:val="single" w:sz="10" w:space="3" w:color="203E70"/>
+        </w:pBdr>
       </w:pPr>
       <w:r>
         <w:rPr>
-          <w:rFonts w:ascii="Calibri" w:hAnsi="Calibri"/>
+          <w:rFonts w:ascii="Arial" w:hAnsi="Arial"/>
           <w:b/>
           <w:i w:val="0"/>
-          <w:color w:val="75B82A"/>
-          <w:sz w:val="32"/>
+          <w:color w:val="203E70"/>
+          <w:sz w:val="28"/>
         </w:rPr>
-        <w:t>9. Encerramento</w:t>
+        <w:t>7. Benefícios Entregues</w:t>
       </w:r>
     </w:p>
     <w:p>
       <w:pPr>
-        <w:spacing w:before="0" w:after="120" w:line="300" w:lineRule="auto"/>
+        <w:pStyle w:val="ListBullet"/>
+        <w:spacing w:after="40" w:line="259" w:lineRule="auto"/>
+        <w:ind w:left="397" w:hanging="198"/>
       </w:pPr>
       <w:r>
         <w:rPr>
-          <w:rFonts w:ascii="Calibri" w:hAnsi="Calibri"/>
+          <w:rFonts w:ascii="Arial" w:hAnsi="Arial"/>
           <w:b w:val="0"/>
           <w:i w:val="0"/>
-          <w:color w:val="10211B"/>
-          <w:sz w:val="22"/>
+          <w:color w:val="111111"/>
+          <w:sz w:val="21"/>
         </w:rPr>
-        <w:t>O Guardiões da Lasanha foi estruturado como uma ferramenta de gestão integrada. O uso disciplinado dos cadastros e registros mantém os indicadores confiáveis; a leitura gerencial transforma esses dados em decisões sobre preço, margem, estoque, perdas, volume e metas.</w:t>
+        <w:t>Precificação orientada por custo, impostos e margem desejada por canal.</w:t>
       </w:r>
     </w:p>
-    <w:tbl>
-      <w:tblPr>
-        <w:tblW w:type="dxa" w:w="9360"/>
-        <w:jc w:val="left"/>
-        <w:tblLayout w:type="fixed"/>
-        <w:tblLook w:firstColumn="1" w:firstRow="1" w:lastColumn="0" w:lastRow="0" w:noHBand="0" w:noVBand="1" w:val="04A0"/>
-        <w:tblInd w:w="120" w:type="dxa"/>
-      </w:tblPr>
-      <w:tblGrid>
-        <w:gridCol w:w="9360"/>
-      </w:tblGrid>
-      <w:tr>
-        <w:tc>
-          <w:tcPr>
-            <w:tcW w:type="dxa" w:w="9360"/>
-            <w:tcMar>
-              <w:top w:w="80" w:type="dxa"/>
-              <w:start w:w="120" w:type="dxa"/>
-              <w:bottom w:w="80" w:type="dxa"/>
-              <w:end w:w="120" w:type="dxa"/>
-            </w:tcMar>
-            <w:tcBorders>
-              <w:top w:val="single" w:sz="10" w:color="75B82A"/>
-              <w:left w:val="single" w:sz="10" w:color="75B82A"/>
-              <w:bottom w:val="single" w:sz="10" w:color="75B82A"/>
-              <w:right w:val="single" w:sz="10" w:color="75B82A"/>
-            </w:tcBorders>
-            <w:vAlign w:val="center"/>
-            <w:shd w:fill="F2FAE8"/>
-          </w:tcPr>
-          <w:p>
-            <w:pPr>
-              <w:spacing w:after="40"/>
-            </w:pPr>
-            <w:r>
-              <w:rPr>
-                <w:rFonts w:ascii="Calibri" w:hAnsi="Calibri"/>
-                <w:b/>
-                <w:i w:val="0"/>
-                <w:color w:val="75B82A"/>
-                <w:sz w:val="20"/>
-              </w:rPr>
-              <w:t>RECOMENDAÇÃO FINAL</w:t>
-            </w:r>
-          </w:p>
-          <w:p>
-            <w:pPr>
-              <w:spacing w:after="0" w:line="288" w:lineRule="auto"/>
-            </w:pPr>
-            <w:r>
-              <w:rPr>
-                <w:rFonts w:ascii="Calibri" w:hAnsi="Calibri"/>
-                <w:b w:val="0"/>
-                <w:i w:val="0"/>
-                <w:color w:val="10211B"/>
-                <w:sz w:val="20"/>
-              </w:rPr>
-              <w:t>Utilize o sistema como fonte de análise e decisão. Sempre valide o contexto operacional antes de alterar preços, metas, custos ou realizar uma restauração de base.</w:t>
-            </w:r>
-          </w:p>
-        </w:tc>
-      </w:tr>
-    </w:tbl>
     <w:p>
       <w:pPr>
-        <w:spacing w:before="0" w:after="40" w:line="300" w:lineRule="auto"/>
+        <w:pStyle w:val="ListBullet"/>
+        <w:spacing w:after="40" w:line="259" w:lineRule="auto"/>
+        <w:ind w:left="397" w:hanging="198"/>
       </w:pPr>
       <w:r>
         <w:rPr>
-          <w:rFonts w:ascii="Calibri" w:hAnsi="Calibri"/>
+          <w:rFonts w:ascii="Arial" w:hAnsi="Arial"/>
           <w:b w:val="0"/>
           <w:i w:val="0"/>
-          <w:color w:val="10211B"/>
-          <w:sz w:val="22"/>
+          <w:color w:val="111111"/>
+          <w:sz w:val="21"/>
         </w:rPr>
+        <w:t>Visão integrada de receita, margem de contribuição, resultado operacional e ponto de equilíbrio.</w:t>
+      </w:r>
+    </w:p>
+    <w:p>
+      <w:pPr>
+        <w:pStyle w:val="ListBullet"/>
+        <w:spacing w:after="40" w:line="259" w:lineRule="auto"/>
+        <w:ind w:left="397" w:hanging="198"/>
+      </w:pPr>
+      <w:r>
+        <w:rPr>
+          <w:rFonts w:ascii="Arial" w:hAnsi="Arial"/>
+          <w:b w:val="0"/>
+          <w:i w:val="0"/>
+          <w:color w:val="111111"/>
+          <w:sz w:val="21"/>
+        </w:rPr>
+        <w:t>Controle operacional de estoque, ficha técnica, consumo, cobertura e risco.</w:t>
+      </w:r>
+    </w:p>
+    <w:p>
+      <w:pPr>
+        <w:pStyle w:val="ListBullet"/>
+        <w:spacing w:after="40" w:line="259" w:lineRule="auto"/>
+        <w:ind w:left="397" w:hanging="198"/>
+      </w:pPr>
+      <w:r>
+        <w:rPr>
+          <w:rFonts w:ascii="Arial" w:hAnsi="Arial"/>
+          <w:b w:val="0"/>
+          <w:i w:val="0"/>
+          <w:color w:val="111111"/>
+          <w:sz w:val="21"/>
+        </w:rPr>
+        <w:t>Acompanhamento de vendas, metas, canais e desempenho comercial.</w:t>
+      </w:r>
+    </w:p>
+    <w:p>
+      <w:pPr>
+        <w:pStyle w:val="ListBullet"/>
+        <w:spacing w:after="40" w:line="259" w:lineRule="auto"/>
+        <w:ind w:left="397" w:hanging="198"/>
+      </w:pPr>
+      <w:r>
+        <w:rPr>
+          <w:rFonts w:ascii="Arial" w:hAnsi="Arial"/>
+          <w:b w:val="0"/>
+          <w:i w:val="0"/>
+          <w:color w:val="111111"/>
+          <w:sz w:val="21"/>
+        </w:rPr>
+        <w:t>Registro estruturado de perdas e priorização de ações operacionais.</w:t>
+      </w:r>
+    </w:p>
+    <w:p>
+      <w:pPr>
+        <w:pStyle w:val="ListBullet"/>
+        <w:spacing w:after="40" w:line="259" w:lineRule="auto"/>
+        <w:ind w:left="397" w:hanging="198"/>
+      </w:pPr>
+      <w:r>
+        <w:rPr>
+          <w:rFonts w:ascii="Arial" w:hAnsi="Arial"/>
+          <w:b w:val="0"/>
+          <w:i w:val="0"/>
+          <w:color w:val="111111"/>
+          <w:sz w:val="21"/>
+        </w:rPr>
+        <w:t>Relatórios com filtros, comparação, CSV, impressão e suporte à apresentação gerencial.</w:t>
+      </w:r>
+    </w:p>
+    <w:p>
+      <w:pPr>
+        <w:pStyle w:val="ListBullet"/>
+        <w:spacing w:after="40" w:line="259" w:lineRule="auto"/>
+        <w:ind w:left="397" w:hanging="198"/>
+      </w:pPr>
+      <w:r>
+        <w:rPr>
+          <w:rFonts w:ascii="Arial" w:hAnsi="Arial"/>
+          <w:b w:val="0"/>
+          <w:i w:val="0"/>
+          <w:color w:val="111111"/>
+          <w:sz w:val="21"/>
+        </w:rPr>
+        <w:t>Perfis de acesso, login local, backup e restauração para continuidade da operação.</w:t>
       </w:r>
     </w:p>
     <w:sectPr>
-      <w:headerReference w:type="default" r:id="rId9"/>
-      <w:footerReference w:type="default" r:id="rId10"/>
-      <w:pgSz w:w="12240" w:h="15840"/>
-      <w:pgMar w:top="1440" w:right="1440" w:bottom="1440" w:left="1440" w:header="708" w:footer="708" w:gutter="0"/>
+      <w:pgSz w:w="11906" w:h="16838"/>
+      <w:pgMar w:top="1020" w:right="1020" w:bottom="1020" w:left="1020" w:header="454" w:footer="454" w:gutter="0"/>
       <w:cols w:space="720"/>
       <w:docGrid w:linePitch="360"/>
     </w:sectPr>
   </w:body>
 </w:document>
-</file>
-
-<file path=word/footer1.xml><?xml version="1.0" encoding="utf-8"?>
-<w:ftr xmlns:m="http://schemas.openxmlformats.org/officeDocument/2006/math" xmlns:mc="http://schemas.openxmlformats.org/markup-compatibility/2006" xmlns:mo="http://schemas.microsoft.com/office/mac/office/2008/main" xmlns:mv="urn:schemas-microsoft-com:mac:vml" xmlns:o="urn:schemas-microsoft-com:office:office" xmlns:r="http://schemas.openxmlformats.org/officeDocument/2006/relationships" xmlns:v="urn:schemas-microsoft-com:vml" xmlns:w10="urn:schemas-microsoft-com:office:word" xmlns:w14="http://schemas.microsoft.com/office/word/2010/wordml" xmlns:w="http://schemas.openxmlformats.org/wordprocessingml/2006/main" xmlns:wne="http://schemas.microsoft.com/office/word/2006/wordml" xmlns:wp14="http://schemas.microsoft.com/office/word/2010/wordprocessingDrawing" xmlns:wp="http://schemas.openxmlformats.org/drawingml/2006/wordprocessingDrawing" xmlns:wpc="http://schemas.microsoft.com/office/word/2010/wordprocessingCanvas" xmlns:wpg="http://schemas.microsoft.com/office/word/2010/wordprocessingGroup" xmlns:wpi="http://schemas.microsoft.com/office/word/2010/wordprocessingInk" xmlns:wps="http://schemas.microsoft.com/office/word/2010/wordprocessingShape" mc:Ignorable="w14 wp14">
-  <w:p>
-    <w:pPr>
-      <w:pStyle w:val="Footer"/>
-      <w:jc w:val="right"/>
-    </w:pPr>
-    <w:r>
-      <w:rPr>
-        <w:rFonts w:ascii="Calibri" w:hAnsi="Calibri"/>
-        <w:b w:val="0"/>
-        <w:i w:val="0"/>
-        <w:color w:val="5C6A64"/>
-        <w:sz w:val="16"/>
-      </w:rPr>
-      <w:t xml:space="preserve">Documento de referência interna  |  Página </w:t>
-    </w:r>
-    <w:r>
-      <w:rPr>
-        <w:rFonts w:ascii="Calibri" w:hAnsi="Calibri"/>
-        <w:b w:val="0"/>
-        <w:i w:val="0"/>
-        <w:color w:val="5C6A64"/>
-        <w:sz w:val="16"/>
-      </w:rPr>
-      <w:fldChar w:fldCharType="begin"/>
-      <w:instrText xml:space="preserve"> PAGE </w:instrText>
-      <w:fldChar w:fldCharType="end"/>
-    </w:r>
-  </w:p>
-</w:ftr>
-</file>
-
-<file path=word/header1.xml><?xml version="1.0" encoding="utf-8"?>
-<w:hdr xmlns:m="http://schemas.openxmlformats.org/officeDocument/2006/math" xmlns:mc="http://schemas.openxmlformats.org/markup-compatibility/2006" xmlns:mo="http://schemas.microsoft.com/office/mac/office/2008/main" xmlns:mv="urn:schemas-microsoft-com:mac:vml" xmlns:o="urn:schemas-microsoft-com:office:office" xmlns:r="http://schemas.openxmlformats.org/officeDocument/2006/relationships" xmlns:v="urn:schemas-microsoft-com:vml" xmlns:w10="urn:schemas-microsoft-com:office:word" xmlns:w14="http://schemas.microsoft.com/office/word/2010/wordml" xmlns:w="http://schemas.openxmlformats.org/wordprocessingml/2006/main" xmlns:wne="http://schemas.microsoft.com/office/word/2006/wordml" xmlns:wp14="http://schemas.microsoft.com/office/word/2010/wordprocessingDrawing" xmlns:wp="http://schemas.openxmlformats.org/drawingml/2006/wordprocessingDrawing" xmlns:wpc="http://schemas.microsoft.com/office/word/2010/wordprocessingCanvas" xmlns:wpg="http://schemas.microsoft.com/office/word/2010/wordprocessingGroup" xmlns:wpi="http://schemas.microsoft.com/office/word/2010/wordprocessingInk" xmlns:wps="http://schemas.microsoft.com/office/word/2010/wordprocessingShape" mc:Ignorable="w14 wp14">
-  <w:p>
-    <w:pPr>
-      <w:pStyle w:val="Header"/>
-      <w:spacing w:after="0"/>
-      <w:jc w:val="left"/>
-    </w:pPr>
-    <w:r>
-      <w:rPr>
-        <w:rFonts w:ascii="Calibri" w:hAnsi="Calibri"/>
-        <w:b/>
-        <w:i w:val="0"/>
-        <w:color w:val="5C6A64"/>
-        <w:sz w:val="17"/>
-      </w:rPr>
-      <w:t>GUARDIÕES DA LASANHA  |  PROCEDIMENTO OPERACIONAL PADRÃO</w:t>
-    </w:r>
-  </w:p>
-</w:hdr>
 </file>
 
 <file path=word/numbering.xml><?xml version="1.0" encoding="utf-8"?>
@@ -4120,12 +3476,11 @@
     <w:qFormat/>
     <w:rsid w:val="00FC693F"/>
     <w:pPr>
-      <w:spacing w:after="120" w:line="300" w:lineRule="auto"/>
+      <w:spacing w:after="120" w:line="269" w:lineRule="auto"/>
     </w:pPr>
     <w:rPr>
-      <w:rFonts w:ascii="Calibri" w:hAnsi="Calibri"/>
-      <w:color w:val="10211B"/>
-      <w:sz w:val="22"/>
+      <w:rFonts w:ascii="Arial" w:hAnsi="Arial"/>
+      <w:sz w:val="21"/>
     </w:rPr>
   </w:style>
   <w:style w:type="paragraph" w:styleId="Header">
